--- a/src/main/java/com/awinas/learning/dp/DesignPatter.docx
+++ b/src/main/java/com/awinas/learning/dp/DesignPatter.docx
@@ -4,10 +4,4370 @@
   <w:body>
     <w:p>
       <w:pPr>
+        <w:pStyle w:val="Heading1"/>
+      </w:pPr>
+      <w:r>
+        <w:t>Creational Design Patterns</w:t>
+      </w:r>
+    </w:p>
+    <w:p/>
+    <w:tbl>
+      <w:tblPr>
+        <w:tblW w:w="0" w:type="auto"/>
+        <w:tblBorders>
+          <w:top w:val="single" w:sz="4" w:space="0" w:color="auto"/>
+          <w:left w:val="single" w:sz="4" w:space="0" w:color="auto"/>
+          <w:bottom w:val="single" w:sz="4" w:space="0" w:color="auto"/>
+          <w:right w:val="single" w:sz="4" w:space="0" w:color="auto"/>
+          <w:insideH w:val="single" w:sz="4" w:space="0" w:color="auto"/>
+          <w:insideV w:val="single" w:sz="4" w:space="0" w:color="auto"/>
+        </w:tblBorders>
+        <w:tblCellMar>
+          <w:top w:w="15" w:type="dxa"/>
+          <w:left w:w="15" w:type="dxa"/>
+          <w:bottom w:w="15" w:type="dxa"/>
+          <w:right w:w="15" w:type="dxa"/>
+        </w:tblCellMar>
+        <w:tblLook w:val="04A0" w:firstRow="1" w:lastRow="0" w:firstColumn="1" w:lastColumn="0" w:noHBand="0" w:noVBand="1"/>
+      </w:tblPr>
+      <w:tblGrid>
+        <w:gridCol w:w="370"/>
+        <w:gridCol w:w="1251"/>
+        <w:gridCol w:w="3138"/>
+        <w:gridCol w:w="4257"/>
+      </w:tblGrid>
+      <w:tr>
+        <w:trPr>
+          <w:tblHeader/>
+        </w:trPr>
+        <w:tc>
+          <w:tcPr>
+            <w:tcW w:w="0" w:type="auto"/>
+            <w:noWrap/>
+            <w:tcMar>
+              <w:top w:w="75" w:type="dxa"/>
+              <w:left w:w="135" w:type="dxa"/>
+              <w:bottom w:w="75" w:type="dxa"/>
+              <w:right w:w="135" w:type="dxa"/>
+            </w:tcMar>
+            <w:hideMark/>
+          </w:tcPr>
+          <w:p>
+            <w:pPr>
+              <w:rPr>
+                <w:rFonts w:ascii="Times New Roman" w:eastAsia="Times New Roman" w:hAnsi="Times New Roman" w:cs="Times New Roman"/>
+                <w:b/>
+                <w:bCs/>
+                <w:kern w:val="0"/>
+                <w:sz w:val="20"/>
+                <w:szCs w:val="20"/>
+                <w:lang w:eastAsia="en-GB"/>
+                <w14:ligatures w14:val="none"/>
+              </w:rPr>
+            </w:pPr>
+            <w:r>
+              <w:rPr>
+                <w:rFonts w:ascii="Times New Roman" w:eastAsia="Times New Roman" w:hAnsi="Times New Roman" w:cs="Times New Roman"/>
+                <w:b/>
+                <w:bCs/>
+                <w:kern w:val="0"/>
+                <w:sz w:val="20"/>
+                <w:szCs w:val="20"/>
+                <w:lang w:eastAsia="en-GB"/>
+                <w14:ligatures w14:val="none"/>
+              </w:rPr>
+              <w:t>#</w:t>
+            </w:r>
+          </w:p>
+        </w:tc>
+        <w:tc>
+          <w:tcPr>
+            <w:tcW w:w="0" w:type="auto"/>
+            <w:noWrap/>
+            <w:tcMar>
+              <w:top w:w="75" w:type="dxa"/>
+              <w:left w:w="135" w:type="dxa"/>
+              <w:bottom w:w="75" w:type="dxa"/>
+              <w:right w:w="135" w:type="dxa"/>
+            </w:tcMar>
+            <w:hideMark/>
+          </w:tcPr>
+          <w:p>
+            <w:pPr>
+              <w:rPr>
+                <w:rFonts w:ascii="Times New Roman" w:eastAsia="Times New Roman" w:hAnsi="Times New Roman" w:cs="Times New Roman"/>
+                <w:b/>
+                <w:bCs/>
+                <w:kern w:val="0"/>
+                <w:sz w:val="20"/>
+                <w:szCs w:val="20"/>
+                <w:lang w:eastAsia="en-GB"/>
+                <w14:ligatures w14:val="none"/>
+              </w:rPr>
+            </w:pPr>
+            <w:r>
+              <w:rPr>
+                <w:rFonts w:ascii="Times New Roman" w:eastAsia="Times New Roman" w:hAnsi="Times New Roman" w:cs="Times New Roman"/>
+                <w:b/>
+                <w:bCs/>
+                <w:kern w:val="0"/>
+                <w:sz w:val="20"/>
+                <w:szCs w:val="20"/>
+                <w:lang w:eastAsia="en-GB"/>
+                <w14:ligatures w14:val="none"/>
+              </w:rPr>
+              <w:t>Pattern</w:t>
+            </w:r>
+          </w:p>
+        </w:tc>
+        <w:tc>
+          <w:tcPr>
+            <w:tcW w:w="0" w:type="auto"/>
+            <w:noWrap/>
+            <w:tcMar>
+              <w:top w:w="75" w:type="dxa"/>
+              <w:left w:w="135" w:type="dxa"/>
+              <w:bottom w:w="75" w:type="dxa"/>
+              <w:right w:w="135" w:type="dxa"/>
+            </w:tcMar>
+            <w:hideMark/>
+          </w:tcPr>
+          <w:p>
+            <w:pPr>
+              <w:rPr>
+                <w:rFonts w:ascii="Times New Roman" w:eastAsia="Times New Roman" w:hAnsi="Times New Roman" w:cs="Times New Roman"/>
+                <w:b/>
+                <w:bCs/>
+                <w:kern w:val="0"/>
+                <w:sz w:val="20"/>
+                <w:szCs w:val="20"/>
+                <w:lang w:eastAsia="en-GB"/>
+                <w14:ligatures w14:val="none"/>
+              </w:rPr>
+            </w:pPr>
+            <w:r>
+              <w:rPr>
+                <w:rFonts w:ascii="Times New Roman" w:eastAsia="Times New Roman" w:hAnsi="Times New Roman" w:cs="Times New Roman"/>
+                <w:b/>
+                <w:bCs/>
+                <w:kern w:val="0"/>
+                <w:sz w:val="20"/>
+                <w:szCs w:val="20"/>
+                <w:lang w:eastAsia="en-GB"/>
+                <w14:ligatures w14:val="none"/>
+              </w:rPr>
+              <w:t>Description</w:t>
+            </w:r>
+          </w:p>
+        </w:tc>
+        <w:tc>
+          <w:tcPr>
+            <w:tcW w:w="0" w:type="auto"/>
+            <w:noWrap/>
+            <w:tcMar>
+              <w:top w:w="75" w:type="dxa"/>
+              <w:left w:w="135" w:type="dxa"/>
+              <w:bottom w:w="75" w:type="dxa"/>
+              <w:right w:w="135" w:type="dxa"/>
+            </w:tcMar>
+            <w:hideMark/>
+          </w:tcPr>
+          <w:p>
+            <w:pPr>
+              <w:rPr>
+                <w:rFonts w:ascii="Times New Roman" w:eastAsia="Times New Roman" w:hAnsi="Times New Roman" w:cs="Times New Roman"/>
+                <w:b/>
+                <w:bCs/>
+                <w:kern w:val="0"/>
+                <w:sz w:val="20"/>
+                <w:szCs w:val="20"/>
+                <w:lang w:eastAsia="en-GB"/>
+                <w14:ligatures w14:val="none"/>
+              </w:rPr>
+            </w:pPr>
+            <w:r>
+              <w:rPr>
+                <w:rFonts w:ascii="Times New Roman" w:eastAsia="Times New Roman" w:hAnsi="Times New Roman" w:cs="Times New Roman"/>
+                <w:b/>
+                <w:bCs/>
+                <w:kern w:val="0"/>
+                <w:sz w:val="20"/>
+                <w:szCs w:val="20"/>
+                <w:lang w:eastAsia="en-GB"/>
+                <w14:ligatures w14:val="none"/>
+              </w:rPr>
+              <w:t>Retail Example</w:t>
+            </w:r>
+          </w:p>
+        </w:tc>
+      </w:tr>
+      <w:tr>
+        <w:tc>
+          <w:tcPr>
+            <w:tcW w:w="0" w:type="auto"/>
+            <w:tcMar>
+              <w:top w:w="75" w:type="dxa"/>
+              <w:left w:w="135" w:type="dxa"/>
+              <w:bottom w:w="75" w:type="dxa"/>
+              <w:right w:w="135" w:type="dxa"/>
+            </w:tcMar>
+            <w:hideMark/>
+          </w:tcPr>
+          <w:p>
+            <w:pPr>
+              <w:rPr>
+                <w:rFonts w:ascii="Times New Roman" w:eastAsia="Times New Roman" w:hAnsi="Times New Roman" w:cs="Times New Roman"/>
+                <w:kern w:val="0"/>
+                <w:sz w:val="20"/>
+                <w:szCs w:val="20"/>
+                <w:lang w:eastAsia="en-GB"/>
+                <w14:ligatures w14:val="none"/>
+              </w:rPr>
+            </w:pPr>
+            <w:r>
+              <w:rPr>
+                <w:rFonts w:ascii="Times New Roman" w:eastAsia="Times New Roman" w:hAnsi="Times New Roman" w:cs="Times New Roman"/>
+                <w:kern w:val="0"/>
+                <w:sz w:val="20"/>
+                <w:szCs w:val="20"/>
+                <w:lang w:eastAsia="en-GB"/>
+                <w14:ligatures w14:val="none"/>
+              </w:rPr>
+              <w:t>1</w:t>
+            </w:r>
+          </w:p>
+        </w:tc>
+        <w:tc>
+          <w:tcPr>
+            <w:tcW w:w="0" w:type="auto"/>
+            <w:tcMar>
+              <w:top w:w="75" w:type="dxa"/>
+              <w:left w:w="135" w:type="dxa"/>
+              <w:bottom w:w="75" w:type="dxa"/>
+              <w:right w:w="135" w:type="dxa"/>
+            </w:tcMar>
+            <w:hideMark/>
+          </w:tcPr>
+          <w:p>
+            <w:pPr>
+              <w:rPr>
+                <w:rFonts w:ascii="Times New Roman" w:eastAsia="Times New Roman" w:hAnsi="Times New Roman" w:cs="Times New Roman"/>
+                <w:kern w:val="0"/>
+                <w:sz w:val="20"/>
+                <w:szCs w:val="20"/>
+                <w:lang w:eastAsia="en-GB"/>
+                <w14:ligatures w14:val="none"/>
+              </w:rPr>
+            </w:pPr>
+            <w:r>
+              <w:rPr>
+                <w:rFonts w:ascii="Times New Roman" w:eastAsia="Times New Roman" w:hAnsi="Times New Roman" w:cs="Times New Roman"/>
+                <w:b/>
+                <w:bCs/>
+                <w:kern w:val="0"/>
+                <w:sz w:val="20"/>
+                <w:szCs w:val="20"/>
+                <w:lang w:eastAsia="en-GB"/>
+                <w14:ligatures w14:val="none"/>
+              </w:rPr>
+              <w:t>Singleton</w:t>
+            </w:r>
+          </w:p>
+        </w:tc>
+        <w:tc>
+          <w:tcPr>
+            <w:tcW w:w="0" w:type="auto"/>
+            <w:tcMar>
+              <w:top w:w="75" w:type="dxa"/>
+              <w:left w:w="135" w:type="dxa"/>
+              <w:bottom w:w="75" w:type="dxa"/>
+              <w:right w:w="135" w:type="dxa"/>
+            </w:tcMar>
+            <w:hideMark/>
+          </w:tcPr>
+          <w:p>
+            <w:pPr>
+              <w:rPr>
+                <w:rFonts w:ascii="Times New Roman" w:eastAsia="Times New Roman" w:hAnsi="Times New Roman" w:cs="Times New Roman"/>
+                <w:kern w:val="0"/>
+                <w:sz w:val="20"/>
+                <w:szCs w:val="20"/>
+                <w:lang w:eastAsia="en-GB"/>
+                <w14:ligatures w14:val="none"/>
+              </w:rPr>
+            </w:pPr>
+            <w:r>
+              <w:rPr>
+                <w:rFonts w:ascii="Times New Roman" w:eastAsia="Times New Roman" w:hAnsi="Times New Roman" w:cs="Times New Roman"/>
+                <w:kern w:val="0"/>
+                <w:sz w:val="20"/>
+                <w:szCs w:val="20"/>
+                <w:lang w:eastAsia="en-GB"/>
+                <w14:ligatures w14:val="none"/>
+              </w:rPr>
+              <w:t>Ensures a class has only one instance and provides a global point of access to it.</w:t>
+            </w:r>
+          </w:p>
+        </w:tc>
+        <w:tc>
+          <w:tcPr>
+            <w:tcW w:w="0" w:type="auto"/>
+            <w:tcMar>
+              <w:top w:w="75" w:type="dxa"/>
+              <w:left w:w="135" w:type="dxa"/>
+              <w:bottom w:w="75" w:type="dxa"/>
+              <w:right w:w="135" w:type="dxa"/>
+            </w:tcMar>
+            <w:hideMark/>
+          </w:tcPr>
+          <w:p>
+            <w:pPr>
+              <w:rPr>
+                <w:rFonts w:ascii="Times New Roman" w:eastAsia="Times New Roman" w:hAnsi="Times New Roman" w:cs="Times New Roman"/>
+                <w:kern w:val="0"/>
+                <w:sz w:val="20"/>
+                <w:szCs w:val="20"/>
+                <w:lang w:eastAsia="en-GB"/>
+                <w14:ligatures w14:val="none"/>
+              </w:rPr>
+            </w:pPr>
+            <w:r>
+              <w:rPr>
+                <w:rFonts w:ascii="Times New Roman" w:eastAsia="Times New Roman" w:hAnsi="Times New Roman" w:cs="Times New Roman"/>
+                <w:kern w:val="0"/>
+                <w:sz w:val="20"/>
+                <w:szCs w:val="20"/>
+                <w:lang w:eastAsia="en-GB"/>
+                <w14:ligatures w14:val="none"/>
+              </w:rPr>
+              <w:t>A single InventoryManager instance shared across warehouse and order services.</w:t>
+            </w:r>
+          </w:p>
+        </w:tc>
+      </w:tr>
+      <w:tr>
+        <w:tc>
+          <w:tcPr>
+            <w:tcW w:w="0" w:type="auto"/>
+            <w:tcMar>
+              <w:top w:w="75" w:type="dxa"/>
+              <w:left w:w="135" w:type="dxa"/>
+              <w:bottom w:w="75" w:type="dxa"/>
+              <w:right w:w="135" w:type="dxa"/>
+            </w:tcMar>
+            <w:hideMark/>
+          </w:tcPr>
+          <w:p>
+            <w:pPr>
+              <w:rPr>
+                <w:rFonts w:ascii="Times New Roman" w:eastAsia="Times New Roman" w:hAnsi="Times New Roman" w:cs="Times New Roman"/>
+                <w:kern w:val="0"/>
+                <w:sz w:val="20"/>
+                <w:szCs w:val="20"/>
+                <w:lang w:eastAsia="en-GB"/>
+                <w14:ligatures w14:val="none"/>
+              </w:rPr>
+            </w:pPr>
+            <w:r>
+              <w:rPr>
+                <w:rFonts w:ascii="Times New Roman" w:eastAsia="Times New Roman" w:hAnsi="Times New Roman" w:cs="Times New Roman"/>
+                <w:kern w:val="0"/>
+                <w:sz w:val="20"/>
+                <w:szCs w:val="20"/>
+                <w:lang w:eastAsia="en-GB"/>
+                <w14:ligatures w14:val="none"/>
+              </w:rPr>
+              <w:t>2</w:t>
+            </w:r>
+          </w:p>
+        </w:tc>
+        <w:tc>
+          <w:tcPr>
+            <w:tcW w:w="0" w:type="auto"/>
+            <w:tcMar>
+              <w:top w:w="75" w:type="dxa"/>
+              <w:left w:w="135" w:type="dxa"/>
+              <w:bottom w:w="75" w:type="dxa"/>
+              <w:right w:w="135" w:type="dxa"/>
+            </w:tcMar>
+            <w:hideMark/>
+          </w:tcPr>
+          <w:p>
+            <w:pPr>
+              <w:rPr>
+                <w:rFonts w:ascii="Times New Roman" w:eastAsia="Times New Roman" w:hAnsi="Times New Roman" w:cs="Times New Roman"/>
+                <w:kern w:val="0"/>
+                <w:sz w:val="20"/>
+                <w:szCs w:val="20"/>
+                <w:lang w:eastAsia="en-GB"/>
+                <w14:ligatures w14:val="none"/>
+              </w:rPr>
+            </w:pPr>
+            <w:r>
+              <w:rPr>
+                <w:rFonts w:ascii="Times New Roman" w:eastAsia="Times New Roman" w:hAnsi="Times New Roman" w:cs="Times New Roman"/>
+                <w:b/>
+                <w:bCs/>
+                <w:kern w:val="0"/>
+                <w:sz w:val="20"/>
+                <w:szCs w:val="20"/>
+                <w:lang w:eastAsia="en-GB"/>
+                <w14:ligatures w14:val="none"/>
+              </w:rPr>
+              <w:t>Factory Method</w:t>
+            </w:r>
+          </w:p>
+        </w:tc>
+        <w:tc>
+          <w:tcPr>
+            <w:tcW w:w="0" w:type="auto"/>
+            <w:tcMar>
+              <w:top w:w="75" w:type="dxa"/>
+              <w:left w:w="135" w:type="dxa"/>
+              <w:bottom w:w="75" w:type="dxa"/>
+              <w:right w:w="135" w:type="dxa"/>
+            </w:tcMar>
+            <w:hideMark/>
+          </w:tcPr>
+          <w:p>
+            <w:pPr>
+              <w:rPr>
+                <w:rFonts w:ascii="Times New Roman" w:eastAsia="Times New Roman" w:hAnsi="Times New Roman" w:cs="Times New Roman"/>
+                <w:kern w:val="0"/>
+                <w:sz w:val="20"/>
+                <w:szCs w:val="20"/>
+                <w:lang w:eastAsia="en-GB"/>
+                <w14:ligatures w14:val="none"/>
+              </w:rPr>
+            </w:pPr>
+            <w:r>
+              <w:rPr>
+                <w:rFonts w:ascii="Times New Roman" w:eastAsia="Times New Roman" w:hAnsi="Times New Roman" w:cs="Times New Roman"/>
+                <w:kern w:val="0"/>
+                <w:sz w:val="20"/>
+                <w:szCs w:val="20"/>
+                <w:lang w:eastAsia="en-GB"/>
+                <w14:ligatures w14:val="none"/>
+              </w:rPr>
+              <w:t>Defines an interface for creating objects, but lets the factory decide which class to instantiate.</w:t>
+            </w:r>
+          </w:p>
+        </w:tc>
+        <w:tc>
+          <w:tcPr>
+            <w:tcW w:w="0" w:type="auto"/>
+            <w:tcMar>
+              <w:top w:w="75" w:type="dxa"/>
+              <w:left w:w="135" w:type="dxa"/>
+              <w:bottom w:w="75" w:type="dxa"/>
+              <w:right w:w="135" w:type="dxa"/>
+            </w:tcMar>
+            <w:hideMark/>
+          </w:tcPr>
+          <w:p>
+            <w:pPr>
+              <w:rPr>
+                <w:rFonts w:ascii="Times New Roman" w:eastAsia="Times New Roman" w:hAnsi="Times New Roman" w:cs="Times New Roman"/>
+                <w:kern w:val="0"/>
+                <w:sz w:val="20"/>
+                <w:szCs w:val="20"/>
+                <w:lang w:eastAsia="en-GB"/>
+                <w14:ligatures w14:val="none"/>
+              </w:rPr>
+            </w:pPr>
+            <w:r>
+              <w:rPr>
+                <w:rFonts w:ascii="Times New Roman" w:eastAsia="Times New Roman" w:hAnsi="Times New Roman" w:cs="Times New Roman"/>
+                <w:kern w:val="0"/>
+                <w:sz w:val="20"/>
+                <w:szCs w:val="20"/>
+                <w:lang w:eastAsia="en-GB"/>
+                <w14:ligatures w14:val="none"/>
+              </w:rPr>
+              <w:t>PaymentProcessorFactory creates CreditCard / UPI / Wallet / COD processors based on customer choice.</w:t>
+            </w:r>
+          </w:p>
+        </w:tc>
+      </w:tr>
+      <w:tr>
+        <w:tc>
+          <w:tcPr>
+            <w:tcW w:w="0" w:type="auto"/>
+            <w:tcMar>
+              <w:top w:w="75" w:type="dxa"/>
+              <w:left w:w="135" w:type="dxa"/>
+              <w:bottom w:w="75" w:type="dxa"/>
+              <w:right w:w="135" w:type="dxa"/>
+            </w:tcMar>
+            <w:hideMark/>
+          </w:tcPr>
+          <w:p>
+            <w:pPr>
+              <w:rPr>
+                <w:rFonts w:ascii="Times New Roman" w:eastAsia="Times New Roman" w:hAnsi="Times New Roman" w:cs="Times New Roman"/>
+                <w:kern w:val="0"/>
+                <w:sz w:val="20"/>
+                <w:szCs w:val="20"/>
+                <w:lang w:eastAsia="en-GB"/>
+                <w14:ligatures w14:val="none"/>
+              </w:rPr>
+            </w:pPr>
+            <w:r>
+              <w:rPr>
+                <w:rFonts w:ascii="Times New Roman" w:eastAsia="Times New Roman" w:hAnsi="Times New Roman" w:cs="Times New Roman"/>
+                <w:kern w:val="0"/>
+                <w:sz w:val="20"/>
+                <w:szCs w:val="20"/>
+                <w:lang w:eastAsia="en-GB"/>
+                <w14:ligatures w14:val="none"/>
+              </w:rPr>
+              <w:t>3</w:t>
+            </w:r>
+          </w:p>
+        </w:tc>
+        <w:tc>
+          <w:tcPr>
+            <w:tcW w:w="0" w:type="auto"/>
+            <w:tcMar>
+              <w:top w:w="75" w:type="dxa"/>
+              <w:left w:w="135" w:type="dxa"/>
+              <w:bottom w:w="75" w:type="dxa"/>
+              <w:right w:w="135" w:type="dxa"/>
+            </w:tcMar>
+            <w:hideMark/>
+          </w:tcPr>
+          <w:p>
+            <w:pPr>
+              <w:rPr>
+                <w:rFonts w:ascii="Times New Roman" w:eastAsia="Times New Roman" w:hAnsi="Times New Roman" w:cs="Times New Roman"/>
+                <w:kern w:val="0"/>
+                <w:sz w:val="20"/>
+                <w:szCs w:val="20"/>
+                <w:lang w:eastAsia="en-GB"/>
+                <w14:ligatures w14:val="none"/>
+              </w:rPr>
+            </w:pPr>
+            <w:r>
+              <w:rPr>
+                <w:rFonts w:ascii="Times New Roman" w:eastAsia="Times New Roman" w:hAnsi="Times New Roman" w:cs="Times New Roman"/>
+                <w:b/>
+                <w:bCs/>
+                <w:kern w:val="0"/>
+                <w:sz w:val="20"/>
+                <w:szCs w:val="20"/>
+                <w:lang w:eastAsia="en-GB"/>
+                <w14:ligatures w14:val="none"/>
+              </w:rPr>
+              <w:t>Abstract Factory</w:t>
+            </w:r>
+          </w:p>
+        </w:tc>
+        <w:tc>
+          <w:tcPr>
+            <w:tcW w:w="0" w:type="auto"/>
+            <w:tcMar>
+              <w:top w:w="75" w:type="dxa"/>
+              <w:left w:w="135" w:type="dxa"/>
+              <w:bottom w:w="75" w:type="dxa"/>
+              <w:right w:w="135" w:type="dxa"/>
+            </w:tcMar>
+            <w:hideMark/>
+          </w:tcPr>
+          <w:p>
+            <w:pPr>
+              <w:rPr>
+                <w:rFonts w:ascii="Times New Roman" w:eastAsia="Times New Roman" w:hAnsi="Times New Roman" w:cs="Times New Roman"/>
+                <w:kern w:val="0"/>
+                <w:sz w:val="20"/>
+                <w:szCs w:val="20"/>
+                <w:lang w:eastAsia="en-GB"/>
+                <w14:ligatures w14:val="none"/>
+              </w:rPr>
+            </w:pPr>
+            <w:r>
+              <w:rPr>
+                <w:rFonts w:ascii="Times New Roman" w:eastAsia="Times New Roman" w:hAnsi="Times New Roman" w:cs="Times New Roman"/>
+                <w:kern w:val="0"/>
+                <w:sz w:val="20"/>
+                <w:szCs w:val="20"/>
+                <w:lang w:eastAsia="en-GB"/>
+                <w14:ligatures w14:val="none"/>
+              </w:rPr>
+              <w:t>Provides an interface for creating </w:t>
+            </w:r>
+            <w:r>
+              <w:rPr>
+                <w:rFonts w:ascii="Times New Roman" w:eastAsia="Times New Roman" w:hAnsi="Times New Roman" w:cs="Times New Roman"/>
+                <w:b/>
+                <w:bCs/>
+                <w:kern w:val="0"/>
+                <w:sz w:val="20"/>
+                <w:szCs w:val="20"/>
+                <w:lang w:eastAsia="en-GB"/>
+                <w14:ligatures w14:val="none"/>
+              </w:rPr>
+              <w:t>families of related objects</w:t>
+            </w:r>
+            <w:r>
+              <w:rPr>
+                <w:rFonts w:ascii="Times New Roman" w:eastAsia="Times New Roman" w:hAnsi="Times New Roman" w:cs="Times New Roman"/>
+                <w:kern w:val="0"/>
+                <w:sz w:val="20"/>
+                <w:szCs w:val="20"/>
+                <w:lang w:eastAsia="en-GB"/>
+                <w14:ligatures w14:val="none"/>
+              </w:rPr>
+              <w:t> without specifying concrete classes.</w:t>
+            </w:r>
+          </w:p>
+        </w:tc>
+        <w:tc>
+          <w:tcPr>
+            <w:tcW w:w="0" w:type="auto"/>
+            <w:tcMar>
+              <w:top w:w="75" w:type="dxa"/>
+              <w:left w:w="135" w:type="dxa"/>
+              <w:bottom w:w="75" w:type="dxa"/>
+              <w:right w:w="135" w:type="dxa"/>
+            </w:tcMar>
+            <w:hideMark/>
+          </w:tcPr>
+          <w:p>
+            <w:pPr>
+              <w:rPr>
+                <w:rFonts w:ascii="Times New Roman" w:eastAsia="Times New Roman" w:hAnsi="Times New Roman" w:cs="Times New Roman"/>
+                <w:kern w:val="0"/>
+                <w:sz w:val="20"/>
+                <w:szCs w:val="20"/>
+                <w:lang w:eastAsia="en-GB"/>
+                <w14:ligatures w14:val="none"/>
+              </w:rPr>
+            </w:pPr>
+            <w:r>
+              <w:rPr>
+                <w:rFonts w:ascii="Times New Roman" w:eastAsia="Times New Roman" w:hAnsi="Times New Roman" w:cs="Times New Roman"/>
+                <w:kern w:val="0"/>
+                <w:sz w:val="20"/>
+                <w:szCs w:val="20"/>
+                <w:lang w:eastAsia="en-GB"/>
+                <w14:ligatures w14:val="none"/>
+              </w:rPr>
+              <w:t>SaleThemeFactory creates matching Banner + OfferCard + Notification for Diwali or Black Friday.</w:t>
+            </w:r>
+          </w:p>
+        </w:tc>
+      </w:tr>
+      <w:tr>
+        <w:tc>
+          <w:tcPr>
+            <w:tcW w:w="0" w:type="auto"/>
+            <w:tcMar>
+              <w:top w:w="75" w:type="dxa"/>
+              <w:left w:w="135" w:type="dxa"/>
+              <w:bottom w:w="75" w:type="dxa"/>
+              <w:right w:w="135" w:type="dxa"/>
+            </w:tcMar>
+            <w:hideMark/>
+          </w:tcPr>
+          <w:p>
+            <w:pPr>
+              <w:rPr>
+                <w:rFonts w:ascii="Times New Roman" w:eastAsia="Times New Roman" w:hAnsi="Times New Roman" w:cs="Times New Roman"/>
+                <w:kern w:val="0"/>
+                <w:sz w:val="20"/>
+                <w:szCs w:val="20"/>
+                <w:lang w:eastAsia="en-GB"/>
+                <w14:ligatures w14:val="none"/>
+              </w:rPr>
+            </w:pPr>
+            <w:r>
+              <w:rPr>
+                <w:rFonts w:ascii="Times New Roman" w:eastAsia="Times New Roman" w:hAnsi="Times New Roman" w:cs="Times New Roman"/>
+                <w:kern w:val="0"/>
+                <w:sz w:val="20"/>
+                <w:szCs w:val="20"/>
+                <w:lang w:eastAsia="en-GB"/>
+                <w14:ligatures w14:val="none"/>
+              </w:rPr>
+              <w:t>4</w:t>
+            </w:r>
+          </w:p>
+        </w:tc>
+        <w:tc>
+          <w:tcPr>
+            <w:tcW w:w="0" w:type="auto"/>
+            <w:tcMar>
+              <w:top w:w="75" w:type="dxa"/>
+              <w:left w:w="135" w:type="dxa"/>
+              <w:bottom w:w="75" w:type="dxa"/>
+              <w:right w:w="135" w:type="dxa"/>
+            </w:tcMar>
+            <w:hideMark/>
+          </w:tcPr>
+          <w:p>
+            <w:pPr>
+              <w:rPr>
+                <w:rFonts w:ascii="Times New Roman" w:eastAsia="Times New Roman" w:hAnsi="Times New Roman" w:cs="Times New Roman"/>
+                <w:kern w:val="0"/>
+                <w:sz w:val="20"/>
+                <w:szCs w:val="20"/>
+                <w:lang w:eastAsia="en-GB"/>
+                <w14:ligatures w14:val="none"/>
+              </w:rPr>
+            </w:pPr>
+            <w:r>
+              <w:rPr>
+                <w:rFonts w:ascii="Times New Roman" w:eastAsia="Times New Roman" w:hAnsi="Times New Roman" w:cs="Times New Roman"/>
+                <w:b/>
+                <w:bCs/>
+                <w:kern w:val="0"/>
+                <w:sz w:val="20"/>
+                <w:szCs w:val="20"/>
+                <w:lang w:eastAsia="en-GB"/>
+                <w14:ligatures w14:val="none"/>
+              </w:rPr>
+              <w:t>Builder</w:t>
+            </w:r>
+          </w:p>
+        </w:tc>
+        <w:tc>
+          <w:tcPr>
+            <w:tcW w:w="0" w:type="auto"/>
+            <w:tcMar>
+              <w:top w:w="75" w:type="dxa"/>
+              <w:left w:w="135" w:type="dxa"/>
+              <w:bottom w:w="75" w:type="dxa"/>
+              <w:right w:w="135" w:type="dxa"/>
+            </w:tcMar>
+            <w:hideMark/>
+          </w:tcPr>
+          <w:p>
+            <w:pPr>
+              <w:rPr>
+                <w:rFonts w:ascii="Times New Roman" w:eastAsia="Times New Roman" w:hAnsi="Times New Roman" w:cs="Times New Roman"/>
+                <w:kern w:val="0"/>
+                <w:sz w:val="20"/>
+                <w:szCs w:val="20"/>
+                <w:lang w:eastAsia="en-GB"/>
+                <w14:ligatures w14:val="none"/>
+              </w:rPr>
+            </w:pPr>
+            <w:r>
+              <w:rPr>
+                <w:rFonts w:ascii="Times New Roman" w:eastAsia="Times New Roman" w:hAnsi="Times New Roman" w:cs="Times New Roman"/>
+                <w:kern w:val="0"/>
+                <w:sz w:val="20"/>
+                <w:szCs w:val="20"/>
+                <w:lang w:eastAsia="en-GB"/>
+                <w14:ligatures w14:val="none"/>
+              </w:rPr>
+              <w:t>Separates the construction of a complex object from its representation, allowing step-by-step creation.</w:t>
+            </w:r>
+          </w:p>
+        </w:tc>
+        <w:tc>
+          <w:tcPr>
+            <w:tcW w:w="0" w:type="auto"/>
+            <w:tcMar>
+              <w:top w:w="75" w:type="dxa"/>
+              <w:left w:w="135" w:type="dxa"/>
+              <w:bottom w:w="75" w:type="dxa"/>
+              <w:right w:w="135" w:type="dxa"/>
+            </w:tcMar>
+            <w:hideMark/>
+          </w:tcPr>
+          <w:p>
+            <w:pPr>
+              <w:rPr>
+                <w:rFonts w:ascii="Times New Roman" w:eastAsia="Times New Roman" w:hAnsi="Times New Roman" w:cs="Times New Roman"/>
+                <w:kern w:val="0"/>
+                <w:sz w:val="20"/>
+                <w:szCs w:val="20"/>
+                <w:lang w:eastAsia="en-GB"/>
+                <w14:ligatures w14:val="none"/>
+              </w:rPr>
+            </w:pPr>
+            <w:r>
+              <w:rPr>
+                <w:rFonts w:ascii="Times New Roman" w:eastAsia="Times New Roman" w:hAnsi="Times New Roman" w:cs="Times New Roman"/>
+                <w:kern w:val="0"/>
+                <w:sz w:val="20"/>
+                <w:szCs w:val="20"/>
+                <w:lang w:eastAsia="en-GB"/>
+                <w14:ligatures w14:val="none"/>
+              </w:rPr>
+              <w:t>Fluent Order.builder() to construct orders with items, address, gift wrap, coupon, delivery options.</w:t>
+            </w:r>
+          </w:p>
+        </w:tc>
+      </w:tr>
+      <w:tr>
+        <w:tc>
+          <w:tcPr>
+            <w:tcW w:w="0" w:type="auto"/>
+            <w:tcMar>
+              <w:top w:w="75" w:type="dxa"/>
+              <w:left w:w="135" w:type="dxa"/>
+              <w:bottom w:w="75" w:type="dxa"/>
+              <w:right w:w="135" w:type="dxa"/>
+            </w:tcMar>
+            <w:hideMark/>
+          </w:tcPr>
+          <w:p>
+            <w:pPr>
+              <w:rPr>
+                <w:rFonts w:ascii="Times New Roman" w:eastAsia="Times New Roman" w:hAnsi="Times New Roman" w:cs="Times New Roman"/>
+                <w:kern w:val="0"/>
+                <w:sz w:val="20"/>
+                <w:szCs w:val="20"/>
+                <w:lang w:eastAsia="en-GB"/>
+                <w14:ligatures w14:val="none"/>
+              </w:rPr>
+            </w:pPr>
+            <w:r>
+              <w:rPr>
+                <w:rFonts w:ascii="Times New Roman" w:eastAsia="Times New Roman" w:hAnsi="Times New Roman" w:cs="Times New Roman"/>
+                <w:kern w:val="0"/>
+                <w:sz w:val="20"/>
+                <w:szCs w:val="20"/>
+                <w:lang w:eastAsia="en-GB"/>
+                <w14:ligatures w14:val="none"/>
+              </w:rPr>
+              <w:t>5</w:t>
+            </w:r>
+          </w:p>
+        </w:tc>
+        <w:tc>
+          <w:tcPr>
+            <w:tcW w:w="0" w:type="auto"/>
+            <w:tcMar>
+              <w:top w:w="75" w:type="dxa"/>
+              <w:left w:w="135" w:type="dxa"/>
+              <w:bottom w:w="75" w:type="dxa"/>
+              <w:right w:w="135" w:type="dxa"/>
+            </w:tcMar>
+            <w:hideMark/>
+          </w:tcPr>
+          <w:p>
+            <w:pPr>
+              <w:rPr>
+                <w:rFonts w:ascii="Times New Roman" w:eastAsia="Times New Roman" w:hAnsi="Times New Roman" w:cs="Times New Roman"/>
+                <w:kern w:val="0"/>
+                <w:sz w:val="20"/>
+                <w:szCs w:val="20"/>
+                <w:lang w:eastAsia="en-GB"/>
+                <w14:ligatures w14:val="none"/>
+              </w:rPr>
+            </w:pPr>
+            <w:r>
+              <w:rPr>
+                <w:rFonts w:ascii="Times New Roman" w:eastAsia="Times New Roman" w:hAnsi="Times New Roman" w:cs="Times New Roman"/>
+                <w:b/>
+                <w:bCs/>
+                <w:kern w:val="0"/>
+                <w:sz w:val="20"/>
+                <w:szCs w:val="20"/>
+                <w:lang w:eastAsia="en-GB"/>
+                <w14:ligatures w14:val="none"/>
+              </w:rPr>
+              <w:t>Prototype</w:t>
+            </w:r>
+          </w:p>
+        </w:tc>
+        <w:tc>
+          <w:tcPr>
+            <w:tcW w:w="0" w:type="auto"/>
+            <w:tcMar>
+              <w:top w:w="75" w:type="dxa"/>
+              <w:left w:w="135" w:type="dxa"/>
+              <w:bottom w:w="75" w:type="dxa"/>
+              <w:right w:w="135" w:type="dxa"/>
+            </w:tcMar>
+            <w:hideMark/>
+          </w:tcPr>
+          <w:p>
+            <w:pPr>
+              <w:rPr>
+                <w:rFonts w:ascii="Times New Roman" w:eastAsia="Times New Roman" w:hAnsi="Times New Roman" w:cs="Times New Roman"/>
+                <w:kern w:val="0"/>
+                <w:sz w:val="20"/>
+                <w:szCs w:val="20"/>
+                <w:lang w:eastAsia="en-GB"/>
+                <w14:ligatures w14:val="none"/>
+              </w:rPr>
+            </w:pPr>
+            <w:r>
+              <w:rPr>
+                <w:rFonts w:ascii="Times New Roman" w:eastAsia="Times New Roman" w:hAnsi="Times New Roman" w:cs="Times New Roman"/>
+                <w:kern w:val="0"/>
+                <w:sz w:val="20"/>
+                <w:szCs w:val="20"/>
+                <w:lang w:eastAsia="en-GB"/>
+                <w14:ligatures w14:val="none"/>
+              </w:rPr>
+              <w:t>Creates new objects by </w:t>
+            </w:r>
+            <w:r>
+              <w:rPr>
+                <w:rFonts w:ascii="Times New Roman" w:eastAsia="Times New Roman" w:hAnsi="Times New Roman" w:cs="Times New Roman"/>
+                <w:b/>
+                <w:bCs/>
+                <w:kern w:val="0"/>
+                <w:sz w:val="20"/>
+                <w:szCs w:val="20"/>
+                <w:lang w:eastAsia="en-GB"/>
+                <w14:ligatures w14:val="none"/>
+              </w:rPr>
+              <w:t>cloning</w:t>
+            </w:r>
+            <w:r>
+              <w:rPr>
+                <w:rFonts w:ascii="Times New Roman" w:eastAsia="Times New Roman" w:hAnsi="Times New Roman" w:cs="Times New Roman"/>
+                <w:kern w:val="0"/>
+                <w:sz w:val="20"/>
+                <w:szCs w:val="20"/>
+                <w:lang w:eastAsia="en-GB"/>
+                <w14:ligatures w14:val="none"/>
+              </w:rPr>
+              <w:t> an existing object rather than building from scratch.</w:t>
+            </w:r>
+          </w:p>
+        </w:tc>
+        <w:tc>
+          <w:tcPr>
+            <w:tcW w:w="0" w:type="auto"/>
+            <w:tcMar>
+              <w:top w:w="75" w:type="dxa"/>
+              <w:left w:w="135" w:type="dxa"/>
+              <w:bottom w:w="75" w:type="dxa"/>
+              <w:right w:w="135" w:type="dxa"/>
+            </w:tcMar>
+            <w:hideMark/>
+          </w:tcPr>
+          <w:p>
+            <w:pPr>
+              <w:rPr>
+                <w:rFonts w:ascii="Times New Roman" w:eastAsia="Times New Roman" w:hAnsi="Times New Roman" w:cs="Times New Roman"/>
+                <w:kern w:val="0"/>
+                <w:sz w:val="20"/>
+                <w:szCs w:val="20"/>
+                <w:lang w:eastAsia="en-GB"/>
+                <w14:ligatures w14:val="none"/>
+              </w:rPr>
+            </w:pPr>
+            <w:r>
+              <w:rPr>
+                <w:rFonts w:ascii="Times New Roman" w:eastAsia="Times New Roman" w:hAnsi="Times New Roman" w:cs="Times New Roman"/>
+                <w:kern w:val="0"/>
+                <w:sz w:val="20"/>
+                <w:szCs w:val="20"/>
+                <w:lang w:eastAsia="en-GB"/>
+                <w14:ligatures w14:val="none"/>
+              </w:rPr>
+              <w:t>Clone a base ProductListing to quickly create size/colour variants without re-entering all details.</w:t>
+            </w:r>
+          </w:p>
+        </w:tc>
+      </w:tr>
+    </w:tbl>
+    <w:p/>
+    <w:p>
+      <w:pPr>
+        <w:pStyle w:val="Heading2"/>
+      </w:pPr>
+      <w:r>
+        <w:t>When to Use Which?</w:t>
+      </w:r>
+    </w:p>
+    <w:p/>
+    <w:tbl>
+      <w:tblPr>
+        <w:tblW w:w="0" w:type="auto"/>
+        <w:tblBorders>
+          <w:top w:val="single" w:sz="4" w:space="0" w:color="auto"/>
+          <w:left w:val="single" w:sz="4" w:space="0" w:color="auto"/>
+          <w:bottom w:val="single" w:sz="4" w:space="0" w:color="auto"/>
+          <w:right w:val="single" w:sz="4" w:space="0" w:color="auto"/>
+          <w:insideH w:val="single" w:sz="4" w:space="0" w:color="auto"/>
+          <w:insideV w:val="single" w:sz="4" w:space="0" w:color="auto"/>
+        </w:tblBorders>
+        <w:tblCellMar>
+          <w:top w:w="15" w:type="dxa"/>
+          <w:left w:w="15" w:type="dxa"/>
+          <w:bottom w:w="15" w:type="dxa"/>
+          <w:right w:w="15" w:type="dxa"/>
+        </w:tblCellMar>
+        <w:tblLook w:val="04A0" w:firstRow="1" w:lastRow="0" w:firstColumn="1" w:lastColumn="0" w:noHBand="0" w:noVBand="1"/>
+      </w:tblPr>
+      <w:tblGrid>
+        <w:gridCol w:w="5734"/>
+        <w:gridCol w:w="2066"/>
+      </w:tblGrid>
+      <w:tr>
+        <w:trPr>
+          <w:tblHeader/>
+        </w:trPr>
+        <w:tc>
+          <w:tcPr>
+            <w:tcW w:w="0" w:type="auto"/>
+            <w:noWrap/>
+            <w:tcMar>
+              <w:top w:w="75" w:type="dxa"/>
+              <w:left w:w="135" w:type="dxa"/>
+              <w:bottom w:w="75" w:type="dxa"/>
+              <w:right w:w="135" w:type="dxa"/>
+            </w:tcMar>
+            <w:hideMark/>
+          </w:tcPr>
+          <w:p>
+            <w:pPr>
+              <w:rPr>
+                <w:rFonts w:ascii="Times New Roman" w:hAnsi="Times New Roman" w:cs="Times New Roman"/>
+                <w:b/>
+                <w:bCs/>
+                <w:sz w:val="21"/>
+                <w:szCs w:val="21"/>
+              </w:rPr>
+            </w:pPr>
+            <w:r>
+              <w:rPr>
+                <w:b/>
+                <w:bCs/>
+                <w:sz w:val="21"/>
+                <w:szCs w:val="21"/>
+              </w:rPr>
+              <w:t>Scenario</w:t>
+            </w:r>
+          </w:p>
+        </w:tc>
+        <w:tc>
+          <w:tcPr>
+            <w:tcW w:w="0" w:type="auto"/>
+            <w:noWrap/>
+            <w:tcMar>
+              <w:top w:w="75" w:type="dxa"/>
+              <w:left w:w="135" w:type="dxa"/>
+              <w:bottom w:w="75" w:type="dxa"/>
+              <w:right w:w="135" w:type="dxa"/>
+            </w:tcMar>
+            <w:hideMark/>
+          </w:tcPr>
+          <w:p>
+            <w:pPr>
+              <w:rPr>
+                <w:b/>
+                <w:bCs/>
+                <w:sz w:val="21"/>
+                <w:szCs w:val="21"/>
+              </w:rPr>
+            </w:pPr>
+            <w:r>
+              <w:rPr>
+                <w:b/>
+                <w:bCs/>
+                <w:sz w:val="21"/>
+                <w:szCs w:val="21"/>
+              </w:rPr>
+              <w:t>Pattern</w:t>
+            </w:r>
+          </w:p>
+        </w:tc>
+      </w:tr>
+      <w:tr>
+        <w:tc>
+          <w:tcPr>
+            <w:tcW w:w="0" w:type="auto"/>
+            <w:tcMar>
+              <w:top w:w="75" w:type="dxa"/>
+              <w:left w:w="135" w:type="dxa"/>
+              <w:bottom w:w="75" w:type="dxa"/>
+              <w:right w:w="135" w:type="dxa"/>
+            </w:tcMar>
+            <w:hideMark/>
+          </w:tcPr>
+          <w:p>
+            <w:r>
+              <w:t>Need exactly ONE shared instance</w:t>
+            </w:r>
+          </w:p>
+        </w:tc>
+        <w:tc>
+          <w:tcPr>
+            <w:tcW w:w="0" w:type="auto"/>
+            <w:tcMar>
+              <w:top w:w="75" w:type="dxa"/>
+              <w:left w:w="135" w:type="dxa"/>
+              <w:bottom w:w="75" w:type="dxa"/>
+              <w:right w:w="135" w:type="dxa"/>
+            </w:tcMar>
+            <w:hideMark/>
+          </w:tcPr>
+          <w:p>
+            <w:r>
+              <w:rPr>
+                <w:rStyle w:val="font-semibold"/>
+                <w:b/>
+                <w:bCs/>
+              </w:rPr>
+              <w:t>Singleton</w:t>
+            </w:r>
+          </w:p>
+        </w:tc>
+      </w:tr>
+      <w:tr>
+        <w:tc>
+          <w:tcPr>
+            <w:tcW w:w="0" w:type="auto"/>
+            <w:tcMar>
+              <w:top w:w="75" w:type="dxa"/>
+              <w:left w:w="135" w:type="dxa"/>
+              <w:bottom w:w="75" w:type="dxa"/>
+              <w:right w:w="135" w:type="dxa"/>
+            </w:tcMar>
+            <w:hideMark/>
+          </w:tcPr>
+          <w:p>
+            <w:r>
+              <w:t>Need to create ONE object, type decided at runtime</w:t>
+            </w:r>
+          </w:p>
+        </w:tc>
+        <w:tc>
+          <w:tcPr>
+            <w:tcW w:w="0" w:type="auto"/>
+            <w:tcMar>
+              <w:top w:w="75" w:type="dxa"/>
+              <w:left w:w="135" w:type="dxa"/>
+              <w:bottom w:w="75" w:type="dxa"/>
+              <w:right w:w="135" w:type="dxa"/>
+            </w:tcMar>
+            <w:hideMark/>
+          </w:tcPr>
+          <w:p>
+            <w:r>
+              <w:rPr>
+                <w:rStyle w:val="font-semibold"/>
+                <w:b/>
+                <w:bCs/>
+              </w:rPr>
+              <w:t>Factory Method</w:t>
+            </w:r>
+          </w:p>
+        </w:tc>
+      </w:tr>
+      <w:tr>
+        <w:tc>
+          <w:tcPr>
+            <w:tcW w:w="0" w:type="auto"/>
+            <w:tcMar>
+              <w:top w:w="75" w:type="dxa"/>
+              <w:left w:w="135" w:type="dxa"/>
+              <w:bottom w:w="75" w:type="dxa"/>
+              <w:right w:w="135" w:type="dxa"/>
+            </w:tcMar>
+            <w:hideMark/>
+          </w:tcPr>
+          <w:p>
+            <w:r>
+              <w:t>Need to create a FAMILY of related objects together</w:t>
+            </w:r>
+          </w:p>
+        </w:tc>
+        <w:tc>
+          <w:tcPr>
+            <w:tcW w:w="0" w:type="auto"/>
+            <w:tcMar>
+              <w:top w:w="75" w:type="dxa"/>
+              <w:left w:w="135" w:type="dxa"/>
+              <w:bottom w:w="75" w:type="dxa"/>
+              <w:right w:w="135" w:type="dxa"/>
+            </w:tcMar>
+            <w:hideMark/>
+          </w:tcPr>
+          <w:p>
+            <w:r>
+              <w:rPr>
+                <w:rStyle w:val="font-semibold"/>
+                <w:b/>
+                <w:bCs/>
+              </w:rPr>
+              <w:t>Abstract Factory</w:t>
+            </w:r>
+          </w:p>
+        </w:tc>
+      </w:tr>
+      <w:tr>
+        <w:tc>
+          <w:tcPr>
+            <w:tcW w:w="0" w:type="auto"/>
+            <w:tcMar>
+              <w:top w:w="75" w:type="dxa"/>
+              <w:left w:w="135" w:type="dxa"/>
+              <w:bottom w:w="75" w:type="dxa"/>
+              <w:right w:w="135" w:type="dxa"/>
+            </w:tcMar>
+            <w:hideMark/>
+          </w:tcPr>
+          <w:p>
+            <w:r>
+              <w:t>Object has many optional fields, built step-by-step</w:t>
+            </w:r>
+          </w:p>
+        </w:tc>
+        <w:tc>
+          <w:tcPr>
+            <w:tcW w:w="0" w:type="auto"/>
+            <w:tcMar>
+              <w:top w:w="75" w:type="dxa"/>
+              <w:left w:w="135" w:type="dxa"/>
+              <w:bottom w:w="75" w:type="dxa"/>
+              <w:right w:w="135" w:type="dxa"/>
+            </w:tcMar>
+            <w:hideMark/>
+          </w:tcPr>
+          <w:p>
+            <w:r>
+              <w:rPr>
+                <w:rStyle w:val="font-semibold"/>
+                <w:b/>
+                <w:bCs/>
+              </w:rPr>
+              <w:t>Builder</w:t>
+            </w:r>
+          </w:p>
+        </w:tc>
+      </w:tr>
+      <w:tr>
+        <w:tc>
+          <w:tcPr>
+            <w:tcW w:w="0" w:type="auto"/>
+            <w:tcMar>
+              <w:top w:w="75" w:type="dxa"/>
+              <w:left w:w="135" w:type="dxa"/>
+              <w:bottom w:w="75" w:type="dxa"/>
+              <w:right w:w="135" w:type="dxa"/>
+            </w:tcMar>
+            <w:hideMark/>
+          </w:tcPr>
+          <w:p>
+            <w:r>
+              <w:t>Need copies of an existing object with minor changes</w:t>
+            </w:r>
+          </w:p>
+        </w:tc>
+        <w:tc>
+          <w:tcPr>
+            <w:tcW w:w="0" w:type="auto"/>
+            <w:tcMar>
+              <w:top w:w="75" w:type="dxa"/>
+              <w:left w:w="135" w:type="dxa"/>
+              <w:bottom w:w="75" w:type="dxa"/>
+              <w:right w:w="135" w:type="dxa"/>
+            </w:tcMar>
+            <w:hideMark/>
+          </w:tcPr>
+          <w:p>
+            <w:r>
+              <w:rPr>
+                <w:rStyle w:val="font-semibold"/>
+                <w:b/>
+                <w:bCs/>
+              </w:rPr>
+              <w:t>Prototype</w:t>
+            </w:r>
+          </w:p>
+        </w:tc>
+      </w:tr>
+    </w:tbl>
+    <w:p>
+      <w:pPr>
+        <w:pStyle w:val="Heading2"/>
+      </w:pPr>
+    </w:p>
+    <w:p>
+      <w:pPr>
+        <w:pStyle w:val="Heading2"/>
+      </w:pPr>
+    </w:p>
+    <w:p>
+      <w:pPr>
+        <w:pStyle w:val="Heading2"/>
+      </w:pPr>
+    </w:p>
+    <w:p>
+      <w:pPr>
+        <w:pStyle w:val="Heading2"/>
+      </w:pPr>
+    </w:p>
+    <w:p>
+      <w:pPr>
+        <w:pStyle w:val="Heading2"/>
+      </w:pPr>
+    </w:p>
+    <w:p>
+      <w:pPr>
+        <w:pStyle w:val="Heading2"/>
+      </w:pPr>
+    </w:p>
+    <w:p>
+      <w:pPr>
+        <w:pStyle w:val="Heading2"/>
+      </w:pPr>
+    </w:p>
+    <w:p>
+      <w:pPr>
+        <w:pStyle w:val="Heading2"/>
+      </w:pPr>
+    </w:p>
+    <w:p/>
+    <w:p/>
+    <w:p>
+      <w:pPr>
+        <w:pStyle w:val="Heading2"/>
+      </w:pPr>
+      <w:r>
+        <w:t>1. Singleton Pattern</w:t>
+      </w:r>
+    </w:p>
+    <w:p>
+      <w:pPr>
+        <w:pStyle w:val="Heading3"/>
+      </w:pPr>
+      <w:r>
+        <w:t>What it does (Simple Terms)</w:t>
+      </w:r>
+    </w:p>
+    <w:p>
+      <w:pPr>
+        <w:pStyle w:val="NormalWeb"/>
+        <w:spacing w:before="0" w:beforeAutospacing="0" w:after="0" w:afterAutospacing="0"/>
+        <w:ind w:firstLine="720"/>
+        <w:rPr>
+          <w:rFonts w:ascii="Arial" w:hAnsi="Arial" w:cs="Arial"/>
+          <w:i/>
+          <w:iCs/>
+          <w:sz w:val="21"/>
+          <w:szCs w:val="21"/>
+        </w:rPr>
+      </w:pPr>
+      <w:r>
+        <w:rPr>
+          <w:rFonts w:ascii="Arial" w:hAnsi="Arial" w:cs="Arial"/>
+          <w:i/>
+          <w:iCs/>
+          <w:sz w:val="21"/>
+          <w:szCs w:val="21"/>
+        </w:rPr>
+        <w:t>"Only ONE manager in the entire store. Everyone talks to the SAME person."</w:t>
+      </w:r>
+    </w:p>
+    <w:p>
+      <w:pPr>
+        <w:pStyle w:val="NormalWeb"/>
+        <w:spacing w:before="90" w:beforeAutospacing="0" w:after="90" w:afterAutospacing="0"/>
+        <w:rPr>
+          <w:rFonts w:ascii="Arial" w:hAnsi="Arial" w:cs="Arial"/>
+          <w:sz w:val="21"/>
+          <w:szCs w:val="21"/>
+        </w:rPr>
+      </w:pPr>
+      <w:r>
+        <w:rPr>
+          <w:rFonts w:ascii="Arial" w:hAnsi="Arial" w:cs="Arial"/>
+          <w:sz w:val="21"/>
+          <w:szCs w:val="21"/>
+        </w:rPr>
+        <w:t>Imagine a retail warehouse has one single Inventory Manager. Whether the order team or the warehouse team asks about stock — they all talk to the same person. There's no confusion, no duplicate records.</w:t>
+      </w:r>
+    </w:p>
+    <w:p>
+      <w:pPr>
+        <w:pStyle w:val="Heading3"/>
+      </w:pPr>
+      <w:r>
+        <w:t>When to use</w:t>
+      </w:r>
+    </w:p>
+    <w:p>
+      <w:pPr>
+        <w:pStyle w:val="py-1"/>
+        <w:numPr>
+          <w:ilvl w:val="0"/>
+          <w:numId w:val="4"/>
+        </w:numPr>
+        <w:rPr>
+          <w:rFonts w:ascii="Arial" w:hAnsi="Arial" w:cs="Arial"/>
+          <w:sz w:val="21"/>
+          <w:szCs w:val="21"/>
+        </w:rPr>
+      </w:pPr>
+      <w:r>
+        <w:rPr>
+          <w:rFonts w:ascii="Arial" w:hAnsi="Arial" w:cs="Arial"/>
+          <w:sz w:val="21"/>
+          <w:szCs w:val="21"/>
+        </w:rPr>
+        <w:t>Database connection pools</w:t>
+      </w:r>
+    </w:p>
+    <w:p>
+      <w:pPr>
+        <w:pStyle w:val="py-1"/>
+        <w:numPr>
+          <w:ilvl w:val="0"/>
+          <w:numId w:val="4"/>
+        </w:numPr>
+        <w:rPr>
+          <w:rFonts w:ascii="Arial" w:hAnsi="Arial" w:cs="Arial"/>
+          <w:sz w:val="21"/>
+          <w:szCs w:val="21"/>
+        </w:rPr>
+      </w:pPr>
+      <w:r>
+        <w:rPr>
+          <w:rFonts w:ascii="Arial" w:hAnsi="Arial" w:cs="Arial"/>
+          <w:sz w:val="21"/>
+          <w:szCs w:val="21"/>
+        </w:rPr>
+        <w:t>Configuration managers</w:t>
+      </w:r>
+    </w:p>
+    <w:p>
+      <w:pPr>
+        <w:pStyle w:val="py-1"/>
+        <w:numPr>
+          <w:ilvl w:val="0"/>
+          <w:numId w:val="4"/>
+        </w:numPr>
+        <w:rPr>
+          <w:rFonts w:ascii="Arial" w:hAnsi="Arial" w:cs="Arial"/>
+          <w:sz w:val="21"/>
+          <w:szCs w:val="21"/>
+        </w:rPr>
+      </w:pPr>
+      <w:r>
+        <w:rPr>
+          <w:rFonts w:ascii="Arial" w:hAnsi="Arial" w:cs="Arial"/>
+          <w:sz w:val="21"/>
+          <w:szCs w:val="21"/>
+        </w:rPr>
+        <w:t>Logging services</w:t>
+      </w:r>
+    </w:p>
+    <w:p>
+      <w:pPr>
+        <w:pStyle w:val="py-1"/>
+        <w:numPr>
+          <w:ilvl w:val="0"/>
+          <w:numId w:val="4"/>
+        </w:numPr>
+        <w:rPr>
+          <w:rFonts w:ascii="Arial" w:hAnsi="Arial" w:cs="Arial"/>
+          <w:sz w:val="21"/>
+          <w:szCs w:val="21"/>
+        </w:rPr>
+      </w:pPr>
+      <w:r>
+        <w:rPr>
+          <w:rFonts w:ascii="Arial" w:hAnsi="Arial" w:cs="Arial"/>
+          <w:sz w:val="21"/>
+          <w:szCs w:val="21"/>
+        </w:rPr>
+        <w:t>Cache managers</w:t>
+      </w:r>
+    </w:p>
+    <w:p>
+      <w:pPr>
+        <w:pStyle w:val="Heading3"/>
+      </w:pPr>
+      <w:r>
+        <w:t>Class Diagram</w:t>
+      </w:r>
+    </w:p>
+    <w:p>
+      <w:pPr>
+        <w:shd w:val="clear" w:color="auto" w:fill="181818"/>
+        <w:spacing w:line="300" w:lineRule="atLeast"/>
+        <w:rPr>
+          <w:rFonts w:ascii="Menlo" w:hAnsi="Menlo" w:cs="Menlo"/>
+          <w:color w:val="D8D8D8"/>
+          <w:sz w:val="18"/>
+          <w:szCs w:val="18"/>
+        </w:rPr>
+      </w:pPr>
+      <w:r>
+        <w:rPr>
+          <w:rFonts w:ascii="Menlo" w:hAnsi="Menlo" w:cs="Menlo"/>
+          <w:color w:val="D8D8D8"/>
+          <w:sz w:val="18"/>
+          <w:szCs w:val="18"/>
+        </w:rPr>
+        <w:t>┌─────────────────────────────────────────────┐</w:t>
+      </w:r>
+    </w:p>
+    <w:p>
+      <w:pPr>
+        <w:shd w:val="clear" w:color="auto" w:fill="181818"/>
+        <w:spacing w:line="300" w:lineRule="atLeast"/>
+        <w:rPr>
+          <w:rFonts w:ascii="Menlo" w:hAnsi="Menlo" w:cs="Menlo"/>
+          <w:color w:val="D8D8D8"/>
+          <w:sz w:val="18"/>
+          <w:szCs w:val="18"/>
+        </w:rPr>
+      </w:pPr>
+      <w:r>
+        <w:rPr>
+          <w:rFonts w:ascii="Menlo" w:hAnsi="Menlo" w:cs="Menlo"/>
+          <w:color w:val="D8D8D8"/>
+          <w:sz w:val="18"/>
+          <w:szCs w:val="18"/>
+        </w:rPr>
+        <w:t>│           InventoryManager                   │</w:t>
+      </w:r>
+    </w:p>
+    <w:p>
+      <w:pPr>
+        <w:shd w:val="clear" w:color="auto" w:fill="181818"/>
+        <w:spacing w:line="300" w:lineRule="atLeast"/>
+        <w:rPr>
+          <w:rFonts w:ascii="Menlo" w:hAnsi="Menlo" w:cs="Menlo"/>
+          <w:color w:val="D8D8D8"/>
+          <w:sz w:val="18"/>
+          <w:szCs w:val="18"/>
+        </w:rPr>
+      </w:pPr>
+      <w:r>
+        <w:rPr>
+          <w:rFonts w:ascii="Menlo" w:hAnsi="Menlo" w:cs="Menlo"/>
+          <w:color w:val="D8D8D8"/>
+          <w:sz w:val="18"/>
+          <w:szCs w:val="18"/>
+        </w:rPr>
+        <w:t>├─────────────────────────────────────────────┤</w:t>
+      </w:r>
+    </w:p>
+    <w:p>
+      <w:pPr>
+        <w:shd w:val="clear" w:color="auto" w:fill="181818"/>
+        <w:spacing w:line="300" w:lineRule="atLeast"/>
+        <w:rPr>
+          <w:rFonts w:ascii="Menlo" w:hAnsi="Menlo" w:cs="Menlo"/>
+          <w:color w:val="D8D8D8"/>
+          <w:sz w:val="18"/>
+          <w:szCs w:val="18"/>
+        </w:rPr>
+      </w:pPr>
+      <w:r>
+        <w:rPr>
+          <w:rFonts w:ascii="Menlo" w:hAnsi="Menlo" w:cs="Menlo"/>
+          <w:color w:val="D8D8D8"/>
+          <w:sz w:val="18"/>
+          <w:szCs w:val="18"/>
+        </w:rPr>
+        <w:t>│ - instance: InventoryManager [static]        │</w:t>
+      </w:r>
+    </w:p>
+    <w:p>
+      <w:pPr>
+        <w:shd w:val="clear" w:color="auto" w:fill="181818"/>
+        <w:spacing w:line="300" w:lineRule="atLeast"/>
+        <w:rPr>
+          <w:rFonts w:ascii="Menlo" w:hAnsi="Menlo" w:cs="Menlo"/>
+          <w:color w:val="D8D8D8"/>
+          <w:sz w:val="18"/>
+          <w:szCs w:val="18"/>
+        </w:rPr>
+      </w:pPr>
+      <w:r>
+        <w:rPr>
+          <w:rFonts w:ascii="Menlo" w:hAnsi="Menlo" w:cs="Menlo"/>
+          <w:color w:val="D8D8D8"/>
+          <w:sz w:val="18"/>
+          <w:szCs w:val="18"/>
+        </w:rPr>
+        <w:t>│ - totalProducts: int                         │</w:t>
+      </w:r>
+    </w:p>
+    <w:p>
+      <w:pPr>
+        <w:shd w:val="clear" w:color="auto" w:fill="181818"/>
+        <w:spacing w:line="300" w:lineRule="atLeast"/>
+        <w:rPr>
+          <w:rFonts w:ascii="Menlo" w:hAnsi="Menlo" w:cs="Menlo"/>
+          <w:color w:val="D8D8D8"/>
+          <w:sz w:val="18"/>
+          <w:szCs w:val="18"/>
+        </w:rPr>
+      </w:pPr>
+      <w:r>
+        <w:rPr>
+          <w:rFonts w:ascii="Menlo" w:hAnsi="Menlo" w:cs="Menlo"/>
+          <w:color w:val="D8D8D8"/>
+          <w:sz w:val="18"/>
+          <w:szCs w:val="18"/>
+        </w:rPr>
+        <w:t>├─────────────────────────────────────────────┤</w:t>
+      </w:r>
+    </w:p>
+    <w:p>
+      <w:pPr>
+        <w:shd w:val="clear" w:color="auto" w:fill="181818"/>
+        <w:spacing w:line="300" w:lineRule="atLeast"/>
+        <w:rPr>
+          <w:rFonts w:ascii="Menlo" w:hAnsi="Menlo" w:cs="Menlo"/>
+          <w:color w:val="D8D8D8"/>
+          <w:sz w:val="18"/>
+          <w:szCs w:val="18"/>
+        </w:rPr>
+      </w:pPr>
+      <w:r>
+        <w:rPr>
+          <w:rFonts w:ascii="Menlo" w:hAnsi="Menlo" w:cs="Menlo"/>
+          <w:color w:val="D8D8D8"/>
+          <w:sz w:val="18"/>
+          <w:szCs w:val="18"/>
+        </w:rPr>
+        <w:t>│ - InventoryManager() [private constructor]   │</w:t>
+      </w:r>
+    </w:p>
+    <w:p>
+      <w:pPr>
+        <w:shd w:val="clear" w:color="auto" w:fill="181818"/>
+        <w:spacing w:line="300" w:lineRule="atLeast"/>
+        <w:rPr>
+          <w:rFonts w:ascii="Menlo" w:hAnsi="Menlo" w:cs="Menlo"/>
+          <w:color w:val="D8D8D8"/>
+          <w:sz w:val="18"/>
+          <w:szCs w:val="18"/>
+        </w:rPr>
+      </w:pPr>
+      <w:r>
+        <w:rPr>
+          <w:rFonts w:ascii="Menlo" w:hAnsi="Menlo" w:cs="Menlo"/>
+          <w:color w:val="D8D8D8"/>
+          <w:sz w:val="18"/>
+          <w:szCs w:val="18"/>
+        </w:rPr>
+        <w:t>│ + getInstance(): InventoryManager [static]   │</w:t>
+      </w:r>
+    </w:p>
+    <w:p>
+      <w:pPr>
+        <w:shd w:val="clear" w:color="auto" w:fill="181818"/>
+        <w:spacing w:line="300" w:lineRule="atLeast"/>
+        <w:rPr>
+          <w:rFonts w:ascii="Menlo" w:hAnsi="Menlo" w:cs="Menlo"/>
+          <w:color w:val="D8D8D8"/>
+          <w:sz w:val="18"/>
+          <w:szCs w:val="18"/>
+        </w:rPr>
+      </w:pPr>
+      <w:r>
+        <w:rPr>
+          <w:rFonts w:ascii="Menlo" w:hAnsi="Menlo" w:cs="Menlo"/>
+          <w:color w:val="D8D8D8"/>
+          <w:sz w:val="18"/>
+          <w:szCs w:val="18"/>
+        </w:rPr>
+        <w:t>│ + addStock(name, qty): void                  │</w:t>
+      </w:r>
+    </w:p>
+    <w:p>
+      <w:pPr>
+        <w:shd w:val="clear" w:color="auto" w:fill="181818"/>
+        <w:spacing w:line="300" w:lineRule="atLeast"/>
+        <w:rPr>
+          <w:rFonts w:ascii="Menlo" w:hAnsi="Menlo" w:cs="Menlo"/>
+          <w:color w:val="D8D8D8"/>
+          <w:sz w:val="18"/>
+          <w:szCs w:val="18"/>
+        </w:rPr>
+      </w:pPr>
+      <w:r>
+        <w:rPr>
+          <w:rFonts w:ascii="Menlo" w:hAnsi="Menlo" w:cs="Menlo"/>
+          <w:color w:val="D8D8D8"/>
+          <w:sz w:val="18"/>
+          <w:szCs w:val="18"/>
+        </w:rPr>
+        <w:t>│ + removeStock(name, qty): void               │</w:t>
+      </w:r>
+    </w:p>
+    <w:p>
+      <w:pPr>
+        <w:shd w:val="clear" w:color="auto" w:fill="181818"/>
+        <w:spacing w:line="300" w:lineRule="atLeast"/>
+        <w:rPr>
+          <w:rFonts w:ascii="Menlo" w:hAnsi="Menlo" w:cs="Menlo"/>
+          <w:color w:val="D8D8D8"/>
+          <w:sz w:val="18"/>
+          <w:szCs w:val="18"/>
+        </w:rPr>
+      </w:pPr>
+      <w:r>
+        <w:rPr>
+          <w:rFonts w:ascii="Menlo" w:hAnsi="Menlo" w:cs="Menlo"/>
+          <w:color w:val="D8D8D8"/>
+          <w:sz w:val="18"/>
+          <w:szCs w:val="18"/>
+        </w:rPr>
+        <w:t>│ + getTotalProducts(): int                    │</w:t>
+      </w:r>
+    </w:p>
+    <w:p>
+      <w:pPr>
+        <w:shd w:val="clear" w:color="auto" w:fill="181818"/>
+        <w:spacing w:line="300" w:lineRule="atLeast"/>
+        <w:rPr>
+          <w:rFonts w:ascii="Menlo" w:hAnsi="Menlo" w:cs="Menlo"/>
+          <w:color w:val="D8D8D8"/>
+          <w:sz w:val="18"/>
+          <w:szCs w:val="18"/>
+        </w:rPr>
+      </w:pPr>
+      <w:r>
+        <w:rPr>
+          <w:rFonts w:ascii="Menlo" w:hAnsi="Menlo" w:cs="Menlo"/>
+          <w:color w:val="D8D8D8"/>
+          <w:sz w:val="18"/>
+          <w:szCs w:val="18"/>
+        </w:rPr>
+        <w:t>└─────────────────────────────────────────────┘</w:t>
+      </w:r>
+    </w:p>
+    <w:p>
+      <w:pPr>
+        <w:shd w:val="clear" w:color="auto" w:fill="181818"/>
+        <w:spacing w:line="300" w:lineRule="atLeast"/>
+        <w:rPr>
+          <w:rFonts w:ascii="Menlo" w:hAnsi="Menlo" w:cs="Menlo"/>
+          <w:color w:val="D8D8D8"/>
+          <w:sz w:val="18"/>
+          <w:szCs w:val="18"/>
+        </w:rPr>
+      </w:pPr>
+      <w:r>
+        <w:rPr>
+          <w:rFonts w:ascii="Menlo" w:hAnsi="Menlo" w:cs="Menlo"/>
+          <w:color w:val="D8D8D8"/>
+          <w:sz w:val="18"/>
+          <w:szCs w:val="18"/>
+        </w:rPr>
+        <w:t xml:space="preserve">         ▲                    ▲</w:t>
+      </w:r>
+    </w:p>
+    <w:p>
+      <w:pPr>
+        <w:shd w:val="clear" w:color="auto" w:fill="181818"/>
+        <w:spacing w:line="300" w:lineRule="atLeast"/>
+        <w:rPr>
+          <w:rFonts w:ascii="Menlo" w:hAnsi="Menlo" w:cs="Menlo"/>
+          <w:color w:val="D8D8D8"/>
+          <w:sz w:val="18"/>
+          <w:szCs w:val="18"/>
+        </w:rPr>
+      </w:pPr>
+      <w:r>
+        <w:rPr>
+          <w:rFonts w:ascii="Menlo" w:hAnsi="Menlo" w:cs="Menlo"/>
+          <w:color w:val="D8D8D8"/>
+          <w:sz w:val="18"/>
+          <w:szCs w:val="18"/>
+        </w:rPr>
+        <w:t xml:space="preserve">         │                    │</w:t>
+      </w:r>
+    </w:p>
+    <w:p>
+      <w:pPr>
+        <w:shd w:val="clear" w:color="auto" w:fill="181818"/>
+        <w:spacing w:line="300" w:lineRule="atLeast"/>
+        <w:rPr>
+          <w:rFonts w:ascii="Menlo" w:hAnsi="Menlo" w:cs="Menlo"/>
+          <w:color w:val="D8D8D8"/>
+          <w:sz w:val="18"/>
+          <w:szCs w:val="18"/>
+        </w:rPr>
+      </w:pPr>
+      <w:r>
+        <w:rPr>
+          <w:rFonts w:ascii="Menlo" w:hAnsi="Menlo" w:cs="Menlo"/>
+          <w:color w:val="D8D8D8"/>
+          <w:sz w:val="18"/>
+          <w:szCs w:val="18"/>
+        </w:rPr>
+        <w:t xml:space="preserve">         │ uses same          │ uses same</w:t>
+      </w:r>
+    </w:p>
+    <w:p>
+      <w:pPr>
+        <w:shd w:val="clear" w:color="auto" w:fill="181818"/>
+        <w:spacing w:line="300" w:lineRule="atLeast"/>
+        <w:rPr>
+          <w:rFonts w:ascii="Menlo" w:hAnsi="Menlo" w:cs="Menlo"/>
+          <w:color w:val="D8D8D8"/>
+          <w:sz w:val="18"/>
+          <w:szCs w:val="18"/>
+        </w:rPr>
+      </w:pPr>
+      <w:r>
+        <w:rPr>
+          <w:rFonts w:ascii="Menlo" w:hAnsi="Menlo" w:cs="Menlo"/>
+          <w:color w:val="D8D8D8"/>
+          <w:sz w:val="18"/>
+          <w:szCs w:val="18"/>
+        </w:rPr>
+        <w:t xml:space="preserve">         │ instance           │ instance</w:t>
+      </w:r>
+    </w:p>
+    <w:p>
+      <w:pPr>
+        <w:shd w:val="clear" w:color="auto" w:fill="181818"/>
+        <w:spacing w:line="300" w:lineRule="atLeast"/>
+        <w:rPr>
+          <w:rFonts w:ascii="Menlo" w:hAnsi="Menlo" w:cs="Menlo"/>
+          <w:color w:val="D8D8D8"/>
+          <w:sz w:val="18"/>
+          <w:szCs w:val="18"/>
+        </w:rPr>
+      </w:pPr>
+      <w:r>
+        <w:rPr>
+          <w:rFonts w:ascii="Menlo" w:hAnsi="Menlo" w:cs="Menlo"/>
+          <w:color w:val="D8D8D8"/>
+          <w:sz w:val="18"/>
+          <w:szCs w:val="18"/>
+        </w:rPr>
+        <w:t xml:space="preserve">         │                    │</w:t>
+      </w:r>
+    </w:p>
+    <w:p>
+      <w:pPr>
+        <w:shd w:val="clear" w:color="auto" w:fill="181818"/>
+        <w:spacing w:line="300" w:lineRule="atLeast"/>
+        <w:rPr>
+          <w:rFonts w:ascii="Menlo" w:hAnsi="Menlo" w:cs="Menlo"/>
+          <w:color w:val="D8D8D8"/>
+          <w:sz w:val="18"/>
+          <w:szCs w:val="18"/>
+        </w:rPr>
+      </w:pPr>
+      <w:r>
+        <w:rPr>
+          <w:rFonts w:ascii="Menlo" w:hAnsi="Menlo" w:cs="Menlo"/>
+          <w:color w:val="D8D8D8"/>
+          <w:sz w:val="18"/>
+          <w:szCs w:val="18"/>
+        </w:rPr>
+        <w:t>┌────────────────┐   ┌────────────────────┐</w:t>
+      </w:r>
+    </w:p>
+    <w:p>
+      <w:pPr>
+        <w:shd w:val="clear" w:color="auto" w:fill="181818"/>
+        <w:spacing w:line="300" w:lineRule="atLeast"/>
+        <w:rPr>
+          <w:rFonts w:ascii="Menlo" w:hAnsi="Menlo" w:cs="Menlo"/>
+          <w:color w:val="D8D8D8"/>
+          <w:sz w:val="18"/>
+          <w:szCs w:val="18"/>
+        </w:rPr>
+      </w:pPr>
+      <w:r>
+        <w:rPr>
+          <w:rFonts w:ascii="Menlo" w:hAnsi="Menlo" w:cs="Menlo"/>
+          <w:color w:val="D8D8D8"/>
+          <w:sz w:val="18"/>
+          <w:szCs w:val="18"/>
+        </w:rPr>
+        <w:t>│WarehouseService│   │   OrderService     │</w:t>
+      </w:r>
+    </w:p>
+    <w:p>
+      <w:pPr>
+        <w:shd w:val="clear" w:color="auto" w:fill="181818"/>
+        <w:spacing w:line="300" w:lineRule="atLeast"/>
+        <w:rPr>
+          <w:rFonts w:ascii="Menlo" w:hAnsi="Menlo" w:cs="Menlo"/>
+          <w:color w:val="D8D8D8"/>
+          <w:sz w:val="18"/>
+          <w:szCs w:val="18"/>
+        </w:rPr>
+      </w:pPr>
+      <w:r>
+        <w:rPr>
+          <w:rFonts w:ascii="Menlo" w:hAnsi="Menlo" w:cs="Menlo"/>
+          <w:color w:val="D8D8D8"/>
+          <w:sz w:val="18"/>
+          <w:szCs w:val="18"/>
+        </w:rPr>
+        <w:t>└────────────────┘   └────────────────────┘</w:t>
+      </w:r>
+    </w:p>
+    <w:p>
+      <w:pPr>
+        <w:pStyle w:val="Heading3"/>
+      </w:pPr>
+      <w:r>
+        <w:t>Key Points</w:t>
+      </w:r>
+    </w:p>
+    <w:p>
+      <w:pPr>
+        <w:pStyle w:val="py-1"/>
+        <w:numPr>
+          <w:ilvl w:val="0"/>
+          <w:numId w:val="5"/>
+        </w:numPr>
+        <w:rPr>
+          <w:rFonts w:ascii="Arial" w:hAnsi="Arial" w:cs="Arial"/>
+          <w:sz w:val="21"/>
+          <w:szCs w:val="21"/>
+        </w:rPr>
+      </w:pPr>
+      <w:r>
+        <w:rPr>
+          <w:rFonts w:ascii="Arial" w:hAnsi="Arial" w:cs="Arial"/>
+          <w:sz w:val="21"/>
+          <w:szCs w:val="21"/>
+        </w:rPr>
+        <w:t>Private constructor — no one can do </w:t>
+      </w:r>
+      <w:r>
+        <w:rPr>
+          <w:rStyle w:val="HTMLCode"/>
+          <w:rFonts w:ascii="Menlo" w:hAnsi="Menlo" w:cs="Menlo"/>
+          <w:sz w:val="19"/>
+          <w:szCs w:val="19"/>
+        </w:rPr>
+        <w:t>new InventoryManager()</w:t>
+      </w:r>
+    </w:p>
+    <w:p>
+      <w:pPr>
+        <w:pStyle w:val="py-1"/>
+        <w:numPr>
+          <w:ilvl w:val="0"/>
+          <w:numId w:val="5"/>
+        </w:numPr>
+        <w:rPr>
+          <w:rFonts w:ascii="Arial" w:hAnsi="Arial" w:cs="Arial"/>
+          <w:sz w:val="21"/>
+          <w:szCs w:val="21"/>
+        </w:rPr>
+      </w:pPr>
+      <w:r>
+        <w:rPr>
+          <w:rFonts w:ascii="Arial" w:hAnsi="Arial" w:cs="Arial"/>
+          <w:sz w:val="21"/>
+          <w:szCs w:val="21"/>
+        </w:rPr>
+        <w:t>Static </w:t>
+      </w:r>
+      <w:r>
+        <w:rPr>
+          <w:rStyle w:val="HTMLCode"/>
+          <w:rFonts w:ascii="Menlo" w:hAnsi="Menlo" w:cs="Menlo"/>
+          <w:sz w:val="19"/>
+          <w:szCs w:val="19"/>
+        </w:rPr>
+        <w:t>getInstance()</w:t>
+      </w:r>
+      <w:r>
+        <w:rPr>
+          <w:rFonts w:ascii="Arial" w:hAnsi="Arial" w:cs="Arial"/>
+          <w:sz w:val="21"/>
+          <w:szCs w:val="21"/>
+        </w:rPr>
+        <w:t> — returns the single instance</w:t>
+      </w:r>
+    </w:p>
+    <w:p>
+      <w:pPr>
+        <w:pStyle w:val="py-1"/>
+        <w:numPr>
+          <w:ilvl w:val="0"/>
+          <w:numId w:val="5"/>
+        </w:numPr>
+        <w:rPr>
+          <w:rFonts w:ascii="Arial" w:hAnsi="Arial" w:cs="Arial"/>
+          <w:sz w:val="21"/>
+          <w:szCs w:val="21"/>
+        </w:rPr>
+      </w:pPr>
+      <w:r>
+        <w:rPr>
+          <w:rFonts w:ascii="Arial" w:hAnsi="Arial" w:cs="Arial"/>
+          <w:sz w:val="21"/>
+          <w:szCs w:val="21"/>
+        </w:rPr>
+        <w:t>Double-checked locking — thread-safe lazy initialization</w:t>
+      </w:r>
+    </w:p>
+    <w:p>
+      <w:pPr>
+        <w:pStyle w:val="py-1"/>
+        <w:numPr>
+          <w:ilvl w:val="0"/>
+          <w:numId w:val="5"/>
+        </w:numPr>
+        <w:rPr>
+          <w:rFonts w:ascii="Arial" w:hAnsi="Arial" w:cs="Arial"/>
+          <w:sz w:val="21"/>
+          <w:szCs w:val="21"/>
+        </w:rPr>
+      </w:pPr>
+      <w:r>
+        <w:rPr>
+          <w:rFonts w:ascii="Arial" w:hAnsi="Arial" w:cs="Arial"/>
+          <w:sz w:val="21"/>
+          <w:szCs w:val="21"/>
+        </w:rPr>
+        <w:t>In Spring: </w:t>
+      </w:r>
+      <w:r>
+        <w:rPr>
+          <w:rStyle w:val="HTMLCode"/>
+          <w:rFonts w:ascii="Menlo" w:hAnsi="Menlo" w:cs="Menlo"/>
+          <w:sz w:val="19"/>
+          <w:szCs w:val="19"/>
+        </w:rPr>
+        <w:t>@Service</w:t>
+      </w:r>
+      <w:r>
+        <w:rPr>
+          <w:rFonts w:ascii="Arial" w:hAnsi="Arial" w:cs="Arial"/>
+          <w:sz w:val="21"/>
+          <w:szCs w:val="21"/>
+        </w:rPr>
+        <w:t> / </w:t>
+      </w:r>
+      <w:r>
+        <w:rPr>
+          <w:rStyle w:val="HTMLCode"/>
+          <w:rFonts w:ascii="Menlo" w:hAnsi="Menlo" w:cs="Menlo"/>
+          <w:sz w:val="19"/>
+          <w:szCs w:val="19"/>
+        </w:rPr>
+        <w:t>@Component</w:t>
+      </w:r>
+      <w:r>
+        <w:rPr>
+          <w:rFonts w:ascii="Arial" w:hAnsi="Arial" w:cs="Arial"/>
+          <w:sz w:val="21"/>
+          <w:szCs w:val="21"/>
+        </w:rPr>
+        <w:t> are singletons by default (container-managed)</w:t>
+      </w:r>
+    </w:p>
+    <w:p>
+      <w:pPr>
         <w:pStyle w:val="NoSpacing"/>
         <w:jc w:val="center"/>
       </w:pPr>
-      <w:r>
+    </w:p>
+    <w:p>
+      <w:pPr>
+        <w:pStyle w:val="NoSpacing"/>
+        <w:jc w:val="center"/>
+      </w:pPr>
+    </w:p>
+    <w:p>
+      <w:pPr>
+        <w:pStyle w:val="NoSpacing"/>
+        <w:jc w:val="center"/>
+      </w:pPr>
+    </w:p>
+    <w:p>
+      <w:pPr>
+        <w:pStyle w:val="NoSpacing"/>
+        <w:jc w:val="center"/>
+      </w:pPr>
+    </w:p>
+    <w:p>
+      <w:pPr>
+        <w:pStyle w:val="NoSpacing"/>
+        <w:jc w:val="center"/>
+      </w:pPr>
+    </w:p>
+    <w:p>
+      <w:pPr>
+        <w:pStyle w:val="Heading2"/>
+      </w:pPr>
+      <w:r>
+        <w:t>2. Factory Method Pattern</w:t>
+      </w:r>
+    </w:p>
+    <w:p>
+      <w:pPr>
+        <w:pStyle w:val="Heading3"/>
+      </w:pPr>
+      <w:r>
+        <w:t>What it does (Simple Terms)</w:t>
+      </w:r>
+    </w:p>
+    <w:p>
+      <w:pPr>
+        <w:pStyle w:val="NormalWeb"/>
+        <w:spacing w:before="0" w:beforeAutospacing="0" w:after="0" w:afterAutospacing="0"/>
+        <w:ind w:firstLine="720"/>
+        <w:rPr>
+          <w:rFonts w:ascii="Arial" w:hAnsi="Arial" w:cs="Arial"/>
+          <w:i/>
+          <w:iCs/>
+          <w:sz w:val="21"/>
+          <w:szCs w:val="21"/>
+        </w:rPr>
+      </w:pPr>
+      <w:r>
+        <w:rPr>
+          <w:rFonts w:ascii="Arial" w:hAnsi="Arial" w:cs="Arial"/>
+          <w:i/>
+          <w:iCs/>
+          <w:sz w:val="21"/>
+          <w:szCs w:val="21"/>
+        </w:rPr>
+        <w:t>"Tell the cashier HOW you want to pay. The cashier picks the right machine — you don't care which."</w:t>
+      </w:r>
+    </w:p>
+    <w:p>
+      <w:pPr>
+        <w:pStyle w:val="NormalWeb"/>
+        <w:spacing w:before="90" w:beforeAutospacing="0" w:after="90" w:afterAutospacing="0"/>
+        <w:rPr>
+          <w:rFonts w:ascii="Arial" w:hAnsi="Arial" w:cs="Arial"/>
+          <w:sz w:val="21"/>
+          <w:szCs w:val="21"/>
+        </w:rPr>
+      </w:pPr>
+      <w:r>
+        <w:rPr>
+          <w:rFonts w:ascii="Arial" w:hAnsi="Arial" w:cs="Arial"/>
+          <w:sz w:val="21"/>
+          <w:szCs w:val="21"/>
+        </w:rPr>
+        <w:t>At checkout, the customer says "UPI" or "Credit Card". The factory creates the right payment processor. The client code doesn't know or care about </w:t>
+      </w:r>
+      <w:r>
+        <w:rPr>
+          <w:rStyle w:val="HTMLCode"/>
+          <w:rFonts w:ascii="Menlo" w:hAnsi="Menlo" w:cs="Menlo"/>
+          <w:sz w:val="19"/>
+          <w:szCs w:val="19"/>
+        </w:rPr>
+        <w:t>CreditCardProcessor</w:t>
+      </w:r>
+      <w:r>
+        <w:rPr>
+          <w:rFonts w:ascii="Arial" w:hAnsi="Arial" w:cs="Arial"/>
+          <w:sz w:val="21"/>
+          <w:szCs w:val="21"/>
+        </w:rPr>
+        <w:t> vs </w:t>
+      </w:r>
+      <w:r>
+        <w:rPr>
+          <w:rStyle w:val="HTMLCode"/>
+          <w:rFonts w:ascii="Menlo" w:hAnsi="Menlo" w:cs="Menlo"/>
+          <w:sz w:val="19"/>
+          <w:szCs w:val="19"/>
+        </w:rPr>
+        <w:t>UPIProcessor</w:t>
+      </w:r>
+      <w:r>
+        <w:rPr>
+          <w:rFonts w:ascii="Arial" w:hAnsi="Arial" w:cs="Arial"/>
+          <w:sz w:val="21"/>
+          <w:szCs w:val="21"/>
+        </w:rPr>
+        <w:t> — it just calls </w:t>
+      </w:r>
+      <w:r>
+        <w:rPr>
+          <w:rStyle w:val="HTMLCode"/>
+          <w:rFonts w:ascii="Menlo" w:hAnsi="Menlo" w:cs="Menlo"/>
+          <w:sz w:val="19"/>
+          <w:szCs w:val="19"/>
+        </w:rPr>
+        <w:t>processPayment()</w:t>
+      </w:r>
+      <w:r>
+        <w:rPr>
+          <w:rFonts w:ascii="Arial" w:hAnsi="Arial" w:cs="Arial"/>
+          <w:sz w:val="21"/>
+          <w:szCs w:val="21"/>
+        </w:rPr>
+        <w:t>.</w:t>
+      </w:r>
+    </w:p>
+    <w:p>
+      <w:pPr>
+        <w:pStyle w:val="Heading3"/>
+      </w:pPr>
+      <w:r>
+        <w:t>When to use</w:t>
+      </w:r>
+    </w:p>
+    <w:p>
+      <w:pPr>
+        <w:pStyle w:val="py-1"/>
+        <w:numPr>
+          <w:ilvl w:val="0"/>
+          <w:numId w:val="6"/>
+        </w:numPr>
+        <w:rPr>
+          <w:rFonts w:ascii="Arial" w:hAnsi="Arial" w:cs="Arial"/>
+          <w:sz w:val="21"/>
+          <w:szCs w:val="21"/>
+        </w:rPr>
+      </w:pPr>
+      <w:r>
+        <w:rPr>
+          <w:rFonts w:ascii="Arial" w:hAnsi="Arial" w:cs="Arial"/>
+          <w:sz w:val="21"/>
+          <w:szCs w:val="21"/>
+        </w:rPr>
+        <w:t>When the exact type of object to create is determined at runtime</w:t>
+      </w:r>
+    </w:p>
+    <w:p>
+      <w:pPr>
+        <w:pStyle w:val="py-1"/>
+        <w:numPr>
+          <w:ilvl w:val="0"/>
+          <w:numId w:val="6"/>
+        </w:numPr>
+        <w:rPr>
+          <w:rFonts w:ascii="Arial" w:hAnsi="Arial" w:cs="Arial"/>
+          <w:sz w:val="21"/>
+          <w:szCs w:val="21"/>
+        </w:rPr>
+      </w:pPr>
+      <w:r>
+        <w:rPr>
+          <w:rFonts w:ascii="Arial" w:hAnsi="Arial" w:cs="Arial"/>
+          <w:sz w:val="21"/>
+          <w:szCs w:val="21"/>
+        </w:rPr>
+        <w:t>When you want to decouple object creation from usage</w:t>
+      </w:r>
+    </w:p>
+    <w:p>
+      <w:pPr>
+        <w:pStyle w:val="py-1"/>
+        <w:numPr>
+          <w:ilvl w:val="0"/>
+          <w:numId w:val="6"/>
+        </w:numPr>
+        <w:rPr>
+          <w:rFonts w:ascii="Arial" w:hAnsi="Arial" w:cs="Arial"/>
+          <w:sz w:val="21"/>
+          <w:szCs w:val="21"/>
+        </w:rPr>
+      </w:pPr>
+      <w:r>
+        <w:rPr>
+          <w:rFonts w:ascii="Arial" w:hAnsi="Arial" w:cs="Arial"/>
+          <w:sz w:val="21"/>
+          <w:szCs w:val="21"/>
+        </w:rPr>
+        <w:t>When adding new types shouldn't require changing existing code</w:t>
+      </w:r>
+    </w:p>
+    <w:p>
+      <w:pPr>
+        <w:pStyle w:val="Heading3"/>
+      </w:pPr>
+      <w:r>
+        <w:t>Class Diagram</w:t>
+      </w:r>
+    </w:p>
+    <w:p>
+      <w:pPr>
+        <w:shd w:val="clear" w:color="auto" w:fill="181818"/>
+        <w:spacing w:line="300" w:lineRule="atLeast"/>
+        <w:rPr>
+          <w:rFonts w:ascii="Menlo" w:hAnsi="Menlo" w:cs="Menlo"/>
+          <w:color w:val="D8D8D8"/>
+          <w:sz w:val="18"/>
+          <w:szCs w:val="18"/>
+        </w:rPr>
+      </w:pPr>
+      <w:r>
+        <w:rPr>
+          <w:rFonts w:ascii="Menlo" w:hAnsi="Menlo" w:cs="Menlo"/>
+          <w:color w:val="D8D8D8"/>
+          <w:sz w:val="18"/>
+          <w:szCs w:val="18"/>
+        </w:rPr>
+        <w:t>┌──────────────────────────────────────────────────────────┐</w:t>
+      </w:r>
+    </w:p>
+    <w:p>
+      <w:pPr>
+        <w:shd w:val="clear" w:color="auto" w:fill="181818"/>
+        <w:spacing w:line="300" w:lineRule="atLeast"/>
+        <w:rPr>
+          <w:rFonts w:ascii="Menlo" w:hAnsi="Menlo" w:cs="Menlo"/>
+          <w:color w:val="D8D8D8"/>
+          <w:sz w:val="18"/>
+          <w:szCs w:val="18"/>
+        </w:rPr>
+      </w:pPr>
+      <w:r>
+        <w:rPr>
+          <w:rFonts w:ascii="Menlo" w:hAnsi="Menlo" w:cs="Menlo"/>
+          <w:color w:val="D8D8D8"/>
+          <w:sz w:val="18"/>
+          <w:szCs w:val="18"/>
+        </w:rPr>
+        <w:t>│              PaymentProcessorFactory                       │</w:t>
+      </w:r>
+    </w:p>
+    <w:p>
+      <w:pPr>
+        <w:shd w:val="clear" w:color="auto" w:fill="181818"/>
+        <w:spacing w:line="300" w:lineRule="atLeast"/>
+        <w:rPr>
+          <w:rFonts w:ascii="Menlo" w:hAnsi="Menlo" w:cs="Menlo"/>
+          <w:color w:val="D8D8D8"/>
+          <w:sz w:val="18"/>
+          <w:szCs w:val="18"/>
+        </w:rPr>
+      </w:pPr>
+      <w:r>
+        <w:rPr>
+          <w:rFonts w:ascii="Menlo" w:hAnsi="Menlo" w:cs="Menlo"/>
+          <w:color w:val="D8D8D8"/>
+          <w:sz w:val="18"/>
+          <w:szCs w:val="18"/>
+        </w:rPr>
+        <w:t>├──────────────────────────────────────────────────────────┤</w:t>
+      </w:r>
+    </w:p>
+    <w:p>
+      <w:pPr>
+        <w:shd w:val="clear" w:color="auto" w:fill="181818"/>
+        <w:spacing w:line="300" w:lineRule="atLeast"/>
+        <w:rPr>
+          <w:rFonts w:ascii="Menlo" w:hAnsi="Menlo" w:cs="Menlo"/>
+          <w:color w:val="D8D8D8"/>
+          <w:sz w:val="18"/>
+          <w:szCs w:val="18"/>
+        </w:rPr>
+      </w:pPr>
+      <w:r>
+        <w:rPr>
+          <w:rFonts w:ascii="Menlo" w:hAnsi="Menlo" w:cs="Menlo"/>
+          <w:color w:val="D8D8D8"/>
+          <w:sz w:val="18"/>
+          <w:szCs w:val="18"/>
+        </w:rPr>
+        <w:t>│ + createProcessor(type): PaymentProcessor [static]        │</w:t>
+      </w:r>
+    </w:p>
+    <w:p>
+      <w:pPr>
+        <w:shd w:val="clear" w:color="auto" w:fill="181818"/>
+        <w:spacing w:line="300" w:lineRule="atLeast"/>
+        <w:rPr>
+          <w:rFonts w:ascii="Menlo" w:hAnsi="Menlo" w:cs="Menlo"/>
+          <w:color w:val="D8D8D8"/>
+          <w:sz w:val="18"/>
+          <w:szCs w:val="18"/>
+        </w:rPr>
+      </w:pPr>
+      <w:r>
+        <w:rPr>
+          <w:rFonts w:ascii="Menlo" w:hAnsi="Menlo" w:cs="Menlo"/>
+          <w:color w:val="D8D8D8"/>
+          <w:sz w:val="18"/>
+          <w:szCs w:val="18"/>
+        </w:rPr>
+        <w:t>└──────────────────────────────────────────────────────────┘</w:t>
+      </w:r>
+    </w:p>
+    <w:p>
+      <w:pPr>
+        <w:shd w:val="clear" w:color="auto" w:fill="181818"/>
+        <w:spacing w:line="300" w:lineRule="atLeast"/>
+        <w:rPr>
+          <w:rFonts w:ascii="Menlo" w:hAnsi="Menlo" w:cs="Menlo"/>
+          <w:color w:val="D8D8D8"/>
+          <w:sz w:val="18"/>
+          <w:szCs w:val="18"/>
+        </w:rPr>
+      </w:pPr>
+      <w:r>
+        <w:rPr>
+          <w:rFonts w:ascii="Menlo" w:hAnsi="Menlo" w:cs="Menlo"/>
+          <w:color w:val="D8D8D8"/>
+          <w:sz w:val="18"/>
+          <w:szCs w:val="18"/>
+        </w:rPr>
+        <w:t xml:space="preserve">                         │</w:t>
+      </w:r>
+    </w:p>
+    <w:p>
+      <w:pPr>
+        <w:shd w:val="clear" w:color="auto" w:fill="181818"/>
+        <w:spacing w:line="300" w:lineRule="atLeast"/>
+        <w:rPr>
+          <w:rFonts w:ascii="Menlo" w:hAnsi="Menlo" w:cs="Menlo"/>
+          <w:color w:val="D8D8D8"/>
+          <w:sz w:val="18"/>
+          <w:szCs w:val="18"/>
+        </w:rPr>
+      </w:pPr>
+      <w:r>
+        <w:rPr>
+          <w:rFonts w:ascii="Menlo" w:hAnsi="Menlo" w:cs="Menlo"/>
+          <w:color w:val="D8D8D8"/>
+          <w:sz w:val="18"/>
+          <w:szCs w:val="18"/>
+        </w:rPr>
+        <w:t xml:space="preserve">                         │ creates</w:t>
+      </w:r>
+    </w:p>
+    <w:p>
+      <w:pPr>
+        <w:shd w:val="clear" w:color="auto" w:fill="181818"/>
+        <w:spacing w:line="300" w:lineRule="atLeast"/>
+        <w:rPr>
+          <w:rFonts w:ascii="Menlo" w:hAnsi="Menlo" w:cs="Menlo"/>
+          <w:color w:val="D8D8D8"/>
+          <w:sz w:val="18"/>
+          <w:szCs w:val="18"/>
+        </w:rPr>
+      </w:pPr>
+      <w:r>
+        <w:rPr>
+          <w:rFonts w:ascii="Menlo" w:hAnsi="Menlo" w:cs="Menlo"/>
+          <w:color w:val="D8D8D8"/>
+          <w:sz w:val="18"/>
+          <w:szCs w:val="18"/>
+        </w:rPr>
+        <w:t xml:space="preserve">                         ▼</w:t>
+      </w:r>
+    </w:p>
+    <w:p>
+      <w:pPr>
+        <w:shd w:val="clear" w:color="auto" w:fill="181818"/>
+        <w:spacing w:line="300" w:lineRule="atLeast"/>
+        <w:rPr>
+          <w:rFonts w:ascii="Menlo" w:hAnsi="Menlo" w:cs="Menlo"/>
+          <w:color w:val="D8D8D8"/>
+          <w:sz w:val="18"/>
+          <w:szCs w:val="18"/>
+        </w:rPr>
+      </w:pPr>
+      <w:r>
+        <w:rPr>
+          <w:rFonts w:ascii="Menlo" w:hAnsi="Menlo" w:cs="Menlo"/>
+          <w:color w:val="D8D8D8"/>
+          <w:sz w:val="18"/>
+          <w:szCs w:val="18"/>
+        </w:rPr>
+        <w:t>┌──────────────────────────────────────────────────────────┐</w:t>
+      </w:r>
+    </w:p>
+    <w:p>
+      <w:pPr>
+        <w:shd w:val="clear" w:color="auto" w:fill="181818"/>
+        <w:spacing w:line="300" w:lineRule="atLeast"/>
+        <w:rPr>
+          <w:rFonts w:ascii="Menlo" w:hAnsi="Menlo" w:cs="Menlo"/>
+          <w:color w:val="D8D8D8"/>
+          <w:sz w:val="18"/>
+          <w:szCs w:val="18"/>
+        </w:rPr>
+      </w:pPr>
+      <w:r>
+        <w:rPr>
+          <w:rFonts w:ascii="Menlo" w:hAnsi="Menlo" w:cs="Menlo"/>
+          <w:color w:val="D8D8D8"/>
+          <w:sz w:val="18"/>
+          <w:szCs w:val="18"/>
+        </w:rPr>
+        <w:t>│          &lt;&lt;interface&gt;&gt; PaymentProcessor                    │</w:t>
+      </w:r>
+    </w:p>
+    <w:p>
+      <w:pPr>
+        <w:shd w:val="clear" w:color="auto" w:fill="181818"/>
+        <w:spacing w:line="300" w:lineRule="atLeast"/>
+        <w:rPr>
+          <w:rFonts w:ascii="Menlo" w:hAnsi="Menlo" w:cs="Menlo"/>
+          <w:color w:val="D8D8D8"/>
+          <w:sz w:val="18"/>
+          <w:szCs w:val="18"/>
+        </w:rPr>
+      </w:pPr>
+      <w:r>
+        <w:rPr>
+          <w:rFonts w:ascii="Menlo" w:hAnsi="Menlo" w:cs="Menlo"/>
+          <w:color w:val="D8D8D8"/>
+          <w:sz w:val="18"/>
+          <w:szCs w:val="18"/>
+        </w:rPr>
+        <w:t>├──────────────────────────────────────────────────────────┤</w:t>
+      </w:r>
+    </w:p>
+    <w:p>
+      <w:pPr>
+        <w:shd w:val="clear" w:color="auto" w:fill="181818"/>
+        <w:spacing w:line="300" w:lineRule="atLeast"/>
+        <w:rPr>
+          <w:rFonts w:ascii="Menlo" w:hAnsi="Menlo" w:cs="Menlo"/>
+          <w:color w:val="D8D8D8"/>
+          <w:sz w:val="18"/>
+          <w:szCs w:val="18"/>
+        </w:rPr>
+      </w:pPr>
+      <w:r>
+        <w:rPr>
+          <w:rFonts w:ascii="Menlo" w:hAnsi="Menlo" w:cs="Menlo"/>
+          <w:color w:val="D8D8D8"/>
+          <w:sz w:val="18"/>
+          <w:szCs w:val="18"/>
+        </w:rPr>
+        <w:t>│ + processPayment(amount): void                            │</w:t>
+      </w:r>
+    </w:p>
+    <w:p>
+      <w:pPr>
+        <w:shd w:val="clear" w:color="auto" w:fill="181818"/>
+        <w:spacing w:line="300" w:lineRule="atLeast"/>
+        <w:rPr>
+          <w:rFonts w:ascii="Menlo" w:hAnsi="Menlo" w:cs="Menlo"/>
+          <w:color w:val="D8D8D8"/>
+          <w:sz w:val="18"/>
+          <w:szCs w:val="18"/>
+        </w:rPr>
+      </w:pPr>
+      <w:r>
+        <w:rPr>
+          <w:rFonts w:ascii="Menlo" w:hAnsi="Menlo" w:cs="Menlo"/>
+          <w:color w:val="D8D8D8"/>
+          <w:sz w:val="18"/>
+          <w:szCs w:val="18"/>
+        </w:rPr>
+        <w:t>│ + getPaymentMethod(): String                              │</w:t>
+      </w:r>
+    </w:p>
+    <w:p>
+      <w:pPr>
+        <w:shd w:val="clear" w:color="auto" w:fill="181818"/>
+        <w:spacing w:line="300" w:lineRule="atLeast"/>
+        <w:rPr>
+          <w:rFonts w:ascii="Menlo" w:hAnsi="Menlo" w:cs="Menlo"/>
+          <w:color w:val="D8D8D8"/>
+          <w:sz w:val="18"/>
+          <w:szCs w:val="18"/>
+        </w:rPr>
+      </w:pPr>
+      <w:r>
+        <w:rPr>
+          <w:rFonts w:ascii="Menlo" w:hAnsi="Menlo" w:cs="Menlo"/>
+          <w:color w:val="D8D8D8"/>
+          <w:sz w:val="18"/>
+          <w:szCs w:val="18"/>
+        </w:rPr>
+        <w:t>└──────────────────────────────────────────────────────────┘</w:t>
+      </w:r>
+    </w:p>
+    <w:p>
+      <w:pPr>
+        <w:shd w:val="clear" w:color="auto" w:fill="181818"/>
+        <w:spacing w:line="300" w:lineRule="atLeast"/>
+        <w:rPr>
+          <w:rFonts w:ascii="Menlo" w:hAnsi="Menlo" w:cs="Menlo"/>
+          <w:color w:val="D8D8D8"/>
+          <w:sz w:val="18"/>
+          <w:szCs w:val="18"/>
+        </w:rPr>
+      </w:pPr>
+      <w:r>
+        <w:rPr>
+          <w:rFonts w:ascii="Menlo" w:hAnsi="Menlo" w:cs="Menlo"/>
+          <w:color w:val="D8D8D8"/>
+          <w:sz w:val="18"/>
+          <w:szCs w:val="18"/>
+        </w:rPr>
+        <w:t xml:space="preserve">          ▲            ▲            ▲            ▲</w:t>
+      </w:r>
+    </w:p>
+    <w:p>
+      <w:pPr>
+        <w:shd w:val="clear" w:color="auto" w:fill="181818"/>
+        <w:spacing w:line="300" w:lineRule="atLeast"/>
+        <w:rPr>
+          <w:rFonts w:ascii="Menlo" w:hAnsi="Menlo" w:cs="Menlo"/>
+          <w:color w:val="D8D8D8"/>
+          <w:sz w:val="18"/>
+          <w:szCs w:val="18"/>
+        </w:rPr>
+      </w:pPr>
+      <w:r>
+        <w:rPr>
+          <w:rFonts w:ascii="Menlo" w:hAnsi="Menlo" w:cs="Menlo"/>
+          <w:color w:val="D8D8D8"/>
+          <w:sz w:val="18"/>
+          <w:szCs w:val="18"/>
+        </w:rPr>
+        <w:t xml:space="preserve">          │            │            │            │</w:t>
+      </w:r>
+    </w:p>
+    <w:p>
+      <w:pPr>
+        <w:shd w:val="clear" w:color="auto" w:fill="181818"/>
+        <w:spacing w:line="300" w:lineRule="atLeast"/>
+        <w:rPr>
+          <w:rFonts w:ascii="Menlo" w:hAnsi="Menlo" w:cs="Menlo"/>
+          <w:color w:val="D8D8D8"/>
+          <w:sz w:val="18"/>
+          <w:szCs w:val="18"/>
+        </w:rPr>
+      </w:pPr>
+      <w:r>
+        <w:rPr>
+          <w:rFonts w:ascii="Menlo" w:hAnsi="Menlo" w:cs="Menlo"/>
+          <w:color w:val="D8D8D8"/>
+          <w:sz w:val="18"/>
+          <w:szCs w:val="18"/>
+        </w:rPr>
+        <w:t>┌─────────┴──┐  ┌─────┴────┐  ┌───┴─────┐  ┌──┴──────────────┐</w:t>
+      </w:r>
+    </w:p>
+    <w:p>
+      <w:pPr>
+        <w:shd w:val="clear" w:color="auto" w:fill="181818"/>
+        <w:spacing w:line="300" w:lineRule="atLeast"/>
+        <w:rPr>
+          <w:rFonts w:ascii="Menlo" w:hAnsi="Menlo" w:cs="Menlo"/>
+          <w:color w:val="D8D8D8"/>
+          <w:sz w:val="18"/>
+          <w:szCs w:val="18"/>
+        </w:rPr>
+      </w:pPr>
+      <w:r>
+        <w:rPr>
+          <w:rFonts w:ascii="Menlo" w:hAnsi="Menlo" w:cs="Menlo"/>
+          <w:color w:val="D8D8D8"/>
+          <w:sz w:val="18"/>
+          <w:szCs w:val="18"/>
+        </w:rPr>
+        <w:t>│CreditCard  │  │   UPI    │  │ Wallet  │  │CashOnDelivery   │</w:t>
+      </w:r>
+    </w:p>
+    <w:p>
+      <w:pPr>
+        <w:shd w:val="clear" w:color="auto" w:fill="181818"/>
+        <w:spacing w:line="300" w:lineRule="atLeast"/>
+        <w:rPr>
+          <w:rFonts w:ascii="Menlo" w:hAnsi="Menlo" w:cs="Menlo"/>
+          <w:color w:val="D8D8D8"/>
+          <w:sz w:val="18"/>
+          <w:szCs w:val="18"/>
+        </w:rPr>
+      </w:pPr>
+      <w:r>
+        <w:rPr>
+          <w:rFonts w:ascii="Menlo" w:hAnsi="Menlo" w:cs="Menlo"/>
+          <w:color w:val="D8D8D8"/>
+          <w:sz w:val="18"/>
+          <w:szCs w:val="18"/>
+        </w:rPr>
+        <w:t>│Processor   │  │Processor │  │Processor│  │Processor        │</w:t>
+      </w:r>
+    </w:p>
+    <w:p>
+      <w:pPr>
+        <w:shd w:val="clear" w:color="auto" w:fill="181818"/>
+        <w:spacing w:line="300" w:lineRule="atLeast"/>
+        <w:rPr>
+          <w:rFonts w:ascii="Menlo" w:hAnsi="Menlo" w:cs="Menlo"/>
+          <w:color w:val="D8D8D8"/>
+          <w:sz w:val="18"/>
+          <w:szCs w:val="18"/>
+        </w:rPr>
+      </w:pPr>
+      <w:r>
+        <w:rPr>
+          <w:rFonts w:ascii="Menlo" w:hAnsi="Menlo" w:cs="Menlo"/>
+          <w:color w:val="D8D8D8"/>
+          <w:sz w:val="18"/>
+          <w:szCs w:val="18"/>
+        </w:rPr>
+        <w:t>└────────────┘  └──────────┘  └─────────┘  └─────────────────┘</w:t>
+      </w:r>
+    </w:p>
+    <w:p>
+      <w:pPr>
+        <w:pStyle w:val="Heading3"/>
+      </w:pPr>
+    </w:p>
+    <w:p>
+      <w:pPr>
+        <w:pStyle w:val="Heading3"/>
+      </w:pPr>
+      <w:r>
+        <w:t>How it flows</w:t>
+      </w:r>
+    </w:p>
+    <w:p>
+      <w:pPr>
+        <w:shd w:val="clear" w:color="auto" w:fill="181818"/>
+        <w:spacing w:line="300" w:lineRule="atLeast"/>
+        <w:rPr>
+          <w:rFonts w:ascii="Menlo" w:hAnsi="Menlo" w:cs="Menlo"/>
+          <w:color w:val="D8D8D8"/>
+          <w:sz w:val="18"/>
+          <w:szCs w:val="18"/>
+        </w:rPr>
+      </w:pPr>
+      <w:r>
+        <w:rPr>
+          <w:rFonts w:ascii="Menlo" w:hAnsi="Menlo" w:cs="Menlo"/>
+          <w:color w:val="D8D8D8"/>
+          <w:sz w:val="18"/>
+          <w:szCs w:val="18"/>
+        </w:rPr>
+        <w:t>Client                Factory                    Product</w:t>
+      </w:r>
+    </w:p>
+    <w:p>
+      <w:pPr>
+        <w:shd w:val="clear" w:color="auto" w:fill="181818"/>
+        <w:spacing w:line="300" w:lineRule="atLeast"/>
+        <w:rPr>
+          <w:rFonts w:ascii="Menlo" w:hAnsi="Menlo" w:cs="Menlo"/>
+          <w:color w:val="D8D8D8"/>
+          <w:sz w:val="18"/>
+          <w:szCs w:val="18"/>
+        </w:rPr>
+      </w:pPr>
+      <w:r>
+        <w:rPr>
+          <w:rFonts w:ascii="Menlo" w:hAnsi="Menlo" w:cs="Menlo"/>
+          <w:color w:val="D8D8D8"/>
+          <w:sz w:val="18"/>
+          <w:szCs w:val="18"/>
+        </w:rPr>
+        <w:t xml:space="preserve">  │                      │                          │</w:t>
+      </w:r>
+    </w:p>
+    <w:p>
+      <w:pPr>
+        <w:shd w:val="clear" w:color="auto" w:fill="181818"/>
+        <w:spacing w:line="300" w:lineRule="atLeast"/>
+        <w:rPr>
+          <w:rFonts w:ascii="Menlo" w:hAnsi="Menlo" w:cs="Menlo"/>
+          <w:color w:val="D8D8D8"/>
+          <w:sz w:val="18"/>
+          <w:szCs w:val="18"/>
+        </w:rPr>
+      </w:pPr>
+      <w:r>
+        <w:rPr>
+          <w:rFonts w:ascii="Menlo" w:hAnsi="Menlo" w:cs="Menlo"/>
+          <w:color w:val="D8D8D8"/>
+          <w:sz w:val="18"/>
+          <w:szCs w:val="18"/>
+        </w:rPr>
+        <w:t xml:space="preserve">  │── "UPI" ────────────►│                          │</w:t>
+      </w:r>
+    </w:p>
+    <w:p>
+      <w:pPr>
+        <w:shd w:val="clear" w:color="auto" w:fill="181818"/>
+        <w:spacing w:line="300" w:lineRule="atLeast"/>
+        <w:rPr>
+          <w:rFonts w:ascii="Menlo" w:hAnsi="Menlo" w:cs="Menlo"/>
+          <w:color w:val="D8D8D8"/>
+          <w:sz w:val="18"/>
+          <w:szCs w:val="18"/>
+        </w:rPr>
+      </w:pPr>
+      <w:r>
+        <w:rPr>
+          <w:rFonts w:ascii="Menlo" w:hAnsi="Menlo" w:cs="Menlo"/>
+          <w:color w:val="D8D8D8"/>
+          <w:sz w:val="18"/>
+          <w:szCs w:val="18"/>
+        </w:rPr>
+        <w:t xml:space="preserve">  │                      │── new UPIProcessor() ───►│</w:t>
+      </w:r>
+    </w:p>
+    <w:p>
+      <w:pPr>
+        <w:shd w:val="clear" w:color="auto" w:fill="181818"/>
+        <w:spacing w:line="300" w:lineRule="atLeast"/>
+        <w:rPr>
+          <w:rFonts w:ascii="Menlo" w:hAnsi="Menlo" w:cs="Menlo"/>
+          <w:color w:val="D8D8D8"/>
+          <w:sz w:val="18"/>
+          <w:szCs w:val="18"/>
+        </w:rPr>
+      </w:pPr>
+      <w:r>
+        <w:rPr>
+          <w:rFonts w:ascii="Menlo" w:hAnsi="Menlo" w:cs="Menlo"/>
+          <w:color w:val="D8D8D8"/>
+          <w:sz w:val="18"/>
+          <w:szCs w:val="18"/>
+        </w:rPr>
+        <w:t xml:space="preserve">  │◄── PaymentProcessor ─┤                          │</w:t>
+      </w:r>
+    </w:p>
+    <w:p>
+      <w:pPr>
+        <w:shd w:val="clear" w:color="auto" w:fill="181818"/>
+        <w:spacing w:line="300" w:lineRule="atLeast"/>
+        <w:rPr>
+          <w:rFonts w:ascii="Menlo" w:hAnsi="Menlo" w:cs="Menlo"/>
+          <w:color w:val="D8D8D8"/>
+          <w:sz w:val="18"/>
+          <w:szCs w:val="18"/>
+        </w:rPr>
+      </w:pPr>
+      <w:r>
+        <w:rPr>
+          <w:rFonts w:ascii="Menlo" w:hAnsi="Menlo" w:cs="Menlo"/>
+          <w:color w:val="D8D8D8"/>
+          <w:sz w:val="18"/>
+          <w:szCs w:val="18"/>
+        </w:rPr>
+        <w:t xml:space="preserve">  │                      │                          │</w:t>
+      </w:r>
+    </w:p>
+    <w:p>
+      <w:pPr>
+        <w:shd w:val="clear" w:color="auto" w:fill="181818"/>
+        <w:spacing w:line="300" w:lineRule="atLeast"/>
+        <w:rPr>
+          <w:rFonts w:ascii="Menlo" w:hAnsi="Menlo" w:cs="Menlo"/>
+          <w:color w:val="D8D8D8"/>
+          <w:sz w:val="18"/>
+          <w:szCs w:val="18"/>
+        </w:rPr>
+      </w:pPr>
+      <w:r>
+        <w:rPr>
+          <w:rFonts w:ascii="Menlo" w:hAnsi="Menlo" w:cs="Menlo"/>
+          <w:color w:val="D8D8D8"/>
+          <w:sz w:val="18"/>
+          <w:szCs w:val="18"/>
+        </w:rPr>
+        <w:t xml:space="preserve">  │── processPayment() ─────────────────────────────►</w:t>
+      </w:r>
+    </w:p>
+    <w:p>
+      <w:pPr>
+        <w:pStyle w:val="NoSpacing"/>
+        <w:jc w:val="center"/>
+      </w:pPr>
+    </w:p>
+    <w:p>
+      <w:pPr>
+        <w:pStyle w:val="NoSpacing"/>
+        <w:jc w:val="center"/>
+      </w:pPr>
+    </w:p>
+    <w:p>
+      <w:pPr>
+        <w:pStyle w:val="Heading2"/>
+      </w:pPr>
+      <w:r>
+        <w:t>3. Abstract Factory Pattern</w:t>
+      </w:r>
+    </w:p>
+    <w:p>
+      <w:pPr>
+        <w:pStyle w:val="Heading3"/>
+      </w:pPr>
+      <w:r>
+        <w:t>What it does (Simple Terms)</w:t>
+      </w:r>
+    </w:p>
+    <w:p>
+      <w:pPr>
+        <w:pStyle w:val="NormalWeb"/>
+        <w:spacing w:before="0" w:beforeAutospacing="0" w:after="0" w:afterAutospacing="0"/>
+        <w:ind w:firstLine="720"/>
+        <w:rPr>
+          <w:rFonts w:ascii="Arial" w:hAnsi="Arial" w:cs="Arial"/>
+          <w:i/>
+          <w:iCs/>
+          <w:sz w:val="21"/>
+          <w:szCs w:val="21"/>
+        </w:rPr>
+      </w:pPr>
+      <w:r>
+        <w:rPr>
+          <w:rFonts w:ascii="Arial" w:hAnsi="Arial" w:cs="Arial"/>
+          <w:i/>
+          <w:iCs/>
+          <w:sz w:val="21"/>
+          <w:szCs w:val="21"/>
+        </w:rPr>
+        <w:t>"It's Diwali? Okay — ALL decorations, ALL banners, ALL notifications will be Diwali-themed. One decision, entire family changes."</w:t>
+      </w:r>
+    </w:p>
+    <w:p>
+      <w:pPr>
+        <w:pStyle w:val="NormalWeb"/>
+        <w:spacing w:before="90" w:beforeAutospacing="0" w:after="90" w:afterAutospacing="0"/>
+        <w:rPr>
+          <w:rFonts w:ascii="Arial" w:hAnsi="Arial" w:cs="Arial"/>
+          <w:sz w:val="21"/>
+          <w:szCs w:val="21"/>
+        </w:rPr>
+      </w:pPr>
+      <w:r>
+        <w:rPr>
+          <w:rFonts w:ascii="Arial" w:hAnsi="Arial" w:cs="Arial"/>
+          <w:sz w:val="21"/>
+          <w:szCs w:val="21"/>
+        </w:rPr>
+        <w:t>Unlike Factory Method (which creates ONE product), Abstract Factory creates a </w:t>
+      </w:r>
+      <w:r>
+        <w:rPr>
+          <w:rStyle w:val="font-semibold"/>
+          <w:rFonts w:ascii="Arial" w:hAnsi="Arial" w:cs="Arial"/>
+          <w:b/>
+          <w:bCs/>
+          <w:sz w:val="21"/>
+          <w:szCs w:val="21"/>
+        </w:rPr>
+        <w:t>family of related products</w:t>
+      </w:r>
+      <w:r>
+        <w:rPr>
+          <w:rFonts w:ascii="Arial" w:hAnsi="Arial" w:cs="Arial"/>
+          <w:sz w:val="21"/>
+          <w:szCs w:val="21"/>
+        </w:rPr>
+        <w:t> that go together. Switch from Diwali to Black Friday and the entire look — banner, offer card, notification — changes in one shot.</w:t>
+      </w:r>
+    </w:p>
+    <w:p>
+      <w:pPr>
+        <w:pStyle w:val="Heading3"/>
+        <w:spacing w:before="0"/>
+      </w:pPr>
+      <w:r>
+        <w:t>When to use</w:t>
+      </w:r>
+    </w:p>
+    <w:p>
+      <w:pPr>
+        <w:pStyle w:val="py-1"/>
+        <w:numPr>
+          <w:ilvl w:val="0"/>
+          <w:numId w:val="7"/>
+        </w:numPr>
+        <w:spacing w:before="0" w:beforeAutospacing="0"/>
+        <w:rPr>
+          <w:rFonts w:ascii="Arial" w:hAnsi="Arial" w:cs="Arial"/>
+          <w:sz w:val="21"/>
+          <w:szCs w:val="21"/>
+        </w:rPr>
+      </w:pPr>
+      <w:r>
+        <w:rPr>
+          <w:rFonts w:ascii="Arial" w:hAnsi="Arial" w:cs="Arial"/>
+          <w:sz w:val="21"/>
+          <w:szCs w:val="21"/>
+        </w:rPr>
+        <w:t>When you need to create families of related objects</w:t>
+      </w:r>
+    </w:p>
+    <w:p>
+      <w:pPr>
+        <w:pStyle w:val="py-1"/>
+        <w:numPr>
+          <w:ilvl w:val="0"/>
+          <w:numId w:val="7"/>
+        </w:numPr>
+        <w:spacing w:before="0" w:beforeAutospacing="0"/>
+        <w:rPr>
+          <w:rFonts w:ascii="Arial" w:hAnsi="Arial" w:cs="Arial"/>
+          <w:sz w:val="21"/>
+          <w:szCs w:val="21"/>
+        </w:rPr>
+      </w:pPr>
+      <w:r>
+        <w:rPr>
+          <w:rFonts w:ascii="Arial" w:hAnsi="Arial" w:cs="Arial"/>
+          <w:sz w:val="21"/>
+          <w:szCs w:val="21"/>
+        </w:rPr>
+        <w:t>When the system should be independent of how products are created</w:t>
+      </w:r>
+    </w:p>
+    <w:p>
+      <w:pPr>
+        <w:pStyle w:val="py-1"/>
+        <w:numPr>
+          <w:ilvl w:val="0"/>
+          <w:numId w:val="7"/>
+        </w:numPr>
+        <w:spacing w:before="0" w:beforeAutospacing="0"/>
+        <w:rPr>
+          <w:rFonts w:ascii="Arial" w:hAnsi="Arial" w:cs="Arial"/>
+          <w:sz w:val="21"/>
+          <w:szCs w:val="21"/>
+        </w:rPr>
+      </w:pPr>
+      <w:r>
+        <w:rPr>
+          <w:rFonts w:ascii="Arial" w:hAnsi="Arial" w:cs="Arial"/>
+          <w:sz w:val="21"/>
+          <w:szCs w:val="21"/>
+        </w:rPr>
+        <w:t>When products from one family shouldn't be mixed with another</w:t>
+      </w:r>
+    </w:p>
+    <w:p>
+      <w:pPr>
+        <w:pStyle w:val="Heading3"/>
+      </w:pPr>
+      <w:r>
+        <w:t>Class Diagram</w:t>
+      </w:r>
+    </w:p>
+    <w:p>
+      <w:pPr>
+        <w:shd w:val="clear" w:color="auto" w:fill="181818"/>
+        <w:spacing w:line="300" w:lineRule="atLeast"/>
+        <w:rPr>
+          <w:rFonts w:ascii="Menlo" w:hAnsi="Menlo" w:cs="Menlo"/>
+          <w:color w:val="D8D8D8"/>
+          <w:sz w:val="18"/>
+          <w:szCs w:val="18"/>
+        </w:rPr>
+      </w:pPr>
+      <w:r>
+        <w:rPr>
+          <w:rFonts w:ascii="Menlo" w:hAnsi="Menlo" w:cs="Menlo"/>
+          <w:color w:val="D8D8D8"/>
+          <w:sz w:val="18"/>
+          <w:szCs w:val="18"/>
+        </w:rPr>
+        <w:t>┌─────────────────────────────┐</w:t>
+      </w:r>
+    </w:p>
+    <w:p>
+      <w:pPr>
+        <w:shd w:val="clear" w:color="auto" w:fill="181818"/>
+        <w:spacing w:line="300" w:lineRule="atLeast"/>
+        <w:rPr>
+          <w:rFonts w:ascii="Menlo" w:hAnsi="Menlo" w:cs="Menlo"/>
+          <w:color w:val="D8D8D8"/>
+          <w:sz w:val="18"/>
+          <w:szCs w:val="18"/>
+        </w:rPr>
+      </w:pPr>
+      <w:r>
+        <w:rPr>
+          <w:rFonts w:ascii="Menlo" w:hAnsi="Menlo" w:cs="Menlo"/>
+          <w:color w:val="D8D8D8"/>
+          <w:sz w:val="18"/>
+          <w:szCs w:val="18"/>
+        </w:rPr>
+        <w:t>│     ThemeFactoryProducer     │</w:t>
+      </w:r>
+    </w:p>
+    <w:p>
+      <w:pPr>
+        <w:shd w:val="clear" w:color="auto" w:fill="181818"/>
+        <w:spacing w:line="300" w:lineRule="atLeast"/>
+        <w:rPr>
+          <w:rFonts w:ascii="Menlo" w:hAnsi="Menlo" w:cs="Menlo"/>
+          <w:color w:val="D8D8D8"/>
+          <w:sz w:val="18"/>
+          <w:szCs w:val="18"/>
+        </w:rPr>
+      </w:pPr>
+      <w:r>
+        <w:rPr>
+          <w:rFonts w:ascii="Menlo" w:hAnsi="Menlo" w:cs="Menlo"/>
+          <w:color w:val="D8D8D8"/>
+          <w:sz w:val="18"/>
+          <w:szCs w:val="18"/>
+        </w:rPr>
+        <w:t>├─────────────────────────────┤</w:t>
+      </w:r>
+    </w:p>
+    <w:p>
+      <w:pPr>
+        <w:shd w:val="clear" w:color="auto" w:fill="181818"/>
+        <w:spacing w:line="300" w:lineRule="atLeast"/>
+        <w:rPr>
+          <w:rFonts w:ascii="Menlo" w:hAnsi="Menlo" w:cs="Menlo"/>
+          <w:color w:val="D8D8D8"/>
+          <w:sz w:val="18"/>
+          <w:szCs w:val="18"/>
+        </w:rPr>
+      </w:pPr>
+      <w:r>
+        <w:rPr>
+          <w:rFonts w:ascii="Menlo" w:hAnsi="Menlo" w:cs="Menlo"/>
+          <w:color w:val="D8D8D8"/>
+          <w:sz w:val="18"/>
+          <w:szCs w:val="18"/>
+        </w:rPr>
+        <w:t>│ + getFactory(event):         │</w:t>
+      </w:r>
+    </w:p>
+    <w:p>
+      <w:pPr>
+        <w:shd w:val="clear" w:color="auto" w:fill="181818"/>
+        <w:spacing w:line="300" w:lineRule="atLeast"/>
+        <w:rPr>
+          <w:rFonts w:ascii="Menlo" w:hAnsi="Menlo" w:cs="Menlo"/>
+          <w:color w:val="D8D8D8"/>
+          <w:sz w:val="18"/>
+          <w:szCs w:val="18"/>
+        </w:rPr>
+      </w:pPr>
+      <w:r>
+        <w:rPr>
+          <w:rFonts w:ascii="Menlo" w:hAnsi="Menlo" w:cs="Menlo"/>
+          <w:color w:val="D8D8D8"/>
+          <w:sz w:val="18"/>
+          <w:szCs w:val="18"/>
+        </w:rPr>
+        <w:t>│   SaleThemeFactory           │</w:t>
+      </w:r>
+    </w:p>
+    <w:p>
+      <w:pPr>
+        <w:shd w:val="clear" w:color="auto" w:fill="181818"/>
+        <w:spacing w:line="300" w:lineRule="atLeast"/>
+        <w:rPr>
+          <w:rFonts w:ascii="Menlo" w:hAnsi="Menlo" w:cs="Menlo"/>
+          <w:color w:val="D8D8D8"/>
+          <w:sz w:val="18"/>
+          <w:szCs w:val="18"/>
+        </w:rPr>
+      </w:pPr>
+      <w:r>
+        <w:rPr>
+          <w:rFonts w:ascii="Menlo" w:hAnsi="Menlo" w:cs="Menlo"/>
+          <w:color w:val="D8D8D8"/>
+          <w:sz w:val="18"/>
+          <w:szCs w:val="18"/>
+        </w:rPr>
+        <w:t>└──────────────┬──────────────┘</w:t>
+      </w:r>
+    </w:p>
+    <w:p>
+      <w:pPr>
+        <w:shd w:val="clear" w:color="auto" w:fill="181818"/>
+        <w:spacing w:line="300" w:lineRule="atLeast"/>
+        <w:rPr>
+          <w:rFonts w:ascii="Menlo" w:hAnsi="Menlo" w:cs="Menlo"/>
+          <w:color w:val="D8D8D8"/>
+          <w:sz w:val="18"/>
+          <w:szCs w:val="18"/>
+        </w:rPr>
+      </w:pPr>
+      <w:r>
+        <w:rPr>
+          <w:rFonts w:ascii="Menlo" w:hAnsi="Menlo" w:cs="Menlo"/>
+          <w:color w:val="D8D8D8"/>
+          <w:sz w:val="18"/>
+          <w:szCs w:val="18"/>
+        </w:rPr>
+        <w:t xml:space="preserve">               │ returns</w:t>
+      </w:r>
+    </w:p>
+    <w:p>
+      <w:pPr>
+        <w:shd w:val="clear" w:color="auto" w:fill="181818"/>
+        <w:spacing w:line="300" w:lineRule="atLeast"/>
+        <w:rPr>
+          <w:rFonts w:ascii="Menlo" w:hAnsi="Menlo" w:cs="Menlo"/>
+          <w:color w:val="D8D8D8"/>
+          <w:sz w:val="18"/>
+          <w:szCs w:val="18"/>
+        </w:rPr>
+      </w:pPr>
+      <w:r>
+        <w:rPr>
+          <w:rFonts w:ascii="Menlo" w:hAnsi="Menlo" w:cs="Menlo"/>
+          <w:color w:val="D8D8D8"/>
+          <w:sz w:val="18"/>
+          <w:szCs w:val="18"/>
+        </w:rPr>
+        <w:t xml:space="preserve">               ▼</w:t>
+      </w:r>
+    </w:p>
+    <w:p>
+      <w:pPr>
+        <w:shd w:val="clear" w:color="auto" w:fill="181818"/>
+        <w:spacing w:line="300" w:lineRule="atLeast"/>
+        <w:rPr>
+          <w:rFonts w:ascii="Menlo" w:hAnsi="Menlo" w:cs="Menlo"/>
+          <w:color w:val="D8D8D8"/>
+          <w:sz w:val="18"/>
+          <w:szCs w:val="18"/>
+        </w:rPr>
+      </w:pPr>
+      <w:r>
+        <w:rPr>
+          <w:rFonts w:ascii="Menlo" w:hAnsi="Menlo" w:cs="Menlo"/>
+          <w:color w:val="D8D8D8"/>
+          <w:sz w:val="18"/>
+          <w:szCs w:val="18"/>
+        </w:rPr>
+        <w:t>┌──────────────────────────────────────────────────────┐</w:t>
+      </w:r>
+    </w:p>
+    <w:p>
+      <w:pPr>
+        <w:shd w:val="clear" w:color="auto" w:fill="181818"/>
+        <w:spacing w:line="300" w:lineRule="atLeast"/>
+        <w:rPr>
+          <w:rFonts w:ascii="Menlo" w:hAnsi="Menlo" w:cs="Menlo"/>
+          <w:color w:val="D8D8D8"/>
+          <w:sz w:val="18"/>
+          <w:szCs w:val="18"/>
+        </w:rPr>
+      </w:pPr>
+      <w:r>
+        <w:rPr>
+          <w:rFonts w:ascii="Menlo" w:hAnsi="Menlo" w:cs="Menlo"/>
+          <w:color w:val="D8D8D8"/>
+          <w:sz w:val="18"/>
+          <w:szCs w:val="18"/>
+        </w:rPr>
+        <w:t>│         &lt;&lt;interface&gt;&gt; SaleThemeFactory                 │</w:t>
+      </w:r>
+    </w:p>
+    <w:p>
+      <w:pPr>
+        <w:shd w:val="clear" w:color="auto" w:fill="181818"/>
+        <w:spacing w:line="300" w:lineRule="atLeast"/>
+        <w:rPr>
+          <w:rFonts w:ascii="Menlo" w:hAnsi="Menlo" w:cs="Menlo"/>
+          <w:color w:val="D8D8D8"/>
+          <w:sz w:val="18"/>
+          <w:szCs w:val="18"/>
+        </w:rPr>
+      </w:pPr>
+      <w:r>
+        <w:rPr>
+          <w:rFonts w:ascii="Menlo" w:hAnsi="Menlo" w:cs="Menlo"/>
+          <w:color w:val="D8D8D8"/>
+          <w:sz w:val="18"/>
+          <w:szCs w:val="18"/>
+        </w:rPr>
+        <w:t>├──────────────────────────────────────────────────────┤</w:t>
+      </w:r>
+    </w:p>
+    <w:p>
+      <w:pPr>
+        <w:shd w:val="clear" w:color="auto" w:fill="181818"/>
+        <w:spacing w:line="300" w:lineRule="atLeast"/>
+        <w:rPr>
+          <w:rFonts w:ascii="Menlo" w:hAnsi="Menlo" w:cs="Menlo"/>
+          <w:color w:val="D8D8D8"/>
+          <w:sz w:val="18"/>
+          <w:szCs w:val="18"/>
+        </w:rPr>
+      </w:pPr>
+      <w:r>
+        <w:rPr>
+          <w:rFonts w:ascii="Menlo" w:hAnsi="Menlo" w:cs="Menlo"/>
+          <w:color w:val="D8D8D8"/>
+          <w:sz w:val="18"/>
+          <w:szCs w:val="18"/>
+        </w:rPr>
+        <w:t>│ + createBanner(): Banner                              │</w:t>
+      </w:r>
+    </w:p>
+    <w:p>
+      <w:pPr>
+        <w:shd w:val="clear" w:color="auto" w:fill="181818"/>
+        <w:spacing w:line="300" w:lineRule="atLeast"/>
+        <w:rPr>
+          <w:rFonts w:ascii="Menlo" w:hAnsi="Menlo" w:cs="Menlo"/>
+          <w:color w:val="D8D8D8"/>
+          <w:sz w:val="18"/>
+          <w:szCs w:val="18"/>
+        </w:rPr>
+      </w:pPr>
+      <w:r>
+        <w:rPr>
+          <w:rFonts w:ascii="Menlo" w:hAnsi="Menlo" w:cs="Menlo"/>
+          <w:color w:val="D8D8D8"/>
+          <w:sz w:val="18"/>
+          <w:szCs w:val="18"/>
+        </w:rPr>
+        <w:t>│ + createOfferCard(): OfferCard                        │</w:t>
+      </w:r>
+    </w:p>
+    <w:p>
+      <w:pPr>
+        <w:shd w:val="clear" w:color="auto" w:fill="181818"/>
+        <w:spacing w:line="300" w:lineRule="atLeast"/>
+        <w:rPr>
+          <w:rFonts w:ascii="Menlo" w:hAnsi="Menlo" w:cs="Menlo"/>
+          <w:color w:val="D8D8D8"/>
+          <w:sz w:val="18"/>
+          <w:szCs w:val="18"/>
+        </w:rPr>
+      </w:pPr>
+      <w:r>
+        <w:rPr>
+          <w:rFonts w:ascii="Menlo" w:hAnsi="Menlo" w:cs="Menlo"/>
+          <w:color w:val="D8D8D8"/>
+          <w:sz w:val="18"/>
+          <w:szCs w:val="18"/>
+        </w:rPr>
+        <w:t>│ + createNotification(): NotificationTemplate          │</w:t>
+      </w:r>
+    </w:p>
+    <w:p>
+      <w:pPr>
+        <w:shd w:val="clear" w:color="auto" w:fill="181818"/>
+        <w:spacing w:line="300" w:lineRule="atLeast"/>
+        <w:rPr>
+          <w:rFonts w:ascii="Menlo" w:hAnsi="Menlo" w:cs="Menlo"/>
+          <w:color w:val="D8D8D8"/>
+          <w:sz w:val="18"/>
+          <w:szCs w:val="18"/>
+        </w:rPr>
+      </w:pPr>
+      <w:r>
+        <w:rPr>
+          <w:rFonts w:ascii="Menlo" w:hAnsi="Menlo" w:cs="Menlo"/>
+          <w:color w:val="D8D8D8"/>
+          <w:sz w:val="18"/>
+          <w:szCs w:val="18"/>
+        </w:rPr>
+        <w:t>└──────────────────────────────────────────────────────┘</w:t>
+      </w:r>
+    </w:p>
+    <w:p>
+      <w:pPr>
+        <w:shd w:val="clear" w:color="auto" w:fill="181818"/>
+        <w:spacing w:line="300" w:lineRule="atLeast"/>
+        <w:rPr>
+          <w:rFonts w:ascii="Menlo" w:hAnsi="Menlo" w:cs="Menlo"/>
+          <w:color w:val="D8D8D8"/>
+          <w:sz w:val="18"/>
+          <w:szCs w:val="18"/>
+        </w:rPr>
+      </w:pPr>
+      <w:r>
+        <w:rPr>
+          <w:rFonts w:ascii="Menlo" w:hAnsi="Menlo" w:cs="Menlo"/>
+          <w:color w:val="D8D8D8"/>
+          <w:sz w:val="18"/>
+          <w:szCs w:val="18"/>
+        </w:rPr>
+        <w:t xml:space="preserve">               ▲                         ▲</w:t>
+      </w:r>
+    </w:p>
+    <w:p>
+      <w:pPr>
+        <w:shd w:val="clear" w:color="auto" w:fill="181818"/>
+        <w:spacing w:line="300" w:lineRule="atLeast"/>
+        <w:rPr>
+          <w:rFonts w:ascii="Menlo" w:hAnsi="Menlo" w:cs="Menlo"/>
+          <w:color w:val="D8D8D8"/>
+          <w:sz w:val="18"/>
+          <w:szCs w:val="18"/>
+        </w:rPr>
+      </w:pPr>
+      <w:r>
+        <w:rPr>
+          <w:rFonts w:ascii="Menlo" w:hAnsi="Menlo" w:cs="Menlo"/>
+          <w:color w:val="D8D8D8"/>
+          <w:sz w:val="18"/>
+          <w:szCs w:val="18"/>
+        </w:rPr>
+        <w:t xml:space="preserve">               │                         │</w:t>
+      </w:r>
+    </w:p>
+    <w:p>
+      <w:pPr>
+        <w:shd w:val="clear" w:color="auto" w:fill="181818"/>
+        <w:spacing w:line="300" w:lineRule="atLeast"/>
+        <w:rPr>
+          <w:rFonts w:ascii="Menlo" w:hAnsi="Menlo" w:cs="Menlo"/>
+          <w:color w:val="D8D8D8"/>
+          <w:sz w:val="18"/>
+          <w:szCs w:val="18"/>
+        </w:rPr>
+      </w:pPr>
+      <w:r>
+        <w:rPr>
+          <w:rFonts w:ascii="Menlo" w:hAnsi="Menlo" w:cs="Menlo"/>
+          <w:color w:val="D8D8D8"/>
+          <w:sz w:val="18"/>
+          <w:szCs w:val="18"/>
+        </w:rPr>
+        <w:t>┌──────────────┴─────────────┐  ┌───────┴──────────────────────┐</w:t>
+      </w:r>
+    </w:p>
+    <w:p>
+      <w:pPr>
+        <w:shd w:val="clear" w:color="auto" w:fill="181818"/>
+        <w:spacing w:line="300" w:lineRule="atLeast"/>
+        <w:rPr>
+          <w:rFonts w:ascii="Menlo" w:hAnsi="Menlo" w:cs="Menlo"/>
+          <w:color w:val="D8D8D8"/>
+          <w:sz w:val="18"/>
+          <w:szCs w:val="18"/>
+        </w:rPr>
+      </w:pPr>
+      <w:r>
+        <w:rPr>
+          <w:rFonts w:ascii="Menlo" w:hAnsi="Menlo" w:cs="Menlo"/>
+          <w:color w:val="D8D8D8"/>
+          <w:sz w:val="18"/>
+          <w:szCs w:val="18"/>
+        </w:rPr>
+        <w:t>│  DiwaliSaleThemeFactory    │  │  BlackFridaySaleThemeFactory  │</w:t>
+      </w:r>
+    </w:p>
+    <w:p>
+      <w:pPr>
+        <w:shd w:val="clear" w:color="auto" w:fill="181818"/>
+        <w:spacing w:line="300" w:lineRule="atLeast"/>
+        <w:rPr>
+          <w:rFonts w:ascii="Menlo" w:hAnsi="Menlo" w:cs="Menlo"/>
+          <w:color w:val="D8D8D8"/>
+          <w:sz w:val="18"/>
+          <w:szCs w:val="18"/>
+        </w:rPr>
+      </w:pPr>
+      <w:r>
+        <w:rPr>
+          <w:rFonts w:ascii="Menlo" w:hAnsi="Menlo" w:cs="Menlo"/>
+          <w:color w:val="D8D8D8"/>
+          <w:sz w:val="18"/>
+          <w:szCs w:val="18"/>
+        </w:rPr>
+        <w:t>├────────────────────────────┤  ├──────────────────────────────┤</w:t>
+      </w:r>
+    </w:p>
+    <w:p>
+      <w:pPr>
+        <w:shd w:val="clear" w:color="auto" w:fill="181818"/>
+        <w:spacing w:line="300" w:lineRule="atLeast"/>
+        <w:rPr>
+          <w:rFonts w:ascii="Menlo" w:hAnsi="Menlo" w:cs="Menlo"/>
+          <w:color w:val="D8D8D8"/>
+          <w:sz w:val="18"/>
+          <w:szCs w:val="18"/>
+        </w:rPr>
+      </w:pPr>
+      <w:r>
+        <w:rPr>
+          <w:rFonts w:ascii="Menlo" w:hAnsi="Menlo" w:cs="Menlo"/>
+          <w:color w:val="D8D8D8"/>
+          <w:sz w:val="18"/>
+          <w:szCs w:val="18"/>
+        </w:rPr>
+        <w:t>│  createBanner()            │  │  createBanner()              │</w:t>
+      </w:r>
+    </w:p>
+    <w:p>
+      <w:pPr>
+        <w:shd w:val="clear" w:color="auto" w:fill="181818"/>
+        <w:spacing w:line="300" w:lineRule="atLeast"/>
+        <w:rPr>
+          <w:rFonts w:ascii="Menlo" w:hAnsi="Menlo" w:cs="Menlo"/>
+          <w:color w:val="D8D8D8"/>
+          <w:sz w:val="18"/>
+          <w:szCs w:val="18"/>
+        </w:rPr>
+      </w:pPr>
+      <w:r>
+        <w:rPr>
+          <w:rFonts w:ascii="Menlo" w:hAnsi="Menlo" w:cs="Menlo"/>
+          <w:color w:val="D8D8D8"/>
+          <w:sz w:val="18"/>
+          <w:szCs w:val="18"/>
+        </w:rPr>
+        <w:t>│  createOfferCard()         │  │  createOfferCard()           │</w:t>
+      </w:r>
+    </w:p>
+    <w:p>
+      <w:pPr>
+        <w:shd w:val="clear" w:color="auto" w:fill="181818"/>
+        <w:spacing w:line="300" w:lineRule="atLeast"/>
+        <w:rPr>
+          <w:rFonts w:ascii="Menlo" w:hAnsi="Menlo" w:cs="Menlo"/>
+          <w:color w:val="D8D8D8"/>
+          <w:sz w:val="18"/>
+          <w:szCs w:val="18"/>
+        </w:rPr>
+      </w:pPr>
+      <w:r>
+        <w:rPr>
+          <w:rFonts w:ascii="Menlo" w:hAnsi="Menlo" w:cs="Menlo"/>
+          <w:color w:val="D8D8D8"/>
+          <w:sz w:val="18"/>
+          <w:szCs w:val="18"/>
+        </w:rPr>
+        <w:t>│  createNotification()      │  │  createNotification()        │</w:t>
+      </w:r>
+    </w:p>
+    <w:p>
+      <w:pPr>
+        <w:shd w:val="clear" w:color="auto" w:fill="181818"/>
+        <w:spacing w:line="300" w:lineRule="atLeast"/>
+        <w:rPr>
+          <w:rFonts w:ascii="Menlo" w:hAnsi="Menlo" w:cs="Menlo"/>
+          <w:color w:val="D8D8D8"/>
+          <w:sz w:val="18"/>
+          <w:szCs w:val="18"/>
+        </w:rPr>
+      </w:pPr>
+      <w:r>
+        <w:rPr>
+          <w:rFonts w:ascii="Menlo" w:hAnsi="Menlo" w:cs="Menlo"/>
+          <w:color w:val="D8D8D8"/>
+          <w:sz w:val="18"/>
+          <w:szCs w:val="18"/>
+        </w:rPr>
+        <w:t>└────────────┬───────────────┘  └──────────────┬───────────────┘</w:t>
+      </w:r>
+    </w:p>
+    <w:p>
+      <w:pPr>
+        <w:shd w:val="clear" w:color="auto" w:fill="181818"/>
+        <w:spacing w:line="300" w:lineRule="atLeast"/>
+        <w:rPr>
+          <w:rFonts w:ascii="Menlo" w:hAnsi="Menlo" w:cs="Menlo"/>
+          <w:color w:val="D8D8D8"/>
+          <w:sz w:val="18"/>
+          <w:szCs w:val="18"/>
+        </w:rPr>
+      </w:pPr>
+      <w:r>
+        <w:rPr>
+          <w:rFonts w:ascii="Menlo" w:hAnsi="Menlo" w:cs="Menlo"/>
+          <w:color w:val="D8D8D8"/>
+          <w:sz w:val="18"/>
+          <w:szCs w:val="18"/>
+        </w:rPr>
+        <w:t xml:space="preserve">             │ creates                          │ creates</w:t>
+      </w:r>
+    </w:p>
+    <w:p>
+      <w:pPr>
+        <w:shd w:val="clear" w:color="auto" w:fill="181818"/>
+        <w:spacing w:line="300" w:lineRule="atLeast"/>
+        <w:rPr>
+          <w:rFonts w:ascii="Menlo" w:hAnsi="Menlo" w:cs="Menlo"/>
+          <w:color w:val="D8D8D8"/>
+          <w:sz w:val="18"/>
+          <w:szCs w:val="18"/>
+        </w:rPr>
+      </w:pPr>
+      <w:r>
+        <w:rPr>
+          <w:rFonts w:ascii="Menlo" w:hAnsi="Menlo" w:cs="Menlo"/>
+          <w:color w:val="D8D8D8"/>
+          <w:sz w:val="18"/>
+          <w:szCs w:val="18"/>
+        </w:rPr>
+        <w:t xml:space="preserve">             ▼                                  ▼</w:t>
+      </w:r>
+    </w:p>
+    <w:p>
+      <w:pPr>
+        <w:shd w:val="clear" w:color="auto" w:fill="181818"/>
+        <w:spacing w:line="300" w:lineRule="atLeast"/>
+        <w:rPr>
+          <w:rFonts w:ascii="Menlo" w:hAnsi="Menlo" w:cs="Menlo"/>
+          <w:color w:val="D8D8D8"/>
+          <w:sz w:val="18"/>
+          <w:szCs w:val="18"/>
+        </w:rPr>
+      </w:pPr>
+      <w:r>
+        <w:rPr>
+          <w:rFonts w:ascii="Menlo" w:hAnsi="Menlo" w:cs="Menlo"/>
+          <w:color w:val="D8D8D8"/>
+          <w:sz w:val="18"/>
+          <w:szCs w:val="18"/>
+        </w:rPr>
+        <w:t>┌────────────────────────┐         ┌────────────────────────────┐</w:t>
+      </w:r>
+    </w:p>
+    <w:p>
+      <w:pPr>
+        <w:shd w:val="clear" w:color="auto" w:fill="181818"/>
+        <w:spacing w:line="300" w:lineRule="atLeast"/>
+        <w:rPr>
+          <w:rFonts w:ascii="Menlo" w:hAnsi="Menlo" w:cs="Menlo"/>
+          <w:color w:val="D8D8D8"/>
+          <w:sz w:val="18"/>
+          <w:szCs w:val="18"/>
+        </w:rPr>
+      </w:pPr>
+      <w:r>
+        <w:rPr>
+          <w:rFonts w:ascii="Menlo" w:hAnsi="Menlo" w:cs="Menlo"/>
+          <w:color w:val="D8D8D8"/>
+          <w:sz w:val="18"/>
+          <w:szCs w:val="18"/>
+        </w:rPr>
+        <w:t>│ DiwaliSaleBanner       │         │ BlackFridayBanner           │</w:t>
+      </w:r>
+    </w:p>
+    <w:p>
+      <w:pPr>
+        <w:shd w:val="clear" w:color="auto" w:fill="181818"/>
+        <w:spacing w:line="300" w:lineRule="atLeast"/>
+        <w:rPr>
+          <w:rFonts w:ascii="Menlo" w:hAnsi="Menlo" w:cs="Menlo"/>
+          <w:color w:val="D8D8D8"/>
+          <w:sz w:val="18"/>
+          <w:szCs w:val="18"/>
+        </w:rPr>
+      </w:pPr>
+      <w:r>
+        <w:rPr>
+          <w:rFonts w:ascii="Menlo" w:hAnsi="Menlo" w:cs="Menlo"/>
+          <w:color w:val="D8D8D8"/>
+          <w:sz w:val="18"/>
+          <w:szCs w:val="18"/>
+        </w:rPr>
+        <w:t>│ DiwaliOfferCard        │         │ BlackFridayOfferCard        │</w:t>
+      </w:r>
+    </w:p>
+    <w:p>
+      <w:pPr>
+        <w:shd w:val="clear" w:color="auto" w:fill="181818"/>
+        <w:spacing w:line="300" w:lineRule="atLeast"/>
+        <w:rPr>
+          <w:rFonts w:ascii="Menlo" w:hAnsi="Menlo" w:cs="Menlo"/>
+          <w:color w:val="D8D8D8"/>
+          <w:sz w:val="18"/>
+          <w:szCs w:val="18"/>
+        </w:rPr>
+      </w:pPr>
+      <w:r>
+        <w:rPr>
+          <w:rFonts w:ascii="Menlo" w:hAnsi="Menlo" w:cs="Menlo"/>
+          <w:color w:val="D8D8D8"/>
+          <w:sz w:val="18"/>
+          <w:szCs w:val="18"/>
+        </w:rPr>
+        <w:t>│ DiwaliNotification     │         │ BlackFridayNotification     │</w:t>
+      </w:r>
+    </w:p>
+    <w:p>
+      <w:pPr>
+        <w:shd w:val="clear" w:color="auto" w:fill="181818"/>
+        <w:spacing w:line="300" w:lineRule="atLeast"/>
+        <w:rPr>
+          <w:rFonts w:ascii="Menlo" w:hAnsi="Menlo" w:cs="Menlo"/>
+          <w:color w:val="D8D8D8"/>
+          <w:sz w:val="18"/>
+          <w:szCs w:val="18"/>
+        </w:rPr>
+      </w:pPr>
+      <w:r>
+        <w:rPr>
+          <w:rFonts w:ascii="Menlo" w:hAnsi="Menlo" w:cs="Menlo"/>
+          <w:color w:val="D8D8D8"/>
+          <w:sz w:val="18"/>
+          <w:szCs w:val="18"/>
+        </w:rPr>
+        <w:lastRenderedPageBreak/>
+        <w:t>└────────────────────────┘         └────────────────────────────┘</w:t>
+      </w:r>
+    </w:p>
+    <w:p>
+      <w:pPr>
+        <w:shd w:val="clear" w:color="auto" w:fill="181818"/>
+        <w:spacing w:line="300" w:lineRule="atLeast"/>
+        <w:rPr>
+          <w:rFonts w:ascii="Menlo" w:hAnsi="Menlo" w:cs="Menlo"/>
+          <w:color w:val="D8D8D8"/>
+          <w:sz w:val="18"/>
+          <w:szCs w:val="18"/>
+        </w:rPr>
+      </w:pPr>
+      <w:r>
+        <w:rPr>
+          <w:rFonts w:ascii="Menlo" w:hAnsi="Menlo" w:cs="Menlo"/>
+          <w:color w:val="D8D8D8"/>
+          <w:sz w:val="18"/>
+          <w:szCs w:val="18"/>
+        </w:rPr>
+        <w:t>Abstract Products (Interfaces):</w:t>
+      </w:r>
+    </w:p>
+    <w:p>
+      <w:pPr>
+        <w:shd w:val="clear" w:color="auto" w:fill="181818"/>
+        <w:spacing w:line="300" w:lineRule="atLeast"/>
+        <w:rPr>
+          <w:rFonts w:ascii="Menlo" w:hAnsi="Menlo" w:cs="Menlo"/>
+          <w:color w:val="D8D8D8"/>
+          <w:sz w:val="18"/>
+          <w:szCs w:val="18"/>
+        </w:rPr>
+      </w:pPr>
+      <w:r>
+        <w:rPr>
+          <w:rFonts w:ascii="Menlo" w:hAnsi="Menlo" w:cs="Menlo"/>
+          <w:color w:val="D8D8D8"/>
+          <w:sz w:val="18"/>
+          <w:szCs w:val="18"/>
+        </w:rPr>
+        <w:t>┌────────────────┐  ┌────────────────┐  ┌──────────────────────┐</w:t>
+      </w:r>
+    </w:p>
+    <w:p>
+      <w:pPr>
+        <w:shd w:val="clear" w:color="auto" w:fill="181818"/>
+        <w:spacing w:line="300" w:lineRule="atLeast"/>
+        <w:rPr>
+          <w:rFonts w:ascii="Menlo" w:hAnsi="Menlo" w:cs="Menlo"/>
+          <w:color w:val="D8D8D8"/>
+          <w:sz w:val="18"/>
+          <w:szCs w:val="18"/>
+        </w:rPr>
+      </w:pPr>
+      <w:r>
+        <w:rPr>
+          <w:rFonts w:ascii="Menlo" w:hAnsi="Menlo" w:cs="Menlo"/>
+          <w:color w:val="D8D8D8"/>
+          <w:sz w:val="18"/>
+          <w:szCs w:val="18"/>
+        </w:rPr>
+        <w:t>│ &lt;&lt;interface&gt;&gt;  │  │ &lt;&lt;interface&gt;&gt;  │  │ &lt;&lt;interface&gt;&gt;         │</w:t>
+      </w:r>
+    </w:p>
+    <w:p>
+      <w:pPr>
+        <w:shd w:val="clear" w:color="auto" w:fill="181818"/>
+        <w:spacing w:line="300" w:lineRule="atLeast"/>
+        <w:rPr>
+          <w:rFonts w:ascii="Menlo" w:hAnsi="Menlo" w:cs="Menlo"/>
+          <w:color w:val="D8D8D8"/>
+          <w:sz w:val="18"/>
+          <w:szCs w:val="18"/>
+        </w:rPr>
+      </w:pPr>
+      <w:r>
+        <w:rPr>
+          <w:rFonts w:ascii="Menlo" w:hAnsi="Menlo" w:cs="Menlo"/>
+          <w:color w:val="D8D8D8"/>
+          <w:sz w:val="18"/>
+          <w:szCs w:val="18"/>
+        </w:rPr>
+        <w:t>│    Banner      │  │   OfferCard   │  │ NotificationTemplate  │</w:t>
+      </w:r>
+    </w:p>
+    <w:p>
+      <w:pPr>
+        <w:shd w:val="clear" w:color="auto" w:fill="181818"/>
+        <w:spacing w:line="300" w:lineRule="atLeast"/>
+        <w:rPr>
+          <w:rFonts w:ascii="Menlo" w:hAnsi="Menlo" w:cs="Menlo"/>
+          <w:color w:val="D8D8D8"/>
+          <w:sz w:val="18"/>
+          <w:szCs w:val="18"/>
+        </w:rPr>
+      </w:pPr>
+      <w:r>
+        <w:rPr>
+          <w:rFonts w:ascii="Menlo" w:hAnsi="Menlo" w:cs="Menlo"/>
+          <w:color w:val="D8D8D8"/>
+          <w:sz w:val="18"/>
+          <w:szCs w:val="18"/>
+        </w:rPr>
+        <w:t>├────────────────┤  ├────────────────┤  ├──────────────────────┤</w:t>
+      </w:r>
+    </w:p>
+    <w:p>
+      <w:pPr>
+        <w:shd w:val="clear" w:color="auto" w:fill="181818"/>
+        <w:spacing w:line="300" w:lineRule="atLeast"/>
+        <w:rPr>
+          <w:rFonts w:ascii="Menlo" w:hAnsi="Menlo" w:cs="Menlo"/>
+          <w:color w:val="D8D8D8"/>
+          <w:sz w:val="18"/>
+          <w:szCs w:val="18"/>
+        </w:rPr>
+      </w:pPr>
+      <w:r>
+        <w:rPr>
+          <w:rFonts w:ascii="Menlo" w:hAnsi="Menlo" w:cs="Menlo"/>
+          <w:color w:val="D8D8D8"/>
+          <w:sz w:val="18"/>
+          <w:szCs w:val="18"/>
+        </w:rPr>
+        <w:t>│ + display()    │  │ + showOffer() │  │ + sendNotification() │</w:t>
+      </w:r>
+    </w:p>
+    <w:p>
+      <w:pPr>
+        <w:shd w:val="clear" w:color="auto" w:fill="181818"/>
+        <w:spacing w:line="300" w:lineRule="atLeast"/>
+        <w:rPr>
+          <w:rFonts w:ascii="Menlo" w:hAnsi="Menlo" w:cs="Menlo"/>
+          <w:color w:val="D8D8D8"/>
+          <w:sz w:val="18"/>
+          <w:szCs w:val="18"/>
+        </w:rPr>
+      </w:pPr>
+      <w:r>
+        <w:rPr>
+          <w:rFonts w:ascii="Menlo" w:hAnsi="Menlo" w:cs="Menlo"/>
+          <w:color w:val="D8D8D8"/>
+          <w:sz w:val="18"/>
+          <w:szCs w:val="18"/>
+        </w:rPr>
+        <w:t>└────────────────┘  └────────────────┘  └──────────────────────┘</w:t>
+      </w:r>
+    </w:p>
+    <w:p>
+      <w:pPr>
+        <w:pStyle w:val="NoSpacing"/>
+        <w:jc w:val="center"/>
+      </w:pPr>
+    </w:p>
+    <w:p>
+      <w:pPr>
+        <w:pStyle w:val="Heading2"/>
+      </w:pPr>
+      <w:r>
+        <w:t>4. Builder Pattern</w:t>
+      </w:r>
+    </w:p>
+    <w:p>
+      <w:pPr>
+        <w:pStyle w:val="Heading3"/>
+      </w:pPr>
+      <w:r>
+        <w:t>What it does (Simple Terms)</w:t>
+      </w:r>
+    </w:p>
+    <w:p>
+      <w:pPr>
+        <w:pStyle w:val="NormalWeb"/>
+        <w:spacing w:before="0" w:beforeAutospacing="0" w:after="0" w:afterAutospacing="0"/>
+        <w:ind w:firstLine="720"/>
+        <w:rPr>
+          <w:rFonts w:ascii="Arial" w:hAnsi="Arial" w:cs="Arial"/>
+          <w:i/>
+          <w:iCs/>
+          <w:sz w:val="21"/>
+          <w:szCs w:val="21"/>
+        </w:rPr>
+      </w:pPr>
+      <w:r>
+        <w:rPr>
+          <w:rFonts w:ascii="Arial" w:hAnsi="Arial" w:cs="Arial"/>
+          <w:i/>
+          <w:iCs/>
+          <w:sz w:val="21"/>
+          <w:szCs w:val="21"/>
+        </w:rPr>
+        <w:t>"Building a custom pizza — you pick the base, then add toppings one by one. You don't have to decide everything upfront."</w:t>
+      </w:r>
+    </w:p>
+    <w:p>
+      <w:pPr>
+        <w:pStyle w:val="NormalWeb"/>
+        <w:spacing w:before="90" w:beforeAutospacing="0" w:after="90" w:afterAutospacing="0"/>
+        <w:rPr>
+          <w:rFonts w:ascii="Arial" w:hAnsi="Arial" w:cs="Arial"/>
+          <w:sz w:val="21"/>
+          <w:szCs w:val="21"/>
+        </w:rPr>
+      </w:pPr>
+      <w:r>
+        <w:rPr>
+          <w:rFonts w:ascii="Arial" w:hAnsi="Arial" w:cs="Arial"/>
+          <w:sz w:val="21"/>
+          <w:szCs w:val="21"/>
+        </w:rPr>
+        <w:t>A retail Order has many optional fields: gift wrap, coupon, express delivery, special instructions. Instead of a constructor with 10 parameters, you build it step-by-step and call </w:t>
+      </w:r>
+      <w:r>
+        <w:rPr>
+          <w:rStyle w:val="HTMLCode"/>
+          <w:rFonts w:ascii="Menlo" w:hAnsi="Menlo" w:cs="Menlo"/>
+          <w:sz w:val="19"/>
+          <w:szCs w:val="19"/>
+        </w:rPr>
+        <w:t>.build()</w:t>
+      </w:r>
+      <w:r>
+        <w:rPr>
+          <w:rFonts w:ascii="Arial" w:hAnsi="Arial" w:cs="Arial"/>
+          <w:sz w:val="21"/>
+          <w:szCs w:val="21"/>
+        </w:rPr>
+        <w:t> when done.</w:t>
+      </w:r>
+    </w:p>
+    <w:p>
+      <w:pPr>
+        <w:pStyle w:val="Heading3"/>
+      </w:pPr>
+      <w:r>
+        <w:t>When to use</w:t>
+      </w:r>
+    </w:p>
+    <w:p>
+      <w:pPr>
+        <w:pStyle w:val="py-1"/>
+        <w:numPr>
+          <w:ilvl w:val="0"/>
+          <w:numId w:val="8"/>
+        </w:numPr>
+        <w:rPr>
+          <w:rFonts w:ascii="Arial" w:hAnsi="Arial" w:cs="Arial"/>
+          <w:sz w:val="21"/>
+          <w:szCs w:val="21"/>
+        </w:rPr>
+      </w:pPr>
+      <w:r>
+        <w:rPr>
+          <w:rFonts w:ascii="Arial" w:hAnsi="Arial" w:cs="Arial"/>
+          <w:sz w:val="21"/>
+          <w:szCs w:val="21"/>
+        </w:rPr>
+        <w:t>Object has many optional parameters</w:t>
+      </w:r>
+    </w:p>
+    <w:p>
+      <w:pPr>
+        <w:pStyle w:val="py-1"/>
+        <w:numPr>
+          <w:ilvl w:val="0"/>
+          <w:numId w:val="8"/>
+        </w:numPr>
+        <w:rPr>
+          <w:rFonts w:ascii="Arial" w:hAnsi="Arial" w:cs="Arial"/>
+          <w:sz w:val="21"/>
+          <w:szCs w:val="21"/>
+        </w:rPr>
+      </w:pPr>
+      <w:r>
+        <w:rPr>
+          <w:rFonts w:ascii="Arial" w:hAnsi="Arial" w:cs="Arial"/>
+          <w:sz w:val="21"/>
+          <w:szCs w:val="21"/>
+        </w:rPr>
+        <w:t>You want to avoid telescoping constructors (</w:t>
+      </w:r>
+      <w:r>
+        <w:rPr>
+          <w:rStyle w:val="HTMLCode"/>
+          <w:rFonts w:ascii="Menlo" w:hAnsi="Menlo" w:cs="Menlo"/>
+          <w:sz w:val="19"/>
+          <w:szCs w:val="19"/>
+        </w:rPr>
+        <w:t>new Order(a, b, null, null, true, null, false)</w:t>
+      </w:r>
+      <w:r>
+        <w:rPr>
+          <w:rFonts w:ascii="Arial" w:hAnsi="Arial" w:cs="Arial"/>
+          <w:sz w:val="21"/>
+          <w:szCs w:val="21"/>
+        </w:rPr>
+        <w:t>)</w:t>
+      </w:r>
+    </w:p>
+    <w:p>
+      <w:pPr>
+        <w:pStyle w:val="py-1"/>
+        <w:numPr>
+          <w:ilvl w:val="0"/>
+          <w:numId w:val="8"/>
+        </w:numPr>
+        <w:rPr>
+          <w:rFonts w:ascii="Arial" w:hAnsi="Arial" w:cs="Arial"/>
+          <w:sz w:val="21"/>
+          <w:szCs w:val="21"/>
+        </w:rPr>
+      </w:pPr>
+      <w:r>
+        <w:rPr>
+          <w:rFonts w:ascii="Arial" w:hAnsi="Arial" w:cs="Arial"/>
+          <w:sz w:val="21"/>
+          <w:szCs w:val="21"/>
+        </w:rPr>
+        <w:t>Object construction has multiple steps</w:t>
+      </w:r>
+    </w:p>
+    <w:p>
+      <w:pPr>
+        <w:pStyle w:val="py-1"/>
+        <w:numPr>
+          <w:ilvl w:val="0"/>
+          <w:numId w:val="8"/>
+        </w:numPr>
+        <w:rPr>
+          <w:rFonts w:ascii="Arial" w:hAnsi="Arial" w:cs="Arial"/>
+          <w:sz w:val="21"/>
+          <w:szCs w:val="21"/>
+        </w:rPr>
+      </w:pPr>
+      <w:r>
+        <w:rPr>
+          <w:rFonts w:ascii="Arial" w:hAnsi="Arial" w:cs="Arial"/>
+          <w:sz w:val="21"/>
+          <w:szCs w:val="21"/>
+        </w:rPr>
+        <w:t>You want immutable objects with flexible construction</w:t>
+      </w:r>
+    </w:p>
+    <w:p>
+      <w:pPr>
+        <w:pStyle w:val="Heading2"/>
+      </w:pPr>
+      <w:r>
+        <w:t>5. Prototype Pattern</w:t>
+      </w:r>
+    </w:p>
+    <w:p>
+      <w:pPr>
+        <w:pStyle w:val="Heading3"/>
+      </w:pPr>
+      <w:r>
+        <w:t>What it does (Simple Terms)</w:t>
+      </w:r>
+    </w:p>
+    <w:p>
+      <w:pPr>
+        <w:pStyle w:val="NormalWeb"/>
+        <w:spacing w:before="0" w:beforeAutospacing="0" w:after="0" w:afterAutospacing="0"/>
+        <w:ind w:firstLine="720"/>
+        <w:rPr>
+          <w:rFonts w:ascii="Arial" w:hAnsi="Arial" w:cs="Arial"/>
+          <w:i/>
+          <w:iCs/>
+          <w:sz w:val="21"/>
+          <w:szCs w:val="21"/>
+        </w:rPr>
+      </w:pPr>
+      <w:r>
+        <w:rPr>
+          <w:rFonts w:ascii="Arial" w:hAnsi="Arial" w:cs="Arial"/>
+          <w:i/>
+          <w:iCs/>
+          <w:sz w:val="21"/>
+          <w:szCs w:val="21"/>
+        </w:rPr>
+        <w:t>"Photocopy the form, then just change the name. Don't fill the entire form again from scratch."</w:t>
+      </w:r>
+    </w:p>
+    <w:p>
+      <w:pPr>
+        <w:pStyle w:val="NormalWeb"/>
+        <w:spacing w:before="90" w:beforeAutospacing="0" w:after="90" w:afterAutospacing="0"/>
+        <w:rPr>
+          <w:rFonts w:ascii="Arial" w:hAnsi="Arial" w:cs="Arial"/>
+          <w:sz w:val="21"/>
+          <w:szCs w:val="21"/>
+        </w:rPr>
+      </w:pPr>
+      <w:r>
+        <w:rPr>
+          <w:rFonts w:ascii="Arial" w:hAnsi="Arial" w:cs="Arial"/>
+          <w:sz w:val="21"/>
+          <w:szCs w:val="21"/>
+        </w:rPr>
+        <w:t>A seller has a T-shirt listing with brand, category, description, price all filled in. To create a size "L" variant, just clone the base listing and change the size. No need to re-enter 20 fields.</w:t>
+      </w:r>
+    </w:p>
+    <w:p>
+      <w:pPr>
+        <w:pStyle w:val="Heading3"/>
+      </w:pPr>
+      <w:r>
+        <w:t>When to use</w:t>
+      </w:r>
+    </w:p>
+    <w:p>
+      <w:pPr>
+        <w:pStyle w:val="py-1"/>
+        <w:numPr>
+          <w:ilvl w:val="0"/>
+          <w:numId w:val="9"/>
+        </w:numPr>
+        <w:rPr>
+          <w:rFonts w:ascii="Arial" w:hAnsi="Arial" w:cs="Arial"/>
+          <w:sz w:val="21"/>
+          <w:szCs w:val="21"/>
+        </w:rPr>
+      </w:pPr>
+      <w:r>
+        <w:rPr>
+          <w:rFonts w:ascii="Arial" w:hAnsi="Arial" w:cs="Arial"/>
+          <w:sz w:val="21"/>
+          <w:szCs w:val="21"/>
+        </w:rPr>
+        <w:t>Creating an object is expensive (DB calls, API calls, heavy computation)</w:t>
+      </w:r>
+    </w:p>
+    <w:p>
+      <w:pPr>
+        <w:pStyle w:val="py-1"/>
+        <w:numPr>
+          <w:ilvl w:val="0"/>
+          <w:numId w:val="9"/>
+        </w:numPr>
+        <w:rPr>
+          <w:rFonts w:ascii="Arial" w:hAnsi="Arial" w:cs="Arial"/>
+          <w:sz w:val="21"/>
+          <w:szCs w:val="21"/>
+        </w:rPr>
+      </w:pPr>
+      <w:r>
+        <w:rPr>
+          <w:rFonts w:ascii="Arial" w:hAnsi="Arial" w:cs="Arial"/>
+          <w:sz w:val="21"/>
+          <w:szCs w:val="21"/>
+        </w:rPr>
+        <w:t>Objects differ only in a few fields (variants)</w:t>
+      </w:r>
+    </w:p>
+    <w:p>
+      <w:pPr>
+        <w:pStyle w:val="py-1"/>
+        <w:numPr>
+          <w:ilvl w:val="0"/>
+          <w:numId w:val="9"/>
+        </w:numPr>
+        <w:rPr>
+          <w:rFonts w:ascii="Arial" w:hAnsi="Arial" w:cs="Arial"/>
+          <w:sz w:val="21"/>
+          <w:szCs w:val="21"/>
+        </w:rPr>
+      </w:pPr>
+      <w:r>
+        <w:rPr>
+          <w:rFonts w:ascii="Arial" w:hAnsi="Arial" w:cs="Arial"/>
+          <w:sz w:val="21"/>
+          <w:szCs w:val="21"/>
+        </w:rPr>
+        <w:t>You want to avoid subclassing just to configure different initial states</w:t>
+      </w:r>
+    </w:p>
+    <w:p>
+      <w:pPr>
+        <w:pStyle w:val="Heading3"/>
+      </w:pPr>
+      <w:r>
+        <w:t>How it flows</w:t>
+      </w:r>
+    </w:p>
+    <w:p>
+      <w:pPr>
+        <w:shd w:val="clear" w:color="auto" w:fill="181818"/>
+        <w:spacing w:line="300" w:lineRule="atLeast"/>
+        <w:rPr>
+          <w:rFonts w:ascii="Menlo" w:hAnsi="Menlo" w:cs="Menlo"/>
+          <w:color w:val="D8D8D8"/>
+          <w:sz w:val="18"/>
+          <w:szCs w:val="18"/>
+        </w:rPr>
+      </w:pPr>
+      <w:r>
+        <w:rPr>
+          <w:rFonts w:ascii="Menlo" w:hAnsi="Menlo" w:cs="Menlo"/>
+          <w:color w:val="D8D8D8"/>
+          <w:sz w:val="18"/>
+          <w:szCs w:val="18"/>
+        </w:rPr>
+        <w:t>Base Listing (fully configured)</w:t>
+      </w:r>
+    </w:p>
+    <w:p>
+      <w:pPr>
+        <w:shd w:val="clear" w:color="auto" w:fill="181818"/>
+        <w:spacing w:line="300" w:lineRule="atLeast"/>
+        <w:rPr>
+          <w:rFonts w:ascii="Menlo" w:hAnsi="Menlo" w:cs="Menlo"/>
+          <w:color w:val="D8D8D8"/>
+          <w:sz w:val="18"/>
+          <w:szCs w:val="18"/>
+        </w:rPr>
+      </w:pPr>
+      <w:r>
+        <w:rPr>
+          <w:rFonts w:ascii="Menlo" w:hAnsi="Menlo" w:cs="Menlo"/>
+          <w:color w:val="D8D8D8"/>
+          <w:sz w:val="18"/>
+          <w:szCs w:val="18"/>
+        </w:rPr>
+        <w:t xml:space="preserve">  │</w:t>
+      </w:r>
+    </w:p>
+    <w:p>
+      <w:pPr>
+        <w:shd w:val="clear" w:color="auto" w:fill="181818"/>
+        <w:spacing w:line="300" w:lineRule="atLeast"/>
+        <w:rPr>
+          <w:rFonts w:ascii="Menlo" w:hAnsi="Menlo" w:cs="Menlo"/>
+          <w:color w:val="D8D8D8"/>
+          <w:sz w:val="18"/>
+          <w:szCs w:val="18"/>
+        </w:rPr>
+      </w:pPr>
+      <w:r>
+        <w:rPr>
+          <w:rFonts w:ascii="Menlo" w:hAnsi="Menlo" w:cs="Menlo"/>
+          <w:color w:val="D8D8D8"/>
+          <w:sz w:val="18"/>
+          <w:szCs w:val="18"/>
+        </w:rPr>
+        <w:t xml:space="preserve">  │── clone() ──► Variant 1 (change size to "S", new SKU)</w:t>
+      </w:r>
+    </w:p>
+    <w:p>
+      <w:pPr>
+        <w:shd w:val="clear" w:color="auto" w:fill="181818"/>
+        <w:spacing w:line="300" w:lineRule="atLeast"/>
+        <w:rPr>
+          <w:rFonts w:ascii="Menlo" w:hAnsi="Menlo" w:cs="Menlo"/>
+          <w:color w:val="D8D8D8"/>
+          <w:sz w:val="18"/>
+          <w:szCs w:val="18"/>
+        </w:rPr>
+      </w:pPr>
+      <w:r>
+        <w:rPr>
+          <w:rFonts w:ascii="Menlo" w:hAnsi="Menlo" w:cs="Menlo"/>
+          <w:color w:val="D8D8D8"/>
+          <w:sz w:val="18"/>
+          <w:szCs w:val="18"/>
+        </w:rPr>
+        <w:t xml:space="preserve">  │── clone() ──► Variant 2 (change size to "L", new SKU)</w:t>
+      </w:r>
+    </w:p>
+    <w:p>
+      <w:pPr>
+        <w:shd w:val="clear" w:color="auto" w:fill="181818"/>
+        <w:spacing w:line="300" w:lineRule="atLeast"/>
+        <w:rPr>
+          <w:rFonts w:ascii="Menlo" w:hAnsi="Menlo" w:cs="Menlo"/>
+          <w:color w:val="D8D8D8"/>
+          <w:sz w:val="18"/>
+          <w:szCs w:val="18"/>
+        </w:rPr>
+      </w:pPr>
+      <w:r>
+        <w:rPr>
+          <w:rFonts w:ascii="Menlo" w:hAnsi="Menlo" w:cs="Menlo"/>
+          <w:color w:val="D8D8D8"/>
+          <w:sz w:val="18"/>
+          <w:szCs w:val="18"/>
+        </w:rPr>
+        <w:t xml:space="preserve">  │── clone() ──► Variant 3 (change colour to "White", new SKU)</w:t>
+      </w:r>
+    </w:p>
+    <w:p>
+      <w:pPr>
+        <w:shd w:val="clear" w:color="auto" w:fill="181818"/>
+        <w:spacing w:line="300" w:lineRule="atLeast"/>
+        <w:rPr>
+          <w:rFonts w:ascii="Menlo" w:hAnsi="Menlo" w:cs="Menlo"/>
+          <w:color w:val="D8D8D8"/>
+          <w:sz w:val="18"/>
+          <w:szCs w:val="18"/>
+        </w:rPr>
+      </w:pPr>
+      <w:r>
+        <w:rPr>
+          <w:rFonts w:ascii="Menlo" w:hAnsi="Menlo" w:cs="Menlo"/>
+          <w:color w:val="D8D8D8"/>
+          <w:sz w:val="18"/>
+          <w:szCs w:val="18"/>
+        </w:rPr>
+        <w:t xml:space="preserve">  │── clone() ──► Variant 4 (change size to "XL", adjust price, new SKU)</w:t>
+      </w:r>
+    </w:p>
+    <w:p>
+      <w:pPr>
+        <w:shd w:val="clear" w:color="auto" w:fill="181818"/>
+        <w:spacing w:line="300" w:lineRule="atLeast"/>
+        <w:rPr>
+          <w:rFonts w:ascii="Menlo" w:hAnsi="Menlo" w:cs="Menlo"/>
+          <w:color w:val="D8D8D8"/>
+          <w:sz w:val="18"/>
+          <w:szCs w:val="18"/>
+        </w:rPr>
+      </w:pPr>
+      <w:r>
+        <w:rPr>
+          <w:rFonts w:ascii="Menlo" w:hAnsi="Menlo" w:cs="Menlo"/>
+          <w:color w:val="D8D8D8"/>
+          <w:sz w:val="18"/>
+          <w:szCs w:val="18"/>
+        </w:rPr>
+        <w:t xml:space="preserve">  │</w:t>
+      </w:r>
+    </w:p>
+    <w:p>
+      <w:pPr>
+        <w:shd w:val="clear" w:color="auto" w:fill="181818"/>
+        <w:spacing w:line="300" w:lineRule="atLeast"/>
+        <w:rPr>
+          <w:rFonts w:ascii="Menlo" w:hAnsi="Menlo" w:cs="Menlo"/>
+          <w:color w:val="D8D8D8"/>
+          <w:sz w:val="18"/>
+          <w:szCs w:val="18"/>
+        </w:rPr>
+      </w:pPr>
+      <w:r>
+        <w:rPr>
+          <w:rFonts w:ascii="Menlo" w:hAnsi="Menlo" w:cs="Menlo"/>
+          <w:color w:val="D8D8D8"/>
+          <w:sz w:val="18"/>
+          <w:szCs w:val="18"/>
+        </w:rPr>
+        <w:t xml:space="preserve">  ▼</w:t>
+      </w:r>
+    </w:p>
+    <w:p>
+      <w:pPr>
+        <w:shd w:val="clear" w:color="auto" w:fill="181818"/>
+        <w:spacing w:line="300" w:lineRule="atLeast"/>
+        <w:rPr>
+          <w:rFonts w:ascii="Menlo" w:hAnsi="Menlo" w:cs="Menlo"/>
+          <w:color w:val="D8D8D8"/>
+          <w:sz w:val="18"/>
+          <w:szCs w:val="18"/>
+        </w:rPr>
+      </w:pPr>
+      <w:r>
+        <w:rPr>
+          <w:rFonts w:ascii="Menlo" w:hAnsi="Menlo" w:cs="Menlo"/>
+          <w:color w:val="D8D8D8"/>
+          <w:sz w:val="18"/>
+          <w:szCs w:val="18"/>
+        </w:rPr>
+        <w:t>Original stays UNCHANGED</w:t>
+      </w:r>
+    </w:p>
+    <w:p>
+      <w:pPr>
+        <w:pStyle w:val="Heading2"/>
+      </w:pPr>
+      <w:r>
+        <w:lastRenderedPageBreak/>
         <w:t>Decorator Pattern</w:t>
       </w:r>
     </w:p>
@@ -979,6 +5339,155 @@
 <file path=word/numbering.xml><?xml version="1.0" encoding="utf-8"?>
 <w:numbering xmlns:wpc="http://schemas.microsoft.com/office/word/2010/wordprocessingCanvas" xmlns:cx="http://schemas.microsoft.com/office/drawing/2014/chartex" xmlns:cx1="http://schemas.microsoft.com/office/drawing/2015/9/8/chartex" xmlns:cx2="http://schemas.microsoft.com/office/drawing/2015/10/21/chartex" xmlns:cx3="http://schemas.microsoft.com/office/drawing/2016/5/9/chartex" xmlns:cx4="http://schemas.microsoft.com/office/drawing/2016/5/10/chartex" xmlns:cx5="http://schemas.microsoft.com/office/drawing/2016/5/11/chartex" xmlns:cx6="http://schemas.microsoft.com/office/drawing/2016/5/12/chartex" xmlns:cx7="http://schemas.microsoft.com/office/drawing/2016/5/13/chartex" xmlns:cx8="http://schemas.microsoft.com/office/drawing/2016/5/14/chartex" xmlns:mc="http://schemas.openxmlformats.org/markup-compatibility/2006" xmlns:aink="http://schemas.microsoft.com/office/drawing/2016/ink" xmlns:am3d="http://schemas.microsoft.com/office/drawing/2017/model3d" xmlns:o="urn:schemas-microsoft-com:office:office" xmlns:oel="http://schemas.microsoft.com/office/2019/extlst" xmlns:r="http://schemas.openxmlformats.org/officeDocument/2006/relationships" xmlns:m="http://schemas.openxmlformats.org/officeDocument/2006/math" xmlns:v="urn:schemas-microsoft-com:vml" xmlns:wp14="http://schemas.microsoft.com/office/word/2010/wordprocessingDrawing" xmlns:wp="http://schemas.openxmlformats.org/drawingml/2006/wordprocessingDrawing" xmlns:w10="urn:schemas-microsoft-com:office:word" xmlns:w="http://schemas.openxmlformats.org/wordprocessingml/2006/main" xmlns:w14="http://schemas.microsoft.com/office/word/2010/wordml" xmlns:w15="http://schemas.microsoft.com/office/word/2012/wordml" xmlns:w16cex="http://schemas.microsoft.com/office/word/2018/wordml/cex" xmlns:w16cid="http://schemas.microsoft.com/office/word/2016/wordml/cid" xmlns:w16="http://schemas.microsoft.com/office/word/2018/wordml" xmlns:w16du="http://schemas.microsoft.com/office/word/2023/wordml/word16du" xmlns:w16sdtdh="http://schemas.microsoft.com/office/word/2020/wordml/sdtdatahash" xmlns:w16sdtfl="http://schemas.microsoft.com/office/word/2024/wordml/sdtformatlock" xmlns:w16se="http://schemas.microsoft.com/office/word/2015/wordml/symex" xmlns:wpg="http://schemas.microsoft.com/office/word/2010/wordprocessingGroup" xmlns:wpi="http://schemas.microsoft.com/office/word/2010/wordprocessingInk" xmlns:wne="http://schemas.microsoft.com/office/word/2006/wordml" xmlns:wps="http://schemas.microsoft.com/office/word/2010/wordprocessingShape" mc:Ignorable="w14 w15 w16se w16cid w16 w16cex w16sdtdh w16sdtfl w16du wp14">
   <w:abstractNum w:abstractNumId="0" w15:restartNumberingAfterBreak="0">
+    <w:nsid w:val="0BCC33DC"/>
+    <w:multiLevelType w:val="multilevel"/>
+    <w:tmpl w:val="76CC1350"/>
+    <w:lvl w:ilvl="0">
+      <w:start w:val="1"/>
+      <w:numFmt w:val="bullet"/>
+      <w:lvlText w:val=""/>
+      <w:lvlJc w:val="left"/>
+      <w:pPr>
+        <w:tabs>
+          <w:tab w:val="num" w:pos="720"/>
+        </w:tabs>
+        <w:ind w:left="720" w:hanging="360"/>
+      </w:pPr>
+      <w:rPr>
+        <w:rFonts w:ascii="Symbol" w:hAnsi="Symbol" w:hint="default"/>
+        <w:sz w:val="20"/>
+      </w:rPr>
+    </w:lvl>
+    <w:lvl w:ilvl="1" w:tentative="1">
+      <w:start w:val="1"/>
+      <w:numFmt w:val="bullet"/>
+      <w:lvlText w:val=""/>
+      <w:lvlJc w:val="left"/>
+      <w:pPr>
+        <w:tabs>
+          <w:tab w:val="num" w:pos="1440"/>
+        </w:tabs>
+        <w:ind w:left="1440" w:hanging="360"/>
+      </w:pPr>
+      <w:rPr>
+        <w:rFonts w:ascii="Symbol" w:hAnsi="Symbol" w:hint="default"/>
+        <w:sz w:val="20"/>
+      </w:rPr>
+    </w:lvl>
+    <w:lvl w:ilvl="2" w:tentative="1">
+      <w:start w:val="1"/>
+      <w:numFmt w:val="bullet"/>
+      <w:lvlText w:val=""/>
+      <w:lvlJc w:val="left"/>
+      <w:pPr>
+        <w:tabs>
+          <w:tab w:val="num" w:pos="2160"/>
+        </w:tabs>
+        <w:ind w:left="2160" w:hanging="360"/>
+      </w:pPr>
+      <w:rPr>
+        <w:rFonts w:ascii="Symbol" w:hAnsi="Symbol" w:hint="default"/>
+        <w:sz w:val="20"/>
+      </w:rPr>
+    </w:lvl>
+    <w:lvl w:ilvl="3" w:tentative="1">
+      <w:start w:val="1"/>
+      <w:numFmt w:val="bullet"/>
+      <w:lvlText w:val=""/>
+      <w:lvlJc w:val="left"/>
+      <w:pPr>
+        <w:tabs>
+          <w:tab w:val="num" w:pos="2880"/>
+        </w:tabs>
+        <w:ind w:left="2880" w:hanging="360"/>
+      </w:pPr>
+      <w:rPr>
+        <w:rFonts w:ascii="Symbol" w:hAnsi="Symbol" w:hint="default"/>
+        <w:sz w:val="20"/>
+      </w:rPr>
+    </w:lvl>
+    <w:lvl w:ilvl="4" w:tentative="1">
+      <w:start w:val="1"/>
+      <w:numFmt w:val="bullet"/>
+      <w:lvlText w:val=""/>
+      <w:lvlJc w:val="left"/>
+      <w:pPr>
+        <w:tabs>
+          <w:tab w:val="num" w:pos="3600"/>
+        </w:tabs>
+        <w:ind w:left="3600" w:hanging="360"/>
+      </w:pPr>
+      <w:rPr>
+        <w:rFonts w:ascii="Symbol" w:hAnsi="Symbol" w:hint="default"/>
+        <w:sz w:val="20"/>
+      </w:rPr>
+    </w:lvl>
+    <w:lvl w:ilvl="5" w:tentative="1">
+      <w:start w:val="1"/>
+      <w:numFmt w:val="bullet"/>
+      <w:lvlText w:val=""/>
+      <w:lvlJc w:val="left"/>
+      <w:pPr>
+        <w:tabs>
+          <w:tab w:val="num" w:pos="4320"/>
+        </w:tabs>
+        <w:ind w:left="4320" w:hanging="360"/>
+      </w:pPr>
+      <w:rPr>
+        <w:rFonts w:ascii="Symbol" w:hAnsi="Symbol" w:hint="default"/>
+        <w:sz w:val="20"/>
+      </w:rPr>
+    </w:lvl>
+    <w:lvl w:ilvl="6" w:tentative="1">
+      <w:start w:val="1"/>
+      <w:numFmt w:val="bullet"/>
+      <w:lvlText w:val=""/>
+      <w:lvlJc w:val="left"/>
+      <w:pPr>
+        <w:tabs>
+          <w:tab w:val="num" w:pos="5040"/>
+        </w:tabs>
+        <w:ind w:left="5040" w:hanging="360"/>
+      </w:pPr>
+      <w:rPr>
+        <w:rFonts w:ascii="Symbol" w:hAnsi="Symbol" w:hint="default"/>
+        <w:sz w:val="20"/>
+      </w:rPr>
+    </w:lvl>
+    <w:lvl w:ilvl="7" w:tentative="1">
+      <w:start w:val="1"/>
+      <w:numFmt w:val="bullet"/>
+      <w:lvlText w:val=""/>
+      <w:lvlJc w:val="left"/>
+      <w:pPr>
+        <w:tabs>
+          <w:tab w:val="num" w:pos="5760"/>
+        </w:tabs>
+        <w:ind w:left="5760" w:hanging="360"/>
+      </w:pPr>
+      <w:rPr>
+        <w:rFonts w:ascii="Symbol" w:hAnsi="Symbol" w:hint="default"/>
+        <w:sz w:val="20"/>
+      </w:rPr>
+    </w:lvl>
+    <w:lvl w:ilvl="8" w:tentative="1">
+      <w:start w:val="1"/>
+      <w:numFmt w:val="bullet"/>
+      <w:lvlText w:val=""/>
+      <w:lvlJc w:val="left"/>
+      <w:pPr>
+        <w:tabs>
+          <w:tab w:val="num" w:pos="6480"/>
+        </w:tabs>
+        <w:ind w:left="6480" w:hanging="360"/>
+      </w:pPr>
+      <w:rPr>
+        <w:rFonts w:ascii="Symbol" w:hAnsi="Symbol" w:hint="default"/>
+        <w:sz w:val="20"/>
+      </w:rPr>
+    </w:lvl>
+  </w:abstractNum>
+  <w:abstractNum w:abstractNumId="1" w15:restartNumberingAfterBreak="0">
     <w:nsid w:val="15C85037"/>
     <w:multiLevelType w:val="multilevel"/>
     <w:tmpl w:val="3D844C62"/>
@@ -1127,7 +5636,7 @@
       </w:rPr>
     </w:lvl>
   </w:abstractNum>
-  <w:abstractNum w:abstractNumId="1" w15:restartNumberingAfterBreak="0">
+  <w:abstractNum w:abstractNumId="2" w15:restartNumberingAfterBreak="0">
     <w:nsid w:val="2F806BA8"/>
     <w:multiLevelType w:val="multilevel"/>
     <w:tmpl w:val="B4BE6054"/>
@@ -1276,7 +5785,752 @@
       </w:rPr>
     </w:lvl>
   </w:abstractNum>
-  <w:abstractNum w:abstractNumId="2" w15:restartNumberingAfterBreak="0">
+  <w:abstractNum w:abstractNumId="3" w15:restartNumberingAfterBreak="0">
+    <w:nsid w:val="374E6D89"/>
+    <w:multiLevelType w:val="multilevel"/>
+    <w:tmpl w:val="DEC6FA8A"/>
+    <w:lvl w:ilvl="0">
+      <w:start w:val="1"/>
+      <w:numFmt w:val="bullet"/>
+      <w:lvlText w:val=""/>
+      <w:lvlJc w:val="left"/>
+      <w:pPr>
+        <w:tabs>
+          <w:tab w:val="num" w:pos="720"/>
+        </w:tabs>
+        <w:ind w:left="720" w:hanging="360"/>
+      </w:pPr>
+      <w:rPr>
+        <w:rFonts w:ascii="Symbol" w:hAnsi="Symbol" w:hint="default"/>
+        <w:sz w:val="20"/>
+      </w:rPr>
+    </w:lvl>
+    <w:lvl w:ilvl="1" w:tentative="1">
+      <w:start w:val="1"/>
+      <w:numFmt w:val="bullet"/>
+      <w:lvlText w:val=""/>
+      <w:lvlJc w:val="left"/>
+      <w:pPr>
+        <w:tabs>
+          <w:tab w:val="num" w:pos="1440"/>
+        </w:tabs>
+        <w:ind w:left="1440" w:hanging="360"/>
+      </w:pPr>
+      <w:rPr>
+        <w:rFonts w:ascii="Symbol" w:hAnsi="Symbol" w:hint="default"/>
+        <w:sz w:val="20"/>
+      </w:rPr>
+    </w:lvl>
+    <w:lvl w:ilvl="2" w:tentative="1">
+      <w:start w:val="1"/>
+      <w:numFmt w:val="bullet"/>
+      <w:lvlText w:val=""/>
+      <w:lvlJc w:val="left"/>
+      <w:pPr>
+        <w:tabs>
+          <w:tab w:val="num" w:pos="2160"/>
+        </w:tabs>
+        <w:ind w:left="2160" w:hanging="360"/>
+      </w:pPr>
+      <w:rPr>
+        <w:rFonts w:ascii="Symbol" w:hAnsi="Symbol" w:hint="default"/>
+        <w:sz w:val="20"/>
+      </w:rPr>
+    </w:lvl>
+    <w:lvl w:ilvl="3" w:tentative="1">
+      <w:start w:val="1"/>
+      <w:numFmt w:val="bullet"/>
+      <w:lvlText w:val=""/>
+      <w:lvlJc w:val="left"/>
+      <w:pPr>
+        <w:tabs>
+          <w:tab w:val="num" w:pos="2880"/>
+        </w:tabs>
+        <w:ind w:left="2880" w:hanging="360"/>
+      </w:pPr>
+      <w:rPr>
+        <w:rFonts w:ascii="Symbol" w:hAnsi="Symbol" w:hint="default"/>
+        <w:sz w:val="20"/>
+      </w:rPr>
+    </w:lvl>
+    <w:lvl w:ilvl="4" w:tentative="1">
+      <w:start w:val="1"/>
+      <w:numFmt w:val="bullet"/>
+      <w:lvlText w:val=""/>
+      <w:lvlJc w:val="left"/>
+      <w:pPr>
+        <w:tabs>
+          <w:tab w:val="num" w:pos="3600"/>
+        </w:tabs>
+        <w:ind w:left="3600" w:hanging="360"/>
+      </w:pPr>
+      <w:rPr>
+        <w:rFonts w:ascii="Symbol" w:hAnsi="Symbol" w:hint="default"/>
+        <w:sz w:val="20"/>
+      </w:rPr>
+    </w:lvl>
+    <w:lvl w:ilvl="5" w:tentative="1">
+      <w:start w:val="1"/>
+      <w:numFmt w:val="bullet"/>
+      <w:lvlText w:val=""/>
+      <w:lvlJc w:val="left"/>
+      <w:pPr>
+        <w:tabs>
+          <w:tab w:val="num" w:pos="4320"/>
+        </w:tabs>
+        <w:ind w:left="4320" w:hanging="360"/>
+      </w:pPr>
+      <w:rPr>
+        <w:rFonts w:ascii="Symbol" w:hAnsi="Symbol" w:hint="default"/>
+        <w:sz w:val="20"/>
+      </w:rPr>
+    </w:lvl>
+    <w:lvl w:ilvl="6" w:tentative="1">
+      <w:start w:val="1"/>
+      <w:numFmt w:val="bullet"/>
+      <w:lvlText w:val=""/>
+      <w:lvlJc w:val="left"/>
+      <w:pPr>
+        <w:tabs>
+          <w:tab w:val="num" w:pos="5040"/>
+        </w:tabs>
+        <w:ind w:left="5040" w:hanging="360"/>
+      </w:pPr>
+      <w:rPr>
+        <w:rFonts w:ascii="Symbol" w:hAnsi="Symbol" w:hint="default"/>
+        <w:sz w:val="20"/>
+      </w:rPr>
+    </w:lvl>
+    <w:lvl w:ilvl="7" w:tentative="1">
+      <w:start w:val="1"/>
+      <w:numFmt w:val="bullet"/>
+      <w:lvlText w:val=""/>
+      <w:lvlJc w:val="left"/>
+      <w:pPr>
+        <w:tabs>
+          <w:tab w:val="num" w:pos="5760"/>
+        </w:tabs>
+        <w:ind w:left="5760" w:hanging="360"/>
+      </w:pPr>
+      <w:rPr>
+        <w:rFonts w:ascii="Symbol" w:hAnsi="Symbol" w:hint="default"/>
+        <w:sz w:val="20"/>
+      </w:rPr>
+    </w:lvl>
+    <w:lvl w:ilvl="8" w:tentative="1">
+      <w:start w:val="1"/>
+      <w:numFmt w:val="bullet"/>
+      <w:lvlText w:val=""/>
+      <w:lvlJc w:val="left"/>
+      <w:pPr>
+        <w:tabs>
+          <w:tab w:val="num" w:pos="6480"/>
+        </w:tabs>
+        <w:ind w:left="6480" w:hanging="360"/>
+      </w:pPr>
+      <w:rPr>
+        <w:rFonts w:ascii="Symbol" w:hAnsi="Symbol" w:hint="default"/>
+        <w:sz w:val="20"/>
+      </w:rPr>
+    </w:lvl>
+  </w:abstractNum>
+  <w:abstractNum w:abstractNumId="4" w15:restartNumberingAfterBreak="0">
+    <w:nsid w:val="3B143D69"/>
+    <w:multiLevelType w:val="multilevel"/>
+    <w:tmpl w:val="5C3856E2"/>
+    <w:lvl w:ilvl="0">
+      <w:start w:val="1"/>
+      <w:numFmt w:val="bullet"/>
+      <w:lvlText w:val=""/>
+      <w:lvlJc w:val="left"/>
+      <w:pPr>
+        <w:tabs>
+          <w:tab w:val="num" w:pos="720"/>
+        </w:tabs>
+        <w:ind w:left="720" w:hanging="360"/>
+      </w:pPr>
+      <w:rPr>
+        <w:rFonts w:ascii="Symbol" w:hAnsi="Symbol" w:hint="default"/>
+        <w:sz w:val="20"/>
+      </w:rPr>
+    </w:lvl>
+    <w:lvl w:ilvl="1" w:tentative="1">
+      <w:start w:val="1"/>
+      <w:numFmt w:val="bullet"/>
+      <w:lvlText w:val=""/>
+      <w:lvlJc w:val="left"/>
+      <w:pPr>
+        <w:tabs>
+          <w:tab w:val="num" w:pos="1440"/>
+        </w:tabs>
+        <w:ind w:left="1440" w:hanging="360"/>
+      </w:pPr>
+      <w:rPr>
+        <w:rFonts w:ascii="Symbol" w:hAnsi="Symbol" w:hint="default"/>
+        <w:sz w:val="20"/>
+      </w:rPr>
+    </w:lvl>
+    <w:lvl w:ilvl="2" w:tentative="1">
+      <w:start w:val="1"/>
+      <w:numFmt w:val="bullet"/>
+      <w:lvlText w:val=""/>
+      <w:lvlJc w:val="left"/>
+      <w:pPr>
+        <w:tabs>
+          <w:tab w:val="num" w:pos="2160"/>
+        </w:tabs>
+        <w:ind w:left="2160" w:hanging="360"/>
+      </w:pPr>
+      <w:rPr>
+        <w:rFonts w:ascii="Symbol" w:hAnsi="Symbol" w:hint="default"/>
+        <w:sz w:val="20"/>
+      </w:rPr>
+    </w:lvl>
+    <w:lvl w:ilvl="3" w:tentative="1">
+      <w:start w:val="1"/>
+      <w:numFmt w:val="bullet"/>
+      <w:lvlText w:val=""/>
+      <w:lvlJc w:val="left"/>
+      <w:pPr>
+        <w:tabs>
+          <w:tab w:val="num" w:pos="2880"/>
+        </w:tabs>
+        <w:ind w:left="2880" w:hanging="360"/>
+      </w:pPr>
+      <w:rPr>
+        <w:rFonts w:ascii="Symbol" w:hAnsi="Symbol" w:hint="default"/>
+        <w:sz w:val="20"/>
+      </w:rPr>
+    </w:lvl>
+    <w:lvl w:ilvl="4" w:tentative="1">
+      <w:start w:val="1"/>
+      <w:numFmt w:val="bullet"/>
+      <w:lvlText w:val=""/>
+      <w:lvlJc w:val="left"/>
+      <w:pPr>
+        <w:tabs>
+          <w:tab w:val="num" w:pos="3600"/>
+        </w:tabs>
+        <w:ind w:left="3600" w:hanging="360"/>
+      </w:pPr>
+      <w:rPr>
+        <w:rFonts w:ascii="Symbol" w:hAnsi="Symbol" w:hint="default"/>
+        <w:sz w:val="20"/>
+      </w:rPr>
+    </w:lvl>
+    <w:lvl w:ilvl="5" w:tentative="1">
+      <w:start w:val="1"/>
+      <w:numFmt w:val="bullet"/>
+      <w:lvlText w:val=""/>
+      <w:lvlJc w:val="left"/>
+      <w:pPr>
+        <w:tabs>
+          <w:tab w:val="num" w:pos="4320"/>
+        </w:tabs>
+        <w:ind w:left="4320" w:hanging="360"/>
+      </w:pPr>
+      <w:rPr>
+        <w:rFonts w:ascii="Symbol" w:hAnsi="Symbol" w:hint="default"/>
+        <w:sz w:val="20"/>
+      </w:rPr>
+    </w:lvl>
+    <w:lvl w:ilvl="6" w:tentative="1">
+      <w:start w:val="1"/>
+      <w:numFmt w:val="bullet"/>
+      <w:lvlText w:val=""/>
+      <w:lvlJc w:val="left"/>
+      <w:pPr>
+        <w:tabs>
+          <w:tab w:val="num" w:pos="5040"/>
+        </w:tabs>
+        <w:ind w:left="5040" w:hanging="360"/>
+      </w:pPr>
+      <w:rPr>
+        <w:rFonts w:ascii="Symbol" w:hAnsi="Symbol" w:hint="default"/>
+        <w:sz w:val="20"/>
+      </w:rPr>
+    </w:lvl>
+    <w:lvl w:ilvl="7" w:tentative="1">
+      <w:start w:val="1"/>
+      <w:numFmt w:val="bullet"/>
+      <w:lvlText w:val=""/>
+      <w:lvlJc w:val="left"/>
+      <w:pPr>
+        <w:tabs>
+          <w:tab w:val="num" w:pos="5760"/>
+        </w:tabs>
+        <w:ind w:left="5760" w:hanging="360"/>
+      </w:pPr>
+      <w:rPr>
+        <w:rFonts w:ascii="Symbol" w:hAnsi="Symbol" w:hint="default"/>
+        <w:sz w:val="20"/>
+      </w:rPr>
+    </w:lvl>
+    <w:lvl w:ilvl="8" w:tentative="1">
+      <w:start w:val="1"/>
+      <w:numFmt w:val="bullet"/>
+      <w:lvlText w:val=""/>
+      <w:lvlJc w:val="left"/>
+      <w:pPr>
+        <w:tabs>
+          <w:tab w:val="num" w:pos="6480"/>
+        </w:tabs>
+        <w:ind w:left="6480" w:hanging="360"/>
+      </w:pPr>
+      <w:rPr>
+        <w:rFonts w:ascii="Symbol" w:hAnsi="Symbol" w:hint="default"/>
+        <w:sz w:val="20"/>
+      </w:rPr>
+    </w:lvl>
+  </w:abstractNum>
+  <w:abstractNum w:abstractNumId="5" w15:restartNumberingAfterBreak="0">
+    <w:nsid w:val="3B3944D1"/>
+    <w:multiLevelType w:val="multilevel"/>
+    <w:tmpl w:val="8CC87E88"/>
+    <w:lvl w:ilvl="0">
+      <w:start w:val="1"/>
+      <w:numFmt w:val="bullet"/>
+      <w:lvlText w:val=""/>
+      <w:lvlJc w:val="left"/>
+      <w:pPr>
+        <w:tabs>
+          <w:tab w:val="num" w:pos="720"/>
+        </w:tabs>
+        <w:ind w:left="720" w:hanging="360"/>
+      </w:pPr>
+      <w:rPr>
+        <w:rFonts w:ascii="Symbol" w:hAnsi="Symbol" w:hint="default"/>
+        <w:sz w:val="20"/>
+      </w:rPr>
+    </w:lvl>
+    <w:lvl w:ilvl="1" w:tentative="1">
+      <w:start w:val="1"/>
+      <w:numFmt w:val="bullet"/>
+      <w:lvlText w:val=""/>
+      <w:lvlJc w:val="left"/>
+      <w:pPr>
+        <w:tabs>
+          <w:tab w:val="num" w:pos="1440"/>
+        </w:tabs>
+        <w:ind w:left="1440" w:hanging="360"/>
+      </w:pPr>
+      <w:rPr>
+        <w:rFonts w:ascii="Symbol" w:hAnsi="Symbol" w:hint="default"/>
+        <w:sz w:val="20"/>
+      </w:rPr>
+    </w:lvl>
+    <w:lvl w:ilvl="2" w:tentative="1">
+      <w:start w:val="1"/>
+      <w:numFmt w:val="bullet"/>
+      <w:lvlText w:val=""/>
+      <w:lvlJc w:val="left"/>
+      <w:pPr>
+        <w:tabs>
+          <w:tab w:val="num" w:pos="2160"/>
+        </w:tabs>
+        <w:ind w:left="2160" w:hanging="360"/>
+      </w:pPr>
+      <w:rPr>
+        <w:rFonts w:ascii="Symbol" w:hAnsi="Symbol" w:hint="default"/>
+        <w:sz w:val="20"/>
+      </w:rPr>
+    </w:lvl>
+    <w:lvl w:ilvl="3" w:tentative="1">
+      <w:start w:val="1"/>
+      <w:numFmt w:val="bullet"/>
+      <w:lvlText w:val=""/>
+      <w:lvlJc w:val="left"/>
+      <w:pPr>
+        <w:tabs>
+          <w:tab w:val="num" w:pos="2880"/>
+        </w:tabs>
+        <w:ind w:left="2880" w:hanging="360"/>
+      </w:pPr>
+      <w:rPr>
+        <w:rFonts w:ascii="Symbol" w:hAnsi="Symbol" w:hint="default"/>
+        <w:sz w:val="20"/>
+      </w:rPr>
+    </w:lvl>
+    <w:lvl w:ilvl="4" w:tentative="1">
+      <w:start w:val="1"/>
+      <w:numFmt w:val="bullet"/>
+      <w:lvlText w:val=""/>
+      <w:lvlJc w:val="left"/>
+      <w:pPr>
+        <w:tabs>
+          <w:tab w:val="num" w:pos="3600"/>
+        </w:tabs>
+        <w:ind w:left="3600" w:hanging="360"/>
+      </w:pPr>
+      <w:rPr>
+        <w:rFonts w:ascii="Symbol" w:hAnsi="Symbol" w:hint="default"/>
+        <w:sz w:val="20"/>
+      </w:rPr>
+    </w:lvl>
+    <w:lvl w:ilvl="5" w:tentative="1">
+      <w:start w:val="1"/>
+      <w:numFmt w:val="bullet"/>
+      <w:lvlText w:val=""/>
+      <w:lvlJc w:val="left"/>
+      <w:pPr>
+        <w:tabs>
+          <w:tab w:val="num" w:pos="4320"/>
+        </w:tabs>
+        <w:ind w:left="4320" w:hanging="360"/>
+      </w:pPr>
+      <w:rPr>
+        <w:rFonts w:ascii="Symbol" w:hAnsi="Symbol" w:hint="default"/>
+        <w:sz w:val="20"/>
+      </w:rPr>
+    </w:lvl>
+    <w:lvl w:ilvl="6" w:tentative="1">
+      <w:start w:val="1"/>
+      <w:numFmt w:val="bullet"/>
+      <w:lvlText w:val=""/>
+      <w:lvlJc w:val="left"/>
+      <w:pPr>
+        <w:tabs>
+          <w:tab w:val="num" w:pos="5040"/>
+        </w:tabs>
+        <w:ind w:left="5040" w:hanging="360"/>
+      </w:pPr>
+      <w:rPr>
+        <w:rFonts w:ascii="Symbol" w:hAnsi="Symbol" w:hint="default"/>
+        <w:sz w:val="20"/>
+      </w:rPr>
+    </w:lvl>
+    <w:lvl w:ilvl="7" w:tentative="1">
+      <w:start w:val="1"/>
+      <w:numFmt w:val="bullet"/>
+      <w:lvlText w:val=""/>
+      <w:lvlJc w:val="left"/>
+      <w:pPr>
+        <w:tabs>
+          <w:tab w:val="num" w:pos="5760"/>
+        </w:tabs>
+        <w:ind w:left="5760" w:hanging="360"/>
+      </w:pPr>
+      <w:rPr>
+        <w:rFonts w:ascii="Symbol" w:hAnsi="Symbol" w:hint="default"/>
+        <w:sz w:val="20"/>
+      </w:rPr>
+    </w:lvl>
+    <w:lvl w:ilvl="8" w:tentative="1">
+      <w:start w:val="1"/>
+      <w:numFmt w:val="bullet"/>
+      <w:lvlText w:val=""/>
+      <w:lvlJc w:val="left"/>
+      <w:pPr>
+        <w:tabs>
+          <w:tab w:val="num" w:pos="6480"/>
+        </w:tabs>
+        <w:ind w:left="6480" w:hanging="360"/>
+      </w:pPr>
+      <w:rPr>
+        <w:rFonts w:ascii="Symbol" w:hAnsi="Symbol" w:hint="default"/>
+        <w:sz w:val="20"/>
+      </w:rPr>
+    </w:lvl>
+  </w:abstractNum>
+  <w:abstractNum w:abstractNumId="6" w15:restartNumberingAfterBreak="0">
+    <w:nsid w:val="40193416"/>
+    <w:multiLevelType w:val="multilevel"/>
+    <w:tmpl w:val="C09CAE7A"/>
+    <w:lvl w:ilvl="0">
+      <w:start w:val="1"/>
+      <w:numFmt w:val="bullet"/>
+      <w:lvlText w:val=""/>
+      <w:lvlJc w:val="left"/>
+      <w:pPr>
+        <w:tabs>
+          <w:tab w:val="num" w:pos="720"/>
+        </w:tabs>
+        <w:ind w:left="720" w:hanging="360"/>
+      </w:pPr>
+      <w:rPr>
+        <w:rFonts w:ascii="Symbol" w:hAnsi="Symbol" w:hint="default"/>
+        <w:sz w:val="20"/>
+      </w:rPr>
+    </w:lvl>
+    <w:lvl w:ilvl="1" w:tentative="1">
+      <w:start w:val="1"/>
+      <w:numFmt w:val="bullet"/>
+      <w:lvlText w:val=""/>
+      <w:lvlJc w:val="left"/>
+      <w:pPr>
+        <w:tabs>
+          <w:tab w:val="num" w:pos="1440"/>
+        </w:tabs>
+        <w:ind w:left="1440" w:hanging="360"/>
+      </w:pPr>
+      <w:rPr>
+        <w:rFonts w:ascii="Symbol" w:hAnsi="Symbol" w:hint="default"/>
+        <w:sz w:val="20"/>
+      </w:rPr>
+    </w:lvl>
+    <w:lvl w:ilvl="2" w:tentative="1">
+      <w:start w:val="1"/>
+      <w:numFmt w:val="bullet"/>
+      <w:lvlText w:val=""/>
+      <w:lvlJc w:val="left"/>
+      <w:pPr>
+        <w:tabs>
+          <w:tab w:val="num" w:pos="2160"/>
+        </w:tabs>
+        <w:ind w:left="2160" w:hanging="360"/>
+      </w:pPr>
+      <w:rPr>
+        <w:rFonts w:ascii="Symbol" w:hAnsi="Symbol" w:hint="default"/>
+        <w:sz w:val="20"/>
+      </w:rPr>
+    </w:lvl>
+    <w:lvl w:ilvl="3" w:tentative="1">
+      <w:start w:val="1"/>
+      <w:numFmt w:val="bullet"/>
+      <w:lvlText w:val=""/>
+      <w:lvlJc w:val="left"/>
+      <w:pPr>
+        <w:tabs>
+          <w:tab w:val="num" w:pos="2880"/>
+        </w:tabs>
+        <w:ind w:left="2880" w:hanging="360"/>
+      </w:pPr>
+      <w:rPr>
+        <w:rFonts w:ascii="Symbol" w:hAnsi="Symbol" w:hint="default"/>
+        <w:sz w:val="20"/>
+      </w:rPr>
+    </w:lvl>
+    <w:lvl w:ilvl="4" w:tentative="1">
+      <w:start w:val="1"/>
+      <w:numFmt w:val="bullet"/>
+      <w:lvlText w:val=""/>
+      <w:lvlJc w:val="left"/>
+      <w:pPr>
+        <w:tabs>
+          <w:tab w:val="num" w:pos="3600"/>
+        </w:tabs>
+        <w:ind w:left="3600" w:hanging="360"/>
+      </w:pPr>
+      <w:rPr>
+        <w:rFonts w:ascii="Symbol" w:hAnsi="Symbol" w:hint="default"/>
+        <w:sz w:val="20"/>
+      </w:rPr>
+    </w:lvl>
+    <w:lvl w:ilvl="5" w:tentative="1">
+      <w:start w:val="1"/>
+      <w:numFmt w:val="bullet"/>
+      <w:lvlText w:val=""/>
+      <w:lvlJc w:val="left"/>
+      <w:pPr>
+        <w:tabs>
+          <w:tab w:val="num" w:pos="4320"/>
+        </w:tabs>
+        <w:ind w:left="4320" w:hanging="360"/>
+      </w:pPr>
+      <w:rPr>
+        <w:rFonts w:ascii="Symbol" w:hAnsi="Symbol" w:hint="default"/>
+        <w:sz w:val="20"/>
+      </w:rPr>
+    </w:lvl>
+    <w:lvl w:ilvl="6" w:tentative="1">
+      <w:start w:val="1"/>
+      <w:numFmt w:val="bullet"/>
+      <w:lvlText w:val=""/>
+      <w:lvlJc w:val="left"/>
+      <w:pPr>
+        <w:tabs>
+          <w:tab w:val="num" w:pos="5040"/>
+        </w:tabs>
+        <w:ind w:left="5040" w:hanging="360"/>
+      </w:pPr>
+      <w:rPr>
+        <w:rFonts w:ascii="Symbol" w:hAnsi="Symbol" w:hint="default"/>
+        <w:sz w:val="20"/>
+      </w:rPr>
+    </w:lvl>
+    <w:lvl w:ilvl="7" w:tentative="1">
+      <w:start w:val="1"/>
+      <w:numFmt w:val="bullet"/>
+      <w:lvlText w:val=""/>
+      <w:lvlJc w:val="left"/>
+      <w:pPr>
+        <w:tabs>
+          <w:tab w:val="num" w:pos="5760"/>
+        </w:tabs>
+        <w:ind w:left="5760" w:hanging="360"/>
+      </w:pPr>
+      <w:rPr>
+        <w:rFonts w:ascii="Symbol" w:hAnsi="Symbol" w:hint="default"/>
+        <w:sz w:val="20"/>
+      </w:rPr>
+    </w:lvl>
+    <w:lvl w:ilvl="8" w:tentative="1">
+      <w:start w:val="1"/>
+      <w:numFmt w:val="bullet"/>
+      <w:lvlText w:val=""/>
+      <w:lvlJc w:val="left"/>
+      <w:pPr>
+        <w:tabs>
+          <w:tab w:val="num" w:pos="6480"/>
+        </w:tabs>
+        <w:ind w:left="6480" w:hanging="360"/>
+      </w:pPr>
+      <w:rPr>
+        <w:rFonts w:ascii="Symbol" w:hAnsi="Symbol" w:hint="default"/>
+        <w:sz w:val="20"/>
+      </w:rPr>
+    </w:lvl>
+  </w:abstractNum>
+  <w:abstractNum w:abstractNumId="7" w15:restartNumberingAfterBreak="0">
+    <w:nsid w:val="460311F2"/>
+    <w:multiLevelType w:val="multilevel"/>
+    <w:tmpl w:val="59F68E90"/>
+    <w:lvl w:ilvl="0">
+      <w:start w:val="1"/>
+      <w:numFmt w:val="bullet"/>
+      <w:lvlText w:val=""/>
+      <w:lvlJc w:val="left"/>
+      <w:pPr>
+        <w:tabs>
+          <w:tab w:val="num" w:pos="720"/>
+        </w:tabs>
+        <w:ind w:left="720" w:hanging="360"/>
+      </w:pPr>
+      <w:rPr>
+        <w:rFonts w:ascii="Symbol" w:hAnsi="Symbol" w:hint="default"/>
+        <w:sz w:val="20"/>
+      </w:rPr>
+    </w:lvl>
+    <w:lvl w:ilvl="1" w:tentative="1">
+      <w:start w:val="1"/>
+      <w:numFmt w:val="bullet"/>
+      <w:lvlText w:val=""/>
+      <w:lvlJc w:val="left"/>
+      <w:pPr>
+        <w:tabs>
+          <w:tab w:val="num" w:pos="1440"/>
+        </w:tabs>
+        <w:ind w:left="1440" w:hanging="360"/>
+      </w:pPr>
+      <w:rPr>
+        <w:rFonts w:ascii="Symbol" w:hAnsi="Symbol" w:hint="default"/>
+        <w:sz w:val="20"/>
+      </w:rPr>
+    </w:lvl>
+    <w:lvl w:ilvl="2" w:tentative="1">
+      <w:start w:val="1"/>
+      <w:numFmt w:val="bullet"/>
+      <w:lvlText w:val=""/>
+      <w:lvlJc w:val="left"/>
+      <w:pPr>
+        <w:tabs>
+          <w:tab w:val="num" w:pos="2160"/>
+        </w:tabs>
+        <w:ind w:left="2160" w:hanging="360"/>
+      </w:pPr>
+      <w:rPr>
+        <w:rFonts w:ascii="Symbol" w:hAnsi="Symbol" w:hint="default"/>
+        <w:sz w:val="20"/>
+      </w:rPr>
+    </w:lvl>
+    <w:lvl w:ilvl="3" w:tentative="1">
+      <w:start w:val="1"/>
+      <w:numFmt w:val="bullet"/>
+      <w:lvlText w:val=""/>
+      <w:lvlJc w:val="left"/>
+      <w:pPr>
+        <w:tabs>
+          <w:tab w:val="num" w:pos="2880"/>
+        </w:tabs>
+        <w:ind w:left="2880" w:hanging="360"/>
+      </w:pPr>
+      <w:rPr>
+        <w:rFonts w:ascii="Symbol" w:hAnsi="Symbol" w:hint="default"/>
+        <w:sz w:val="20"/>
+      </w:rPr>
+    </w:lvl>
+    <w:lvl w:ilvl="4" w:tentative="1">
+      <w:start w:val="1"/>
+      <w:numFmt w:val="bullet"/>
+      <w:lvlText w:val=""/>
+      <w:lvlJc w:val="left"/>
+      <w:pPr>
+        <w:tabs>
+          <w:tab w:val="num" w:pos="3600"/>
+        </w:tabs>
+        <w:ind w:left="3600" w:hanging="360"/>
+      </w:pPr>
+      <w:rPr>
+        <w:rFonts w:ascii="Symbol" w:hAnsi="Symbol" w:hint="default"/>
+        <w:sz w:val="20"/>
+      </w:rPr>
+    </w:lvl>
+    <w:lvl w:ilvl="5" w:tentative="1">
+      <w:start w:val="1"/>
+      <w:numFmt w:val="bullet"/>
+      <w:lvlText w:val=""/>
+      <w:lvlJc w:val="left"/>
+      <w:pPr>
+        <w:tabs>
+          <w:tab w:val="num" w:pos="4320"/>
+        </w:tabs>
+        <w:ind w:left="4320" w:hanging="360"/>
+      </w:pPr>
+      <w:rPr>
+        <w:rFonts w:ascii="Symbol" w:hAnsi="Symbol" w:hint="default"/>
+        <w:sz w:val="20"/>
+      </w:rPr>
+    </w:lvl>
+    <w:lvl w:ilvl="6" w:tentative="1">
+      <w:start w:val="1"/>
+      <w:numFmt w:val="bullet"/>
+      <w:lvlText w:val=""/>
+      <w:lvlJc w:val="left"/>
+      <w:pPr>
+        <w:tabs>
+          <w:tab w:val="num" w:pos="5040"/>
+        </w:tabs>
+        <w:ind w:left="5040" w:hanging="360"/>
+      </w:pPr>
+      <w:rPr>
+        <w:rFonts w:ascii="Symbol" w:hAnsi="Symbol" w:hint="default"/>
+        <w:sz w:val="20"/>
+      </w:rPr>
+    </w:lvl>
+    <w:lvl w:ilvl="7" w:tentative="1">
+      <w:start w:val="1"/>
+      <w:numFmt w:val="bullet"/>
+      <w:lvlText w:val=""/>
+      <w:lvlJc w:val="left"/>
+      <w:pPr>
+        <w:tabs>
+          <w:tab w:val="num" w:pos="5760"/>
+        </w:tabs>
+        <w:ind w:left="5760" w:hanging="360"/>
+      </w:pPr>
+      <w:rPr>
+        <w:rFonts w:ascii="Symbol" w:hAnsi="Symbol" w:hint="default"/>
+        <w:sz w:val="20"/>
+      </w:rPr>
+    </w:lvl>
+    <w:lvl w:ilvl="8" w:tentative="1">
+      <w:start w:val="1"/>
+      <w:numFmt w:val="bullet"/>
+      <w:lvlText w:val=""/>
+      <w:lvlJc w:val="left"/>
+      <w:pPr>
+        <w:tabs>
+          <w:tab w:val="num" w:pos="6480"/>
+        </w:tabs>
+        <w:ind w:left="6480" w:hanging="360"/>
+      </w:pPr>
+      <w:rPr>
+        <w:rFonts w:ascii="Symbol" w:hAnsi="Symbol" w:hint="default"/>
+        <w:sz w:val="20"/>
+      </w:rPr>
+    </w:lvl>
+  </w:abstractNum>
+  <w:abstractNum w:abstractNumId="8" w15:restartNumberingAfterBreak="0">
     <w:nsid w:val="4B122BEC"/>
     <w:multiLevelType w:val="multilevel"/>
     <w:tmpl w:val="7C88D724"/>
@@ -1426,13 +6680,31 @@
     </w:lvl>
   </w:abstractNum>
   <w:num w:numId="1" w16cid:durableId="1967856091">
+    <w:abstractNumId w:val="2"/>
+  </w:num>
+  <w:num w:numId="2" w16cid:durableId="1608343376">
     <w:abstractNumId w:val="1"/>
   </w:num>
-  <w:num w:numId="2" w16cid:durableId="1608343376">
+  <w:num w:numId="3" w16cid:durableId="215052338">
+    <w:abstractNumId w:val="8"/>
+  </w:num>
+  <w:num w:numId="4" w16cid:durableId="1222866062">
+    <w:abstractNumId w:val="7"/>
+  </w:num>
+  <w:num w:numId="5" w16cid:durableId="442263516">
+    <w:abstractNumId w:val="6"/>
+  </w:num>
+  <w:num w:numId="6" w16cid:durableId="1138499389">
+    <w:abstractNumId w:val="5"/>
+  </w:num>
+  <w:num w:numId="7" w16cid:durableId="1303733116">
+    <w:abstractNumId w:val="4"/>
+  </w:num>
+  <w:num w:numId="8" w16cid:durableId="296960309">
+    <w:abstractNumId w:val="3"/>
+  </w:num>
+  <w:num w:numId="9" w16cid:durableId="664553738">
     <w:abstractNumId w:val="0"/>
-  </w:num>
-  <w:num w:numId="3" w16cid:durableId="215052338">
-    <w:abstractNumId w:val="2"/>
   </w:num>
 </w:numbering>
 </file>
@@ -1841,17 +7113,19 @@
     <w:link w:val="Heading1Char"/>
     <w:uiPriority w:val="9"/>
     <w:qFormat/>
-    <w:rsid w:val="005367E2"/>
+    <w:rsid w:val="002C265C"/>
     <w:pPr>
       <w:keepNext/>
       <w:keepLines/>
       <w:spacing w:before="360" w:after="80"/>
+      <w:jc w:val="center"/>
       <w:outlineLvl w:val="0"/>
     </w:pPr>
     <w:rPr>
-      <w:rFonts w:asciiTheme="majorHAnsi" w:eastAsiaTheme="majorEastAsia" w:hAnsiTheme="majorHAnsi" w:cstheme="majorBidi"/>
-      <w:color w:val="0F4761" w:themeColor="accent1" w:themeShade="BF"/>
-      <w:sz w:val="40"/>
+      <w:rFonts w:ascii="Times New Roman" w:eastAsiaTheme="majorEastAsia" w:hAnsi="Times New Roman" w:cstheme="majorBidi"/>
+      <w:b/>
+      <w:color w:val="156082" w:themeColor="accent1"/>
+      <w:sz w:val="28"/>
       <w:szCs w:val="40"/>
     </w:rPr>
   </w:style>
@@ -1861,10 +7135,9 @@
     <w:next w:val="Normal"/>
     <w:link w:val="Heading2Char"/>
     <w:uiPriority w:val="9"/>
-    <w:semiHidden/>
     <w:unhideWhenUsed/>
     <w:qFormat/>
-    <w:rsid w:val="005367E2"/>
+    <w:rsid w:val="002C265C"/>
     <w:pPr>
       <w:keepNext/>
       <w:keepLines/>
@@ -1872,9 +7145,9 @@
       <w:outlineLvl w:val="1"/>
     </w:pPr>
     <w:rPr>
-      <w:rFonts w:asciiTheme="majorHAnsi" w:eastAsiaTheme="majorEastAsia" w:hAnsiTheme="majorHAnsi" w:cstheme="majorBidi"/>
-      <w:color w:val="0F4761" w:themeColor="accent1" w:themeShade="BF"/>
-      <w:sz w:val="32"/>
+      <w:rFonts w:ascii="Times New Roman" w:eastAsiaTheme="majorEastAsia" w:hAnsi="Times New Roman" w:cstheme="majorBidi"/>
+      <w:b/>
+      <w:color w:val="196B24" w:themeColor="accent3"/>
       <w:szCs w:val="32"/>
     </w:rPr>
   </w:style>
@@ -1886,7 +7159,7 @@
     <w:uiPriority w:val="9"/>
     <w:unhideWhenUsed/>
     <w:qFormat/>
-    <w:rsid w:val="005367E2"/>
+    <w:rsid w:val="002C265C"/>
     <w:pPr>
       <w:keepNext/>
       <w:keepLines/>
@@ -1894,9 +7167,9 @@
       <w:outlineLvl w:val="2"/>
     </w:pPr>
     <w:rPr>
-      <w:rFonts w:eastAsiaTheme="majorEastAsia" w:cstheme="majorBidi"/>
-      <w:color w:val="0F4761" w:themeColor="accent1" w:themeShade="BF"/>
-      <w:sz w:val="28"/>
+      <w:rFonts w:ascii="Times New Roman" w:eastAsiaTheme="majorEastAsia" w:hAnsi="Times New Roman" w:cstheme="majorBidi"/>
+      <w:b/>
+      <w:color w:val="A02B93" w:themeColor="accent5"/>
       <w:szCs w:val="28"/>
     </w:rPr>
   </w:style>
@@ -2062,11 +7335,12 @@
     <w:basedOn w:val="DefaultParagraphFont"/>
     <w:link w:val="Heading1"/>
     <w:uiPriority w:val="9"/>
-    <w:rsid w:val="005367E2"/>
+    <w:rsid w:val="002C265C"/>
     <w:rPr>
-      <w:rFonts w:asciiTheme="majorHAnsi" w:eastAsiaTheme="majorEastAsia" w:hAnsiTheme="majorHAnsi" w:cstheme="majorBidi"/>
-      <w:color w:val="0F4761" w:themeColor="accent1" w:themeShade="BF"/>
-      <w:sz w:val="40"/>
+      <w:rFonts w:ascii="Times New Roman" w:eastAsiaTheme="majorEastAsia" w:hAnsi="Times New Roman" w:cstheme="majorBidi"/>
+      <w:b/>
+      <w:color w:val="156082" w:themeColor="accent1"/>
+      <w:sz w:val="28"/>
       <w:szCs w:val="40"/>
     </w:rPr>
   </w:style>
@@ -2075,12 +7349,11 @@
     <w:basedOn w:val="DefaultParagraphFont"/>
     <w:link w:val="Heading2"/>
     <w:uiPriority w:val="9"/>
-    <w:semiHidden/>
-    <w:rsid w:val="005367E2"/>
+    <w:rsid w:val="002C265C"/>
     <w:rPr>
-      <w:rFonts w:asciiTheme="majorHAnsi" w:eastAsiaTheme="majorEastAsia" w:hAnsiTheme="majorHAnsi" w:cstheme="majorBidi"/>
-      <w:color w:val="0F4761" w:themeColor="accent1" w:themeShade="BF"/>
-      <w:sz w:val="32"/>
+      <w:rFonts w:ascii="Times New Roman" w:eastAsiaTheme="majorEastAsia" w:hAnsi="Times New Roman" w:cstheme="majorBidi"/>
+      <w:b/>
+      <w:color w:val="196B24" w:themeColor="accent3"/>
       <w:szCs w:val="32"/>
     </w:rPr>
   </w:style>
@@ -2089,11 +7362,11 @@
     <w:basedOn w:val="DefaultParagraphFont"/>
     <w:link w:val="Heading3"/>
     <w:uiPriority w:val="9"/>
-    <w:rsid w:val="005367E2"/>
+    <w:rsid w:val="002C265C"/>
     <w:rPr>
-      <w:rFonts w:eastAsiaTheme="majorEastAsia" w:cstheme="majorBidi"/>
-      <w:color w:val="0F4761" w:themeColor="accent1" w:themeShade="BF"/>
-      <w:sz w:val="28"/>
+      <w:rFonts w:ascii="Times New Roman" w:eastAsiaTheme="majorEastAsia" w:hAnsi="Times New Roman" w:cstheme="majorBidi"/>
+      <w:b/>
+      <w:color w:val="A02B93" w:themeColor="accent5"/>
       <w:szCs w:val="28"/>
     </w:rPr>
   </w:style>
@@ -2411,6 +7684,25 @@
       <w:iCs/>
     </w:rPr>
   </w:style>
+  <w:style w:type="character" w:customStyle="1" w:styleId="font-semibold">
+    <w:name w:val="font-semibold"/>
+    <w:basedOn w:val="DefaultParagraphFont"/>
+    <w:rsid w:val="00EF71AF"/>
+  </w:style>
+  <w:style w:type="paragraph" w:customStyle="1" w:styleId="py-1">
+    <w:name w:val="py-1"/>
+    <w:basedOn w:val="Normal"/>
+    <w:rsid w:val="002C265C"/>
+    <w:pPr>
+      <w:spacing w:before="100" w:beforeAutospacing="1" w:after="100" w:afterAutospacing="1"/>
+    </w:pPr>
+    <w:rPr>
+      <w:rFonts w:ascii="Times New Roman" w:eastAsia="Times New Roman" w:hAnsi="Times New Roman" w:cs="Times New Roman"/>
+      <w:kern w:val="0"/>
+      <w:lang w:eastAsia="en-GB"/>
+      <w14:ligatures w14:val="none"/>
+    </w:rPr>
+  </w:style>
 </w:styles>
 </file>
 

--- a/src/main/java/com/awinas/learning/dp/DesignPatter.docx
+++ b/src/main/java/com/awinas/learning/dp/DesignPatter.docx
@@ -1000,8 +1000,8 @@
         <w:tblLook w:val="04A0" w:firstRow="1" w:lastRow="0" w:firstColumn="1" w:lastColumn="0" w:noHBand="0" w:noVBand="1"/>
       </w:tblPr>
       <w:tblGrid>
-        <w:gridCol w:w="5734"/>
-        <w:gridCol w:w="2066"/>
+        <w:gridCol w:w="5382"/>
+        <w:gridCol w:w="2268"/>
       </w:tblGrid>
       <w:tr>
         <w:trPr>
@@ -1009,7 +1009,7 @@
         </w:trPr>
         <w:tc>
           <w:tcPr>
-            <w:tcW w:w="0" w:type="auto"/>
+            <w:tcW w:w="5382" w:type="dxa"/>
             <w:noWrap/>
             <w:tcMar>
               <w:top w:w="75" w:type="dxa"/>
@@ -1025,16 +1025,17 @@
                 <w:rFonts w:ascii="Times New Roman" w:hAnsi="Times New Roman" w:cs="Times New Roman"/>
                 <w:b/>
                 <w:bCs/>
-                <w:sz w:val="21"/>
-                <w:szCs w:val="21"/>
+                <w:sz w:val="20"/>
+                <w:szCs w:val="20"/>
               </w:rPr>
             </w:pPr>
             <w:r>
               <w:rPr>
+                <w:rFonts w:ascii="Times New Roman" w:hAnsi="Times New Roman" w:cs="Times New Roman"/>
                 <w:b/>
                 <w:bCs/>
-                <w:sz w:val="21"/>
-                <w:szCs w:val="21"/>
+                <w:sz w:val="20"/>
+                <w:szCs w:val="20"/>
               </w:rPr>
               <w:t>Scenario</w:t>
             </w:r>
@@ -1042,7 +1043,7 @@
         </w:tc>
         <w:tc>
           <w:tcPr>
-            <w:tcW w:w="0" w:type="auto"/>
+            <w:tcW w:w="2268" w:type="dxa"/>
             <w:noWrap/>
             <w:tcMar>
               <w:top w:w="75" w:type="dxa"/>
@@ -1055,18 +1056,20 @@
           <w:p>
             <w:pPr>
               <w:rPr>
+                <w:rFonts w:ascii="Times New Roman" w:hAnsi="Times New Roman" w:cs="Times New Roman"/>
                 <w:b/>
                 <w:bCs/>
-                <w:sz w:val="21"/>
-                <w:szCs w:val="21"/>
+                <w:sz w:val="20"/>
+                <w:szCs w:val="20"/>
               </w:rPr>
             </w:pPr>
             <w:r>
               <w:rPr>
+                <w:rFonts w:ascii="Times New Roman" w:hAnsi="Times New Roman" w:cs="Times New Roman"/>
                 <w:b/>
                 <w:bCs/>
-                <w:sz w:val="21"/>
-                <w:szCs w:val="21"/>
+                <w:sz w:val="20"/>
+                <w:szCs w:val="20"/>
               </w:rPr>
               <w:t>Pattern</w:t>
             </w:r>
@@ -1076,7 +1079,7 @@
       <w:tr>
         <w:tc>
           <w:tcPr>
-            <w:tcW w:w="0" w:type="auto"/>
+            <w:tcW w:w="5382" w:type="dxa"/>
             <w:tcMar>
               <w:top w:w="75" w:type="dxa"/>
               <w:left w:w="135" w:type="dxa"/>
@@ -1086,14 +1089,26 @@
             <w:hideMark/>
           </w:tcPr>
           <w:p>
+            <w:pPr>
+              <w:rPr>
+                <w:rFonts w:ascii="Times New Roman" w:hAnsi="Times New Roman" w:cs="Times New Roman"/>
+                <w:sz w:val="20"/>
+                <w:szCs w:val="20"/>
+              </w:rPr>
+            </w:pPr>
             <w:r>
+              <w:rPr>
+                <w:rFonts w:ascii="Times New Roman" w:hAnsi="Times New Roman" w:cs="Times New Roman"/>
+                <w:sz w:val="20"/>
+                <w:szCs w:val="20"/>
+              </w:rPr>
               <w:t>Need exactly ONE shared instance</w:t>
             </w:r>
           </w:p>
         </w:tc>
         <w:tc>
           <w:tcPr>
-            <w:tcW w:w="0" w:type="auto"/>
+            <w:tcW w:w="2268" w:type="dxa"/>
             <w:tcMar>
               <w:top w:w="75" w:type="dxa"/>
               <w:left w:w="135" w:type="dxa"/>
@@ -1103,11 +1118,21 @@
             <w:hideMark/>
           </w:tcPr>
           <w:p>
+            <w:pPr>
+              <w:rPr>
+                <w:rFonts w:ascii="Times New Roman" w:hAnsi="Times New Roman" w:cs="Times New Roman"/>
+                <w:sz w:val="20"/>
+                <w:szCs w:val="20"/>
+              </w:rPr>
+            </w:pPr>
             <w:r>
               <w:rPr>
                 <w:rStyle w:val="font-semibold"/>
+                <w:rFonts w:ascii="Times New Roman" w:hAnsi="Times New Roman" w:cs="Times New Roman"/>
                 <w:b/>
                 <w:bCs/>
+                <w:sz w:val="20"/>
+                <w:szCs w:val="20"/>
               </w:rPr>
               <w:t>Singleton</w:t>
             </w:r>
@@ -1117,7 +1142,7 @@
       <w:tr>
         <w:tc>
           <w:tcPr>
-            <w:tcW w:w="0" w:type="auto"/>
+            <w:tcW w:w="5382" w:type="dxa"/>
             <w:tcMar>
               <w:top w:w="75" w:type="dxa"/>
               <w:left w:w="135" w:type="dxa"/>
@@ -1127,14 +1152,26 @@
             <w:hideMark/>
           </w:tcPr>
           <w:p>
+            <w:pPr>
+              <w:rPr>
+                <w:rFonts w:ascii="Times New Roman" w:hAnsi="Times New Roman" w:cs="Times New Roman"/>
+                <w:sz w:val="20"/>
+                <w:szCs w:val="20"/>
+              </w:rPr>
+            </w:pPr>
             <w:r>
+              <w:rPr>
+                <w:rFonts w:ascii="Times New Roman" w:hAnsi="Times New Roman" w:cs="Times New Roman"/>
+                <w:sz w:val="20"/>
+                <w:szCs w:val="20"/>
+              </w:rPr>
               <w:t>Need to create ONE object, type decided at runtime</w:t>
             </w:r>
           </w:p>
         </w:tc>
         <w:tc>
           <w:tcPr>
-            <w:tcW w:w="0" w:type="auto"/>
+            <w:tcW w:w="2268" w:type="dxa"/>
             <w:tcMar>
               <w:top w:w="75" w:type="dxa"/>
               <w:left w:w="135" w:type="dxa"/>
@@ -1144,11 +1181,21 @@
             <w:hideMark/>
           </w:tcPr>
           <w:p>
+            <w:pPr>
+              <w:rPr>
+                <w:rFonts w:ascii="Times New Roman" w:hAnsi="Times New Roman" w:cs="Times New Roman"/>
+                <w:sz w:val="20"/>
+                <w:szCs w:val="20"/>
+              </w:rPr>
+            </w:pPr>
             <w:r>
               <w:rPr>
                 <w:rStyle w:val="font-semibold"/>
+                <w:rFonts w:ascii="Times New Roman" w:hAnsi="Times New Roman" w:cs="Times New Roman"/>
                 <w:b/>
                 <w:bCs/>
+                <w:sz w:val="20"/>
+                <w:szCs w:val="20"/>
               </w:rPr>
               <w:t>Factory Method</w:t>
             </w:r>
@@ -1158,7 +1205,7 @@
       <w:tr>
         <w:tc>
           <w:tcPr>
-            <w:tcW w:w="0" w:type="auto"/>
+            <w:tcW w:w="5382" w:type="dxa"/>
             <w:tcMar>
               <w:top w:w="75" w:type="dxa"/>
               <w:left w:w="135" w:type="dxa"/>
@@ -1168,14 +1215,26 @@
             <w:hideMark/>
           </w:tcPr>
           <w:p>
+            <w:pPr>
+              <w:rPr>
+                <w:rFonts w:ascii="Times New Roman" w:hAnsi="Times New Roman" w:cs="Times New Roman"/>
+                <w:sz w:val="20"/>
+                <w:szCs w:val="20"/>
+              </w:rPr>
+            </w:pPr>
             <w:r>
+              <w:rPr>
+                <w:rFonts w:ascii="Times New Roman" w:hAnsi="Times New Roman" w:cs="Times New Roman"/>
+                <w:sz w:val="20"/>
+                <w:szCs w:val="20"/>
+              </w:rPr>
               <w:t>Need to create a FAMILY of related objects together</w:t>
             </w:r>
           </w:p>
         </w:tc>
         <w:tc>
           <w:tcPr>
-            <w:tcW w:w="0" w:type="auto"/>
+            <w:tcW w:w="2268" w:type="dxa"/>
             <w:tcMar>
               <w:top w:w="75" w:type="dxa"/>
               <w:left w:w="135" w:type="dxa"/>
@@ -1185,11 +1244,21 @@
             <w:hideMark/>
           </w:tcPr>
           <w:p>
+            <w:pPr>
+              <w:rPr>
+                <w:rFonts w:ascii="Times New Roman" w:hAnsi="Times New Roman" w:cs="Times New Roman"/>
+                <w:sz w:val="20"/>
+                <w:szCs w:val="20"/>
+              </w:rPr>
+            </w:pPr>
             <w:r>
               <w:rPr>
                 <w:rStyle w:val="font-semibold"/>
+                <w:rFonts w:ascii="Times New Roman" w:hAnsi="Times New Roman" w:cs="Times New Roman"/>
                 <w:b/>
                 <w:bCs/>
+                <w:sz w:val="20"/>
+                <w:szCs w:val="20"/>
               </w:rPr>
               <w:t>Abstract Factory</w:t>
             </w:r>
@@ -1199,7 +1268,7 @@
       <w:tr>
         <w:tc>
           <w:tcPr>
-            <w:tcW w:w="0" w:type="auto"/>
+            <w:tcW w:w="5382" w:type="dxa"/>
             <w:tcMar>
               <w:top w:w="75" w:type="dxa"/>
               <w:left w:w="135" w:type="dxa"/>
@@ -1209,14 +1278,26 @@
             <w:hideMark/>
           </w:tcPr>
           <w:p>
+            <w:pPr>
+              <w:rPr>
+                <w:rFonts w:ascii="Times New Roman" w:hAnsi="Times New Roman" w:cs="Times New Roman"/>
+                <w:sz w:val="20"/>
+                <w:szCs w:val="20"/>
+              </w:rPr>
+            </w:pPr>
             <w:r>
+              <w:rPr>
+                <w:rFonts w:ascii="Times New Roman" w:hAnsi="Times New Roman" w:cs="Times New Roman"/>
+                <w:sz w:val="20"/>
+                <w:szCs w:val="20"/>
+              </w:rPr>
               <w:t>Object has many optional fields, built step-by-step</w:t>
             </w:r>
           </w:p>
         </w:tc>
         <w:tc>
           <w:tcPr>
-            <w:tcW w:w="0" w:type="auto"/>
+            <w:tcW w:w="2268" w:type="dxa"/>
             <w:tcMar>
               <w:top w:w="75" w:type="dxa"/>
               <w:left w:w="135" w:type="dxa"/>
@@ -1226,11 +1307,21 @@
             <w:hideMark/>
           </w:tcPr>
           <w:p>
+            <w:pPr>
+              <w:rPr>
+                <w:rFonts w:ascii="Times New Roman" w:hAnsi="Times New Roman" w:cs="Times New Roman"/>
+                <w:sz w:val="20"/>
+                <w:szCs w:val="20"/>
+              </w:rPr>
+            </w:pPr>
             <w:r>
               <w:rPr>
                 <w:rStyle w:val="font-semibold"/>
+                <w:rFonts w:ascii="Times New Roman" w:hAnsi="Times New Roman" w:cs="Times New Roman"/>
                 <w:b/>
                 <w:bCs/>
+                <w:sz w:val="20"/>
+                <w:szCs w:val="20"/>
               </w:rPr>
               <w:t>Builder</w:t>
             </w:r>
@@ -1240,7 +1331,7 @@
       <w:tr>
         <w:tc>
           <w:tcPr>
-            <w:tcW w:w="0" w:type="auto"/>
+            <w:tcW w:w="5382" w:type="dxa"/>
             <w:tcMar>
               <w:top w:w="75" w:type="dxa"/>
               <w:left w:w="135" w:type="dxa"/>
@@ -1250,14 +1341,26 @@
             <w:hideMark/>
           </w:tcPr>
           <w:p>
+            <w:pPr>
+              <w:rPr>
+                <w:rFonts w:ascii="Times New Roman" w:hAnsi="Times New Roman" w:cs="Times New Roman"/>
+                <w:sz w:val="20"/>
+                <w:szCs w:val="20"/>
+              </w:rPr>
+            </w:pPr>
             <w:r>
+              <w:rPr>
+                <w:rFonts w:ascii="Times New Roman" w:hAnsi="Times New Roman" w:cs="Times New Roman"/>
+                <w:sz w:val="20"/>
+                <w:szCs w:val="20"/>
+              </w:rPr>
               <w:t>Need copies of an existing object with minor changes</w:t>
             </w:r>
           </w:p>
         </w:tc>
         <w:tc>
           <w:tcPr>
-            <w:tcW w:w="0" w:type="auto"/>
+            <w:tcW w:w="2268" w:type="dxa"/>
             <w:tcMar>
               <w:top w:w="75" w:type="dxa"/>
               <w:left w:w="135" w:type="dxa"/>
@@ -1267,11 +1370,21 @@
             <w:hideMark/>
           </w:tcPr>
           <w:p>
+            <w:pPr>
+              <w:rPr>
+                <w:rFonts w:ascii="Times New Roman" w:hAnsi="Times New Roman" w:cs="Times New Roman"/>
+                <w:sz w:val="20"/>
+                <w:szCs w:val="20"/>
+              </w:rPr>
+            </w:pPr>
             <w:r>
               <w:rPr>
                 <w:rStyle w:val="font-semibold"/>
+                <w:rFonts w:ascii="Times New Roman" w:hAnsi="Times New Roman" w:cs="Times New Roman"/>
                 <w:b/>
                 <w:bCs/>
+                <w:sz w:val="20"/>
+                <w:szCs w:val="20"/>
               </w:rPr>
               <w:t>Prototype</w:t>
             </w:r>
@@ -1282,6 +1395,11 @@
     <w:p>
       <w:pPr>
         <w:pStyle w:val="Heading2"/>
+        <w:rPr>
+          <w:rFonts w:cs="Times New Roman"/>
+          <w:sz w:val="20"/>
+          <w:szCs w:val="20"/>
+        </w:rPr>
       </w:pPr>
     </w:p>
     <w:p>
@@ -1326,6 +1444,7 @@
         <w:pStyle w:val="Heading2"/>
       </w:pPr>
       <w:r>
+        <w:lastRenderedPageBreak/>
         <w:t>1. Singleton Pattern</w:t>
       </w:r>
     </w:p>
@@ -1366,14 +1485,12 @@
         <w:pStyle w:val="NormalWeb"/>
         <w:spacing w:before="90" w:beforeAutospacing="0" w:after="90" w:afterAutospacing="0"/>
         <w:rPr>
-          <w:rFonts w:ascii="Arial" w:hAnsi="Arial" w:cs="Arial"/>
-          <w:sz w:val="21"/>
-          <w:szCs w:val="21"/>
-        </w:rPr>
-      </w:pPr>
-      <w:r>
-        <w:rPr>
-          <w:rFonts w:ascii="Arial" w:hAnsi="Arial" w:cs="Arial"/>
+          <w:sz w:val="21"/>
+          <w:szCs w:val="21"/>
+        </w:rPr>
+      </w:pPr>
+      <w:r>
+        <w:rPr>
           <w:sz w:val="21"/>
           <w:szCs w:val="21"/>
         </w:rPr>
@@ -1396,14 +1513,12 @@
           <w:numId w:val="4"/>
         </w:numPr>
         <w:rPr>
-          <w:rFonts w:ascii="Arial" w:hAnsi="Arial" w:cs="Arial"/>
-          <w:sz w:val="21"/>
-          <w:szCs w:val="21"/>
-        </w:rPr>
-      </w:pPr>
-      <w:r>
-        <w:rPr>
-          <w:rFonts w:ascii="Arial" w:hAnsi="Arial" w:cs="Arial"/>
+          <w:sz w:val="21"/>
+          <w:szCs w:val="21"/>
+        </w:rPr>
+      </w:pPr>
+      <w:r>
+        <w:rPr>
           <w:sz w:val="21"/>
           <w:szCs w:val="21"/>
         </w:rPr>
@@ -1418,14 +1533,12 @@
           <w:numId w:val="4"/>
         </w:numPr>
         <w:rPr>
-          <w:rFonts w:ascii="Arial" w:hAnsi="Arial" w:cs="Arial"/>
-          <w:sz w:val="21"/>
-          <w:szCs w:val="21"/>
-        </w:rPr>
-      </w:pPr>
-      <w:r>
-        <w:rPr>
-          <w:rFonts w:ascii="Arial" w:hAnsi="Arial" w:cs="Arial"/>
+          <w:sz w:val="21"/>
+          <w:szCs w:val="21"/>
+        </w:rPr>
+      </w:pPr>
+      <w:r>
+        <w:rPr>
           <w:sz w:val="21"/>
           <w:szCs w:val="21"/>
         </w:rPr>
@@ -1440,14 +1553,12 @@
           <w:numId w:val="4"/>
         </w:numPr>
         <w:rPr>
-          <w:rFonts w:ascii="Arial" w:hAnsi="Arial" w:cs="Arial"/>
-          <w:sz w:val="21"/>
-          <w:szCs w:val="21"/>
-        </w:rPr>
-      </w:pPr>
-      <w:r>
-        <w:rPr>
-          <w:rFonts w:ascii="Arial" w:hAnsi="Arial" w:cs="Arial"/>
+          <w:sz w:val="21"/>
+          <w:szCs w:val="21"/>
+        </w:rPr>
+      </w:pPr>
+      <w:r>
+        <w:rPr>
           <w:sz w:val="21"/>
           <w:szCs w:val="21"/>
         </w:rPr>
@@ -1462,14 +1573,12 @@
           <w:numId w:val="4"/>
         </w:numPr>
         <w:rPr>
-          <w:rFonts w:ascii="Arial" w:hAnsi="Arial" w:cs="Arial"/>
-          <w:sz w:val="21"/>
-          <w:szCs w:val="21"/>
-        </w:rPr>
-      </w:pPr>
-      <w:r>
-        <w:rPr>
-          <w:rFonts w:ascii="Arial" w:hAnsi="Arial" w:cs="Arial"/>
+          <w:sz w:val="21"/>
+          <w:szCs w:val="21"/>
+        </w:rPr>
+      </w:pPr>
+      <w:r>
+        <w:rPr>
           <w:sz w:val="21"/>
           <w:szCs w:val="21"/>
         </w:rPr>
@@ -1920,14 +2029,12 @@
           <w:numId w:val="5"/>
         </w:numPr>
         <w:rPr>
-          <w:rFonts w:ascii="Arial" w:hAnsi="Arial" w:cs="Arial"/>
-          <w:sz w:val="21"/>
-          <w:szCs w:val="21"/>
-        </w:rPr>
-      </w:pPr>
-      <w:r>
-        <w:rPr>
-          <w:rFonts w:ascii="Arial" w:hAnsi="Arial" w:cs="Arial"/>
+          <w:sz w:val="21"/>
+          <w:szCs w:val="21"/>
+        </w:rPr>
+      </w:pPr>
+      <w:r>
+        <w:rPr>
           <w:sz w:val="21"/>
           <w:szCs w:val="21"/>
         </w:rPr>
@@ -1936,9 +2043,9 @@
       <w:r>
         <w:rPr>
           <w:rStyle w:val="HTMLCode"/>
-          <w:rFonts w:ascii="Menlo" w:hAnsi="Menlo" w:cs="Menlo"/>
-          <w:sz w:val="19"/>
-          <w:szCs w:val="19"/>
+          <w:rFonts w:ascii="Times New Roman" w:hAnsi="Times New Roman" w:cs="Times New Roman"/>
+          <w:sz w:val="21"/>
+          <w:szCs w:val="21"/>
         </w:rPr>
         <w:t>new InventoryManager()</w:t>
       </w:r>
@@ -1951,14 +2058,12 @@
           <w:numId w:val="5"/>
         </w:numPr>
         <w:rPr>
-          <w:rFonts w:ascii="Arial" w:hAnsi="Arial" w:cs="Arial"/>
-          <w:sz w:val="21"/>
-          <w:szCs w:val="21"/>
-        </w:rPr>
-      </w:pPr>
-      <w:r>
-        <w:rPr>
-          <w:rFonts w:ascii="Arial" w:hAnsi="Arial" w:cs="Arial"/>
+          <w:sz w:val="21"/>
+          <w:szCs w:val="21"/>
+        </w:rPr>
+      </w:pPr>
+      <w:r>
+        <w:rPr>
           <w:sz w:val="21"/>
           <w:szCs w:val="21"/>
         </w:rPr>
@@ -1967,15 +2072,14 @@
       <w:r>
         <w:rPr>
           <w:rStyle w:val="HTMLCode"/>
-          <w:rFonts w:ascii="Menlo" w:hAnsi="Menlo" w:cs="Menlo"/>
-          <w:sz w:val="19"/>
-          <w:szCs w:val="19"/>
+          <w:rFonts w:ascii="Times New Roman" w:hAnsi="Times New Roman" w:cs="Times New Roman"/>
+          <w:sz w:val="21"/>
+          <w:szCs w:val="21"/>
         </w:rPr>
         <w:t>getInstance()</w:t>
       </w:r>
       <w:r>
         <w:rPr>
-          <w:rFonts w:ascii="Arial" w:hAnsi="Arial" w:cs="Arial"/>
           <w:sz w:val="21"/>
           <w:szCs w:val="21"/>
         </w:rPr>
@@ -1990,14 +2094,12 @@
           <w:numId w:val="5"/>
         </w:numPr>
         <w:rPr>
-          <w:rFonts w:ascii="Arial" w:hAnsi="Arial" w:cs="Arial"/>
-          <w:sz w:val="21"/>
-          <w:szCs w:val="21"/>
-        </w:rPr>
-      </w:pPr>
-      <w:r>
-        <w:rPr>
-          <w:rFonts w:ascii="Arial" w:hAnsi="Arial" w:cs="Arial"/>
+          <w:sz w:val="21"/>
+          <w:szCs w:val="21"/>
+        </w:rPr>
+      </w:pPr>
+      <w:r>
+        <w:rPr>
           <w:sz w:val="21"/>
           <w:szCs w:val="21"/>
         </w:rPr>
@@ -2012,14 +2114,12 @@
           <w:numId w:val="5"/>
         </w:numPr>
         <w:rPr>
-          <w:rFonts w:ascii="Arial" w:hAnsi="Arial" w:cs="Arial"/>
-          <w:sz w:val="21"/>
-          <w:szCs w:val="21"/>
-        </w:rPr>
-      </w:pPr>
-      <w:r>
-        <w:rPr>
-          <w:rFonts w:ascii="Arial" w:hAnsi="Arial" w:cs="Arial"/>
+          <w:sz w:val="21"/>
+          <w:szCs w:val="21"/>
+        </w:rPr>
+      </w:pPr>
+      <w:r>
+        <w:rPr>
           <w:sz w:val="21"/>
           <w:szCs w:val="21"/>
         </w:rPr>
@@ -2028,15 +2128,14 @@
       <w:r>
         <w:rPr>
           <w:rStyle w:val="HTMLCode"/>
-          <w:rFonts w:ascii="Menlo" w:hAnsi="Menlo" w:cs="Menlo"/>
-          <w:sz w:val="19"/>
-          <w:szCs w:val="19"/>
+          <w:rFonts w:ascii="Times New Roman" w:hAnsi="Times New Roman" w:cs="Times New Roman"/>
+          <w:sz w:val="21"/>
+          <w:szCs w:val="21"/>
         </w:rPr>
         <w:t>@Service</w:t>
       </w:r>
       <w:r>
         <w:rPr>
-          <w:rFonts w:ascii="Arial" w:hAnsi="Arial" w:cs="Arial"/>
           <w:sz w:val="21"/>
           <w:szCs w:val="21"/>
         </w:rPr>
@@ -2045,15 +2144,14 @@
       <w:r>
         <w:rPr>
           <w:rStyle w:val="HTMLCode"/>
-          <w:rFonts w:ascii="Menlo" w:hAnsi="Menlo" w:cs="Menlo"/>
-          <w:sz w:val="19"/>
-          <w:szCs w:val="19"/>
+          <w:rFonts w:ascii="Times New Roman" w:hAnsi="Times New Roman" w:cs="Times New Roman"/>
+          <w:sz w:val="21"/>
+          <w:szCs w:val="21"/>
         </w:rPr>
         <w:t>@Component</w:t>
       </w:r>
       <w:r>
         <w:rPr>
-          <w:rFonts w:ascii="Arial" w:hAnsi="Arial" w:cs="Arial"/>
           <w:sz w:val="21"/>
           <w:szCs w:val="21"/>
         </w:rPr>
@@ -2095,6 +2193,7 @@
         <w:pStyle w:val="Heading2"/>
       </w:pPr>
       <w:r>
+        <w:lastRenderedPageBreak/>
         <w:t>2. Factory Method Pattern</w:t>
       </w:r>
     </w:p>
@@ -2135,14 +2234,12 @@
         <w:pStyle w:val="NormalWeb"/>
         <w:spacing w:before="90" w:beforeAutospacing="0" w:after="90" w:afterAutospacing="0"/>
         <w:rPr>
-          <w:rFonts w:ascii="Arial" w:hAnsi="Arial" w:cs="Arial"/>
-          <w:sz w:val="21"/>
-          <w:szCs w:val="21"/>
-        </w:rPr>
-      </w:pPr>
-      <w:r>
-        <w:rPr>
-          <w:rFonts w:ascii="Arial" w:hAnsi="Arial" w:cs="Arial"/>
+          <w:sz w:val="21"/>
+          <w:szCs w:val="21"/>
+        </w:rPr>
+      </w:pPr>
+      <w:r>
+        <w:rPr>
           <w:sz w:val="21"/>
           <w:szCs w:val="21"/>
         </w:rPr>
@@ -2151,15 +2248,14 @@
       <w:r>
         <w:rPr>
           <w:rStyle w:val="HTMLCode"/>
-          <w:rFonts w:ascii="Menlo" w:hAnsi="Menlo" w:cs="Menlo"/>
-          <w:sz w:val="19"/>
-          <w:szCs w:val="19"/>
+          <w:rFonts w:ascii="Times New Roman" w:hAnsi="Times New Roman" w:cs="Times New Roman"/>
+          <w:sz w:val="21"/>
+          <w:szCs w:val="21"/>
         </w:rPr>
         <w:t>CreditCardProcessor</w:t>
       </w:r>
       <w:r>
         <w:rPr>
-          <w:rFonts w:ascii="Arial" w:hAnsi="Arial" w:cs="Arial"/>
           <w:sz w:val="21"/>
           <w:szCs w:val="21"/>
         </w:rPr>
@@ -2168,15 +2264,14 @@
       <w:r>
         <w:rPr>
           <w:rStyle w:val="HTMLCode"/>
-          <w:rFonts w:ascii="Menlo" w:hAnsi="Menlo" w:cs="Menlo"/>
-          <w:sz w:val="19"/>
-          <w:szCs w:val="19"/>
+          <w:rFonts w:ascii="Times New Roman" w:hAnsi="Times New Roman" w:cs="Times New Roman"/>
+          <w:sz w:val="21"/>
+          <w:szCs w:val="21"/>
         </w:rPr>
         <w:t>UPIProcessor</w:t>
       </w:r>
       <w:r>
         <w:rPr>
-          <w:rFonts w:ascii="Arial" w:hAnsi="Arial" w:cs="Arial"/>
           <w:sz w:val="21"/>
           <w:szCs w:val="21"/>
         </w:rPr>
@@ -2185,15 +2280,14 @@
       <w:r>
         <w:rPr>
           <w:rStyle w:val="HTMLCode"/>
-          <w:rFonts w:ascii="Menlo" w:hAnsi="Menlo" w:cs="Menlo"/>
-          <w:sz w:val="19"/>
-          <w:szCs w:val="19"/>
+          <w:rFonts w:ascii="Times New Roman" w:hAnsi="Times New Roman" w:cs="Times New Roman"/>
+          <w:sz w:val="21"/>
+          <w:szCs w:val="21"/>
         </w:rPr>
         <w:t>processPayment()</w:t>
       </w:r>
       <w:r>
         <w:rPr>
-          <w:rFonts w:ascii="Arial" w:hAnsi="Arial" w:cs="Arial"/>
           <w:sz w:val="21"/>
           <w:szCs w:val="21"/>
         </w:rPr>
@@ -2216,14 +2310,12 @@
           <w:numId w:val="6"/>
         </w:numPr>
         <w:rPr>
-          <w:rFonts w:ascii="Arial" w:hAnsi="Arial" w:cs="Arial"/>
-          <w:sz w:val="21"/>
-          <w:szCs w:val="21"/>
-        </w:rPr>
-      </w:pPr>
-      <w:r>
-        <w:rPr>
-          <w:rFonts w:ascii="Arial" w:hAnsi="Arial" w:cs="Arial"/>
+          <w:sz w:val="21"/>
+          <w:szCs w:val="21"/>
+        </w:rPr>
+      </w:pPr>
+      <w:r>
+        <w:rPr>
           <w:sz w:val="21"/>
           <w:szCs w:val="21"/>
         </w:rPr>
@@ -2238,14 +2330,12 @@
           <w:numId w:val="6"/>
         </w:numPr>
         <w:rPr>
-          <w:rFonts w:ascii="Arial" w:hAnsi="Arial" w:cs="Arial"/>
-          <w:sz w:val="21"/>
-          <w:szCs w:val="21"/>
-        </w:rPr>
-      </w:pPr>
-      <w:r>
-        <w:rPr>
-          <w:rFonts w:ascii="Arial" w:hAnsi="Arial" w:cs="Arial"/>
+          <w:sz w:val="21"/>
+          <w:szCs w:val="21"/>
+        </w:rPr>
+      </w:pPr>
+      <w:r>
+        <w:rPr>
           <w:sz w:val="21"/>
           <w:szCs w:val="21"/>
         </w:rPr>
@@ -2260,14 +2350,12 @@
           <w:numId w:val="6"/>
         </w:numPr>
         <w:rPr>
-          <w:rFonts w:ascii="Arial" w:hAnsi="Arial" w:cs="Arial"/>
-          <w:sz w:val="21"/>
-          <w:szCs w:val="21"/>
-        </w:rPr>
-      </w:pPr>
-      <w:r>
-        <w:rPr>
-          <w:rFonts w:ascii="Arial" w:hAnsi="Arial" w:cs="Arial"/>
+          <w:sz w:val="21"/>
+          <w:szCs w:val="21"/>
+        </w:rPr>
+      </w:pPr>
+      <w:r>
+        <w:rPr>
           <w:sz w:val="21"/>
           <w:szCs w:val="21"/>
         </w:rPr>
@@ -2879,6 +2967,7 @@
         <w:pStyle w:val="Heading2"/>
       </w:pPr>
       <w:r>
+        <w:lastRenderedPageBreak/>
         <w:t>3. Abstract Factory Pattern</w:t>
       </w:r>
     </w:p>
@@ -2919,14 +3008,12 @@
         <w:pStyle w:val="NormalWeb"/>
         <w:spacing w:before="90" w:beforeAutospacing="0" w:after="90" w:afterAutospacing="0"/>
         <w:rPr>
-          <w:rFonts w:ascii="Arial" w:hAnsi="Arial" w:cs="Arial"/>
-          <w:sz w:val="21"/>
-          <w:szCs w:val="21"/>
-        </w:rPr>
-      </w:pPr>
-      <w:r>
-        <w:rPr>
-          <w:rFonts w:ascii="Arial" w:hAnsi="Arial" w:cs="Arial"/>
+          <w:sz w:val="21"/>
+          <w:szCs w:val="21"/>
+        </w:rPr>
+      </w:pPr>
+      <w:r>
+        <w:rPr>
           <w:sz w:val="21"/>
           <w:szCs w:val="21"/>
         </w:rPr>
@@ -2935,7 +3022,6 @@
       <w:r>
         <w:rPr>
           <w:rStyle w:val="font-semibold"/>
-          <w:rFonts w:ascii="Arial" w:hAnsi="Arial" w:cs="Arial"/>
           <w:b/>
           <w:bCs/>
           <w:sz w:val="21"/>
@@ -2945,7 +3031,6 @@
       </w:r>
       <w:r>
         <w:rPr>
-          <w:rFonts w:ascii="Arial" w:hAnsi="Arial" w:cs="Arial"/>
           <w:sz w:val="21"/>
           <w:szCs w:val="21"/>
         </w:rPr>
@@ -2970,14 +3055,12 @@
         </w:numPr>
         <w:spacing w:before="0" w:beforeAutospacing="0"/>
         <w:rPr>
-          <w:rFonts w:ascii="Arial" w:hAnsi="Arial" w:cs="Arial"/>
-          <w:sz w:val="21"/>
-          <w:szCs w:val="21"/>
-        </w:rPr>
-      </w:pPr>
-      <w:r>
-        <w:rPr>
-          <w:rFonts w:ascii="Arial" w:hAnsi="Arial" w:cs="Arial"/>
+          <w:sz w:val="21"/>
+          <w:szCs w:val="21"/>
+        </w:rPr>
+      </w:pPr>
+      <w:r>
+        <w:rPr>
           <w:sz w:val="21"/>
           <w:szCs w:val="21"/>
         </w:rPr>
@@ -2993,14 +3076,12 @@
         </w:numPr>
         <w:spacing w:before="0" w:beforeAutospacing="0"/>
         <w:rPr>
-          <w:rFonts w:ascii="Arial" w:hAnsi="Arial" w:cs="Arial"/>
-          <w:sz w:val="21"/>
-          <w:szCs w:val="21"/>
-        </w:rPr>
-      </w:pPr>
-      <w:r>
-        <w:rPr>
-          <w:rFonts w:ascii="Arial" w:hAnsi="Arial" w:cs="Arial"/>
+          <w:sz w:val="21"/>
+          <w:szCs w:val="21"/>
+        </w:rPr>
+      </w:pPr>
+      <w:r>
+        <w:rPr>
           <w:sz w:val="21"/>
           <w:szCs w:val="21"/>
         </w:rPr>
@@ -3016,14 +3097,12 @@
         </w:numPr>
         <w:spacing w:before="0" w:beforeAutospacing="0"/>
         <w:rPr>
-          <w:rFonts w:ascii="Arial" w:hAnsi="Arial" w:cs="Arial"/>
-          <w:sz w:val="21"/>
-          <w:szCs w:val="21"/>
-        </w:rPr>
-      </w:pPr>
-      <w:r>
-        <w:rPr>
-          <w:rFonts w:ascii="Arial" w:hAnsi="Arial" w:cs="Arial"/>
+          <w:sz w:val="21"/>
+          <w:szCs w:val="21"/>
+        </w:rPr>
+      </w:pPr>
+      <w:r>
+        <w:rPr>
           <w:sz w:val="21"/>
           <w:szCs w:val="21"/>
         </w:rPr>
@@ -3686,70 +3765,70 @@
           <w:sz w:val="18"/>
           <w:szCs w:val="18"/>
         </w:rPr>
+        <w:t>└────────────────────────┘         └────────────────────────────┘</w:t>
+      </w:r>
+    </w:p>
+    <w:p>
+      <w:pPr>
+        <w:shd w:val="clear" w:color="auto" w:fill="181818"/>
+        <w:spacing w:line="300" w:lineRule="atLeast"/>
+        <w:rPr>
+          <w:rFonts w:ascii="Menlo" w:hAnsi="Menlo" w:cs="Menlo"/>
+          <w:color w:val="D8D8D8"/>
+          <w:sz w:val="18"/>
+          <w:szCs w:val="18"/>
+        </w:rPr>
+      </w:pPr>
+      <w:r>
+        <w:rPr>
+          <w:rFonts w:ascii="Menlo" w:hAnsi="Menlo" w:cs="Menlo"/>
+          <w:color w:val="D8D8D8"/>
+          <w:sz w:val="18"/>
+          <w:szCs w:val="18"/>
+        </w:rPr>
+        <w:t>Abstract Products (Interfaces):</w:t>
+      </w:r>
+    </w:p>
+    <w:p>
+      <w:pPr>
+        <w:shd w:val="clear" w:color="auto" w:fill="181818"/>
+        <w:spacing w:line="300" w:lineRule="atLeast"/>
+        <w:rPr>
+          <w:rFonts w:ascii="Menlo" w:hAnsi="Menlo" w:cs="Menlo"/>
+          <w:color w:val="D8D8D8"/>
+          <w:sz w:val="18"/>
+          <w:szCs w:val="18"/>
+        </w:rPr>
+      </w:pPr>
+      <w:r>
+        <w:rPr>
+          <w:rFonts w:ascii="Menlo" w:hAnsi="Menlo" w:cs="Menlo"/>
+          <w:color w:val="D8D8D8"/>
+          <w:sz w:val="18"/>
+          <w:szCs w:val="18"/>
+        </w:rPr>
+        <w:t>┌────────────────┐  ┌────────────────┐  ┌──────────────────────┐</w:t>
+      </w:r>
+    </w:p>
+    <w:p>
+      <w:pPr>
+        <w:shd w:val="clear" w:color="auto" w:fill="181818"/>
+        <w:spacing w:line="300" w:lineRule="atLeast"/>
+        <w:rPr>
+          <w:rFonts w:ascii="Menlo" w:hAnsi="Menlo" w:cs="Menlo"/>
+          <w:color w:val="D8D8D8"/>
+          <w:sz w:val="18"/>
+          <w:szCs w:val="18"/>
+        </w:rPr>
+      </w:pPr>
+      <w:r>
+        <w:rPr>
+          <w:rFonts w:ascii="Menlo" w:hAnsi="Menlo" w:cs="Menlo"/>
+          <w:color w:val="D8D8D8"/>
+          <w:sz w:val="18"/>
+          <w:szCs w:val="18"/>
+        </w:rPr>
         <w:lastRenderedPageBreak/>
-        <w:t>└────────────────────────┘         └────────────────────────────┘</w:t>
-      </w:r>
-    </w:p>
-    <w:p>
-      <w:pPr>
-        <w:shd w:val="clear" w:color="auto" w:fill="181818"/>
-        <w:spacing w:line="300" w:lineRule="atLeast"/>
-        <w:rPr>
-          <w:rFonts w:ascii="Menlo" w:hAnsi="Menlo" w:cs="Menlo"/>
-          <w:color w:val="D8D8D8"/>
-          <w:sz w:val="18"/>
-          <w:szCs w:val="18"/>
-        </w:rPr>
-      </w:pPr>
-      <w:r>
-        <w:rPr>
-          <w:rFonts w:ascii="Menlo" w:hAnsi="Menlo" w:cs="Menlo"/>
-          <w:color w:val="D8D8D8"/>
-          <w:sz w:val="18"/>
-          <w:szCs w:val="18"/>
-        </w:rPr>
-        <w:t>Abstract Products (Interfaces):</w:t>
-      </w:r>
-    </w:p>
-    <w:p>
-      <w:pPr>
-        <w:shd w:val="clear" w:color="auto" w:fill="181818"/>
-        <w:spacing w:line="300" w:lineRule="atLeast"/>
-        <w:rPr>
-          <w:rFonts w:ascii="Menlo" w:hAnsi="Menlo" w:cs="Menlo"/>
-          <w:color w:val="D8D8D8"/>
-          <w:sz w:val="18"/>
-          <w:szCs w:val="18"/>
-        </w:rPr>
-      </w:pPr>
-      <w:r>
-        <w:rPr>
-          <w:rFonts w:ascii="Menlo" w:hAnsi="Menlo" w:cs="Menlo"/>
-          <w:color w:val="D8D8D8"/>
-          <w:sz w:val="18"/>
-          <w:szCs w:val="18"/>
-        </w:rPr>
-        <w:t>┌────────────────┐  ┌────────────────┐  ┌──────────────────────┐</w:t>
-      </w:r>
-    </w:p>
-    <w:p>
-      <w:pPr>
-        <w:shd w:val="clear" w:color="auto" w:fill="181818"/>
-        <w:spacing w:line="300" w:lineRule="atLeast"/>
-        <w:rPr>
-          <w:rFonts w:ascii="Menlo" w:hAnsi="Menlo" w:cs="Menlo"/>
-          <w:color w:val="D8D8D8"/>
-          <w:sz w:val="18"/>
-          <w:szCs w:val="18"/>
-        </w:rPr>
-      </w:pPr>
-      <w:r>
-        <w:rPr>
-          <w:rFonts w:ascii="Menlo" w:hAnsi="Menlo" w:cs="Menlo"/>
-          <w:color w:val="D8D8D8"/>
-          <w:sz w:val="18"/>
-          <w:szCs w:val="18"/>
-        </w:rPr>
         <w:t>│ &lt;&lt;interface&gt;&gt;  │  │ &lt;&lt;interface&gt;&gt;  │  │ &lt;&lt;interface&gt;&gt;         │</w:t>
       </w:r>
     </w:p>
@@ -4374,28 +4453,48 @@
     <w:p>
       <w:pPr>
         <w:pStyle w:val="NormalWeb"/>
-      </w:pPr>
-      <w:r>
+        <w:rPr>
+          <w:sz w:val="20"/>
+          <w:szCs w:val="20"/>
+        </w:rPr>
+      </w:pPr>
+      <w:r>
+        <w:rPr>
+          <w:sz w:val="20"/>
+          <w:szCs w:val="20"/>
+        </w:rPr>
         <w:t xml:space="preserve">The </w:t>
       </w:r>
       <w:r>
         <w:rPr>
           <w:rStyle w:val="Strong"/>
           <w:rFonts w:eastAsiaTheme="majorEastAsia"/>
+          <w:sz w:val="20"/>
+          <w:szCs w:val="20"/>
         </w:rPr>
         <w:t>Decorator Pattern</w:t>
       </w:r>
       <w:r>
+        <w:rPr>
+          <w:sz w:val="20"/>
+          <w:szCs w:val="20"/>
+        </w:rPr>
         <w:t xml:space="preserve"> is a structural design pattern that allows behavior to be added to an individual object, dynamically, </w:t>
       </w:r>
       <w:r>
         <w:rPr>
           <w:rStyle w:val="Strong"/>
           <w:rFonts w:eastAsiaTheme="majorEastAsia"/>
+          <w:sz w:val="20"/>
+          <w:szCs w:val="20"/>
         </w:rPr>
         <w:t>without affecting the behavior of other objects from the same class</w:t>
       </w:r>
       <w:r>
+        <w:rPr>
+          <w:sz w:val="20"/>
+          <w:szCs w:val="20"/>
+        </w:rPr>
         <w:t>.</w:t>
       </w:r>
     </w:p>
@@ -4404,52 +4503,85 @@
         <w:pStyle w:val="NormalWeb"/>
       </w:pPr>
       <w:r>
+        <w:rPr>
+          <w:sz w:val="20"/>
+          <w:szCs w:val="20"/>
+        </w:rPr>
         <w:t xml:space="preserve">It's useful when you want to </w:t>
       </w:r>
       <w:r>
         <w:rPr>
           <w:rStyle w:val="Strong"/>
           <w:rFonts w:eastAsiaTheme="majorEastAsia"/>
+          <w:sz w:val="20"/>
+          <w:szCs w:val="20"/>
         </w:rPr>
         <w:t>add features to objects without modifying their code</w:t>
       </w:r>
       <w:r>
-        <w:t>—especially when inheritance is not feasible or would lead to a large number of subclasses.</w:t>
-      </w:r>
-    </w:p>
-    <w:p>
-      <w:pPr>
-        <w:pStyle w:val="NormalWeb"/>
-      </w:pPr>
+        <w:rPr>
+          <w:sz w:val="20"/>
+          <w:szCs w:val="20"/>
+        </w:rPr>
+        <w:t>—especially when inheritance is not feasible or would lead to a large number of subclasses</w:t>
+      </w:r>
+      <w:r>
+        <w:t>.</w:t>
+      </w:r>
+    </w:p>
+    <w:p>
+      <w:pPr>
+        <w:pStyle w:val="Heading3"/>
+        <w:rPr>
+          <w:rFonts w:eastAsia="Times New Roman" w:cs="Times New Roman"/>
+          <w:color w:val="FF0000"/>
+          <w:sz w:val="21"/>
+          <w:szCs w:val="21"/>
+          <w:lang w:eastAsia="en-GB"/>
+        </w:rPr>
+      </w:pPr>
+      <w:r>
+        <w:rPr>
+          <w:rFonts w:eastAsia="Times New Roman" w:cs="Times New Roman"/>
+          <w:sz w:val="21"/>
+          <w:szCs w:val="21"/>
+          <w:lang w:eastAsia="en-GB"/>
+        </w:rPr>
+        <w:t xml:space="preserve">Retail Example: Building a Product with </w:t>
+      </w:r>
+      <w:r>
+        <w:rPr>
+          <w:rFonts w:eastAsia="Times New Roman" w:cs="Times New Roman"/>
+          <w:color w:val="FF0000"/>
+          <w:sz w:val="21"/>
+          <w:szCs w:val="21"/>
+          <w:lang w:eastAsia="en-GB"/>
+        </w:rPr>
+        <w:t>Add-ons</w:t>
+      </w:r>
     </w:p>
     <w:p>
       <w:pPr>
         <w:spacing w:before="100" w:beforeAutospacing="1" w:after="100" w:afterAutospacing="1"/>
-        <w:outlineLvl w:val="2"/>
         <w:rPr>
           <w:rFonts w:ascii="Times New Roman" w:eastAsia="Times New Roman" w:hAnsi="Times New Roman" w:cs="Times New Roman"/>
-          <w:b/>
-          <w:bCs/>
-          <w:color w:val="FF0000"/>
           <w:kern w:val="0"/>
-          <w:sz w:val="27"/>
-          <w:szCs w:val="27"/>
+          <w:sz w:val="21"/>
+          <w:szCs w:val="21"/>
           <w:lang w:eastAsia="en-GB"/>
           <w14:ligatures w14:val="none"/>
         </w:rPr>
       </w:pPr>
       <w:r>
         <w:rPr>
-          <w:rFonts w:ascii="Apple Color Emoji" w:eastAsia="Times New Roman" w:hAnsi="Apple Color Emoji" w:cs="Apple Color Emoji"/>
-          <w:b/>
-          <w:bCs/>
+          <w:rFonts w:ascii="Times New Roman" w:eastAsia="Times New Roman" w:hAnsi="Times New Roman" w:cs="Times New Roman"/>
           <w:kern w:val="0"/>
-          <w:sz w:val="27"/>
-          <w:szCs w:val="27"/>
+          <w:sz w:val="21"/>
+          <w:szCs w:val="21"/>
           <w:lang w:eastAsia="en-GB"/>
           <w14:ligatures w14:val="none"/>
         </w:rPr>
-        <w:t>🛒</w:t>
+        <w:t xml:space="preserve">Let’s say you are working on a </w:t>
       </w:r>
       <w:r>
         <w:rPr>
@@ -4457,46 +4589,23 @@
           <w:b/>
           <w:bCs/>
           <w:kern w:val="0"/>
-          <w:sz w:val="27"/>
-          <w:szCs w:val="27"/>
+          <w:sz w:val="21"/>
+          <w:szCs w:val="21"/>
           <w:lang w:eastAsia="en-GB"/>
           <w14:ligatures w14:val="none"/>
         </w:rPr>
-        <w:t xml:space="preserve"> Retail Example: Building a Product with </w:t>
+        <w:t>retail e-commerce system</w:t>
       </w:r>
       <w:r>
         <w:rPr>
           <w:rFonts w:ascii="Times New Roman" w:eastAsia="Times New Roman" w:hAnsi="Times New Roman" w:cs="Times New Roman"/>
-          <w:b/>
-          <w:bCs/>
-          <w:color w:val="FF0000"/>
           <w:kern w:val="0"/>
-          <w:sz w:val="27"/>
-          <w:szCs w:val="27"/>
+          <w:sz w:val="21"/>
+          <w:szCs w:val="21"/>
           <w:lang w:eastAsia="en-GB"/>
           <w14:ligatures w14:val="none"/>
         </w:rPr>
-        <w:t>Add-ons</w:t>
-      </w:r>
-    </w:p>
-    <w:p>
-      <w:pPr>
-        <w:spacing w:before="100" w:beforeAutospacing="1" w:after="100" w:afterAutospacing="1"/>
-        <w:rPr>
-          <w:rFonts w:ascii="Times New Roman" w:eastAsia="Times New Roman" w:hAnsi="Times New Roman" w:cs="Times New Roman"/>
-          <w:kern w:val="0"/>
-          <w:lang w:eastAsia="en-GB"/>
-          <w14:ligatures w14:val="none"/>
-        </w:rPr>
-      </w:pPr>
-      <w:r>
-        <w:rPr>
-          <w:rFonts w:ascii="Times New Roman" w:eastAsia="Times New Roman" w:hAnsi="Times New Roman" w:cs="Times New Roman"/>
-          <w:kern w:val="0"/>
-          <w:lang w:eastAsia="en-GB"/>
-          <w14:ligatures w14:val="none"/>
-        </w:rPr>
-        <w:t xml:space="preserve">Let’s say you are working on a </w:t>
+        <w:t xml:space="preserve">, and you are designing a </w:t>
       </w:r>
       <w:r>
         <w:rPr>
@@ -4504,19 +4613,67 @@
           <w:b/>
           <w:bCs/>
           <w:kern w:val="0"/>
+          <w:sz w:val="21"/>
+          <w:szCs w:val="21"/>
           <w:lang w:eastAsia="en-GB"/>
           <w14:ligatures w14:val="none"/>
         </w:rPr>
-        <w:t>retail e-commerce system</w:t>
+        <w:t>product customization</w:t>
       </w:r>
       <w:r>
         <w:rPr>
           <w:rFonts w:ascii="Times New Roman" w:eastAsia="Times New Roman" w:hAnsi="Times New Roman" w:cs="Times New Roman"/>
           <w:kern w:val="0"/>
+          <w:sz w:val="21"/>
+          <w:szCs w:val="21"/>
           <w:lang w:eastAsia="en-GB"/>
           <w14:ligatures w14:val="none"/>
         </w:rPr>
-        <w:t xml:space="preserve">, and you are designing a </w:t>
+        <w:t xml:space="preserve"> feature for a T-shirt</w:t>
+      </w:r>
+    </w:p>
+    <w:p>
+      <w:pPr>
+        <w:pStyle w:val="Heading3"/>
+        <w:rPr>
+          <w:rFonts w:eastAsia="Times New Roman" w:cs="Times New Roman"/>
+          <w:sz w:val="21"/>
+          <w:szCs w:val="21"/>
+          <w:lang w:eastAsia="en-GB"/>
+        </w:rPr>
+      </w:pPr>
+      <w:r>
+        <w:rPr>
+          <w:rFonts w:eastAsia="Times New Roman" w:cs="Times New Roman"/>
+          <w:sz w:val="21"/>
+          <w:szCs w:val="21"/>
+          <w:lang w:eastAsia="en-GB"/>
+        </w:rPr>
+        <w:t>Basic Requirement</w:t>
+      </w:r>
+    </w:p>
+    <w:p>
+      <w:pPr>
+        <w:spacing w:before="100" w:beforeAutospacing="1" w:after="100" w:afterAutospacing="1"/>
+        <w:rPr>
+          <w:rFonts w:ascii="Times New Roman" w:eastAsia="Times New Roman" w:hAnsi="Times New Roman" w:cs="Times New Roman"/>
+          <w:kern w:val="0"/>
+          <w:sz w:val="21"/>
+          <w:szCs w:val="21"/>
+          <w:lang w:eastAsia="en-GB"/>
+          <w14:ligatures w14:val="none"/>
+        </w:rPr>
+      </w:pPr>
+      <w:r>
+        <w:rPr>
+          <w:rFonts w:ascii="Times New Roman" w:eastAsia="Times New Roman" w:hAnsi="Times New Roman" w:cs="Times New Roman"/>
+          <w:kern w:val="0"/>
+          <w:sz w:val="21"/>
+          <w:szCs w:val="21"/>
+          <w:lang w:eastAsia="en-GB"/>
+          <w14:ligatures w14:val="none"/>
+        </w:rPr>
+        <w:t xml:space="preserve">A user can buy a </w:t>
       </w:r>
       <w:r>
         <w:rPr>
@@ -4524,117 +4681,43 @@
           <w:b/>
           <w:bCs/>
           <w:kern w:val="0"/>
+          <w:sz w:val="21"/>
+          <w:szCs w:val="21"/>
           <w:lang w:eastAsia="en-GB"/>
           <w14:ligatures w14:val="none"/>
         </w:rPr>
-        <w:t>product customization</w:t>
+        <w:t>T-shirt</w:t>
       </w:r>
       <w:r>
         <w:rPr>
           <w:rFonts w:ascii="Times New Roman" w:eastAsia="Times New Roman" w:hAnsi="Times New Roman" w:cs="Times New Roman"/>
           <w:kern w:val="0"/>
+          <w:sz w:val="21"/>
+          <w:szCs w:val="21"/>
           <w:lang w:eastAsia="en-GB"/>
           <w14:ligatures w14:val="none"/>
         </w:rPr>
-        <w:t xml:space="preserve"> feature for a T-shirt</w:t>
-      </w:r>
-    </w:p>
-    <w:p>
-      <w:pPr>
-        <w:spacing w:before="100" w:beforeAutospacing="1" w:after="100" w:afterAutospacing="1"/>
-        <w:outlineLvl w:val="2"/>
+        <w:t xml:space="preserve">. They can also add </w:t>
+      </w:r>
+      <w:r>
         <w:rPr>
           <w:rFonts w:ascii="Times New Roman" w:eastAsia="Times New Roman" w:hAnsi="Times New Roman" w:cs="Times New Roman"/>
           <w:b/>
           <w:bCs/>
           <w:kern w:val="0"/>
-          <w:sz w:val="27"/>
-          <w:szCs w:val="27"/>
+          <w:sz w:val="21"/>
+          <w:szCs w:val="21"/>
           <w:lang w:eastAsia="en-GB"/>
           <w14:ligatures w14:val="none"/>
         </w:rPr>
-      </w:pPr>
-      <w:r>
-        <w:rPr>
-          <w:rFonts w:ascii="Apple Color Emoji" w:eastAsia="Times New Roman" w:hAnsi="Apple Color Emoji" w:cs="Apple Color Emoji"/>
-          <w:b/>
-          <w:bCs/>
-          <w:kern w:val="0"/>
-          <w:sz w:val="27"/>
-          <w:szCs w:val="27"/>
-          <w:lang w:eastAsia="en-GB"/>
-          <w14:ligatures w14:val="none"/>
-        </w:rPr>
-        <w:t>✅</w:t>
-      </w:r>
-      <w:r>
-        <w:rPr>
-          <w:rFonts w:ascii="Times New Roman" w:eastAsia="Times New Roman" w:hAnsi="Times New Roman" w:cs="Times New Roman"/>
-          <w:b/>
-          <w:bCs/>
-          <w:kern w:val="0"/>
-          <w:sz w:val="27"/>
-          <w:szCs w:val="27"/>
-          <w:lang w:eastAsia="en-GB"/>
-          <w14:ligatures w14:val="none"/>
-        </w:rPr>
-        <w:t xml:space="preserve"> Basic Requirement</w:t>
-      </w:r>
-    </w:p>
-    <w:p>
-      <w:pPr>
-        <w:spacing w:before="100" w:beforeAutospacing="1" w:after="100" w:afterAutospacing="1"/>
+        <w:t>customizations</w:t>
+      </w:r>
+      <w:r>
         <w:rPr>
           <w:rFonts w:ascii="Times New Roman" w:eastAsia="Times New Roman" w:hAnsi="Times New Roman" w:cs="Times New Roman"/>
           <w:kern w:val="0"/>
-          <w:lang w:eastAsia="en-GB"/>
-          <w14:ligatures w14:val="none"/>
-        </w:rPr>
-      </w:pPr>
-      <w:r>
-        <w:rPr>
-          <w:rFonts w:ascii="Times New Roman" w:eastAsia="Times New Roman" w:hAnsi="Times New Roman" w:cs="Times New Roman"/>
-          <w:kern w:val="0"/>
-          <w:lang w:eastAsia="en-GB"/>
-          <w14:ligatures w14:val="none"/>
-        </w:rPr>
-        <w:t xml:space="preserve">A user can buy a </w:t>
-      </w:r>
-      <w:r>
-        <w:rPr>
-          <w:rFonts w:ascii="Times New Roman" w:eastAsia="Times New Roman" w:hAnsi="Times New Roman" w:cs="Times New Roman"/>
-          <w:b/>
-          <w:bCs/>
-          <w:kern w:val="0"/>
-          <w:lang w:eastAsia="en-GB"/>
-          <w14:ligatures w14:val="none"/>
-        </w:rPr>
-        <w:t>T-shirt</w:t>
-      </w:r>
-      <w:r>
-        <w:rPr>
-          <w:rFonts w:ascii="Times New Roman" w:eastAsia="Times New Roman" w:hAnsi="Times New Roman" w:cs="Times New Roman"/>
-          <w:kern w:val="0"/>
-          <w:lang w:eastAsia="en-GB"/>
-          <w14:ligatures w14:val="none"/>
-        </w:rPr>
-        <w:t xml:space="preserve">. They can also add </w:t>
-      </w:r>
-      <w:r>
-        <w:rPr>
-          <w:rFonts w:ascii="Times New Roman" w:eastAsia="Times New Roman" w:hAnsi="Times New Roman" w:cs="Times New Roman"/>
-          <w:b/>
-          <w:bCs/>
-          <w:kern w:val="0"/>
-          <w:lang w:eastAsia="en-GB"/>
-          <w14:ligatures w14:val="none"/>
-        </w:rPr>
-        <w:t>customizations</w:t>
-      </w:r>
-      <w:r>
-        <w:rPr>
-          <w:rFonts w:ascii="Times New Roman" w:eastAsia="Times New Roman" w:hAnsi="Times New Roman" w:cs="Times New Roman"/>
-          <w:kern w:val="0"/>
+          <w:sz w:val="21"/>
+          <w:szCs w:val="21"/>
           <w:lang w:eastAsia="en-GB"/>
           <w14:ligatures w14:val="none"/>
         </w:rPr>
@@ -4651,6 +4734,8 @@
         <w:rPr>
           <w:rFonts w:ascii="Times New Roman" w:eastAsia="Times New Roman" w:hAnsi="Times New Roman" w:cs="Times New Roman"/>
           <w:kern w:val="0"/>
+          <w:sz w:val="21"/>
+          <w:szCs w:val="21"/>
           <w:lang w:eastAsia="en-GB"/>
           <w14:ligatures w14:val="none"/>
         </w:rPr>
@@ -4659,6 +4744,8 @@
         <w:rPr>
           <w:rFonts w:ascii="Times New Roman" w:eastAsia="Times New Roman" w:hAnsi="Times New Roman" w:cs="Times New Roman"/>
           <w:kern w:val="0"/>
+          <w:sz w:val="21"/>
+          <w:szCs w:val="21"/>
           <w:lang w:eastAsia="en-GB"/>
           <w14:ligatures w14:val="none"/>
         </w:rPr>
@@ -4675,6 +4762,8 @@
         <w:rPr>
           <w:rFonts w:ascii="Times New Roman" w:eastAsia="Times New Roman" w:hAnsi="Times New Roman" w:cs="Times New Roman"/>
           <w:kern w:val="0"/>
+          <w:sz w:val="21"/>
+          <w:szCs w:val="21"/>
           <w:lang w:eastAsia="en-GB"/>
           <w14:ligatures w14:val="none"/>
         </w:rPr>
@@ -4683,6 +4772,8 @@
         <w:rPr>
           <w:rFonts w:ascii="Times New Roman" w:eastAsia="Times New Roman" w:hAnsi="Times New Roman" w:cs="Times New Roman"/>
           <w:kern w:val="0"/>
+          <w:sz w:val="21"/>
+          <w:szCs w:val="21"/>
           <w:lang w:eastAsia="en-GB"/>
           <w14:ligatures w14:val="none"/>
         </w:rPr>
@@ -4699,6 +4790,8 @@
         <w:rPr>
           <w:rFonts w:ascii="Times New Roman" w:eastAsia="Times New Roman" w:hAnsi="Times New Roman" w:cs="Times New Roman"/>
           <w:kern w:val="0"/>
+          <w:sz w:val="21"/>
+          <w:szCs w:val="21"/>
           <w:lang w:eastAsia="en-GB"/>
           <w14:ligatures w14:val="none"/>
         </w:rPr>
@@ -4707,6 +4800,8 @@
         <w:rPr>
           <w:rFonts w:ascii="Times New Roman" w:eastAsia="Times New Roman" w:hAnsi="Times New Roman" w:cs="Times New Roman"/>
           <w:kern w:val="0"/>
+          <w:sz w:val="21"/>
+          <w:szCs w:val="21"/>
           <w:lang w:eastAsia="en-GB"/>
           <w14:ligatures w14:val="none"/>
         </w:rPr>
@@ -4719,6 +4814,8 @@
         <w:rPr>
           <w:rFonts w:ascii="Times New Roman" w:eastAsia="Times New Roman" w:hAnsi="Times New Roman" w:cs="Times New Roman"/>
           <w:kern w:val="0"/>
+          <w:sz w:val="21"/>
+          <w:szCs w:val="21"/>
           <w:lang w:eastAsia="en-GB"/>
           <w14:ligatures w14:val="none"/>
         </w:rPr>
@@ -4727,72 +4824,32 @@
         <w:rPr>
           <w:rFonts w:ascii="Times New Roman" w:eastAsia="Times New Roman" w:hAnsi="Times New Roman" w:cs="Times New Roman"/>
           <w:kern w:val="0"/>
+          <w:sz w:val="21"/>
+          <w:szCs w:val="21"/>
           <w:lang w:eastAsia="en-GB"/>
           <w14:ligatures w14:val="none"/>
         </w:rPr>
-        <w:t xml:space="preserve">You don’t want to create new subclasses for every combination (like </w:t>
-      </w:r>
-      <w:r>
-        <w:rPr>
-          <w:rFonts w:ascii="Courier New" w:eastAsia="Times New Roman" w:hAnsi="Courier New" w:cs="Courier New"/>
-          <w:kern w:val="0"/>
-          <w:sz w:val="20"/>
-          <w:szCs w:val="20"/>
+        <w:t>You don’t want to create new subclasses for every combination (like TShirtWithGiftWrapAndExpressDeliveryAndDiscountCoupon). Instead, you can use decorators!</w:t>
+      </w:r>
+    </w:p>
+    <w:p>
+      <w:pPr>
+        <w:pStyle w:val="Heading3"/>
+        <w:rPr>
+          <w:rFonts w:eastAsia="Times New Roman" w:cs="Times New Roman"/>
+          <w:sz w:val="21"/>
+          <w:szCs w:val="21"/>
           <w:lang w:eastAsia="en-GB"/>
-          <w14:ligatures w14:val="none"/>
-        </w:rPr>
-        <w:t>TShirtWithGiftWrapAndExpressDeliveryAndDiscountCoupon</w:t>
-      </w:r>
-      <w:r>
-        <w:rPr>
-          <w:rFonts w:ascii="Times New Roman" w:eastAsia="Times New Roman" w:hAnsi="Times New Roman" w:cs="Times New Roman"/>
-          <w:kern w:val="0"/>
+        </w:rPr>
+      </w:pPr>
+      <w:r>
+        <w:rPr>
+          <w:rFonts w:eastAsia="Times New Roman" w:cs="Times New Roman"/>
+          <w:sz w:val="21"/>
+          <w:szCs w:val="21"/>
           <w:lang w:eastAsia="en-GB"/>
-          <w14:ligatures w14:val="none"/>
-        </w:rPr>
-        <w:t>). Instead, you can use decorators!</w:t>
-      </w:r>
-    </w:p>
-    <w:p>
-      <w:pPr>
-        <w:spacing w:before="100" w:beforeAutospacing="1" w:after="100" w:afterAutospacing="1"/>
-        <w:outlineLvl w:val="2"/>
-        <w:rPr>
-          <w:rFonts w:ascii="Times New Roman" w:eastAsia="Times New Roman" w:hAnsi="Times New Roman" w:cs="Times New Roman"/>
-          <w:b/>
-          <w:bCs/>
-          <w:kern w:val="0"/>
-          <w:sz w:val="27"/>
-          <w:szCs w:val="27"/>
-          <w:lang w:eastAsia="en-GB"/>
-          <w14:ligatures w14:val="none"/>
-        </w:rPr>
-      </w:pPr>
-      <w:r>
-        <w:rPr>
-          <w:rFonts w:ascii="Apple Color Emoji" w:eastAsia="Times New Roman" w:hAnsi="Apple Color Emoji" w:cs="Apple Color Emoji"/>
-          <w:b/>
-          <w:bCs/>
-          <w:kern w:val="0"/>
-          <w:sz w:val="27"/>
-          <w:szCs w:val="27"/>
-          <w:lang w:eastAsia="en-GB"/>
-          <w14:ligatures w14:val="none"/>
-        </w:rPr>
-        <w:t>✅</w:t>
-      </w:r>
-      <w:r>
-        <w:rPr>
-          <w:rFonts w:ascii="Times New Roman" w:eastAsia="Times New Roman" w:hAnsi="Times New Roman" w:cs="Times New Roman"/>
-          <w:b/>
-          <w:bCs/>
-          <w:kern w:val="0"/>
-          <w:sz w:val="27"/>
-          <w:szCs w:val="27"/>
-          <w:lang w:eastAsia="en-GB"/>
-          <w14:ligatures w14:val="none"/>
-        </w:rPr>
-        <w:t xml:space="preserve"> Advantages of Decorator Pattern in Retail</w:t>
+        </w:rPr>
+        <w:t>Advantages of Decorator Pattern in Retail</w:t>
       </w:r>
     </w:p>
     <w:p>
@@ -4805,6 +4862,8 @@
         <w:rPr>
           <w:rFonts w:ascii="Times New Roman" w:eastAsia="Times New Roman" w:hAnsi="Times New Roman" w:cs="Times New Roman"/>
           <w:kern w:val="0"/>
+          <w:sz w:val="21"/>
+          <w:szCs w:val="21"/>
           <w:lang w:eastAsia="en-GB"/>
           <w14:ligatures w14:val="none"/>
         </w:rPr>
@@ -4813,6 +4872,8 @@
         <w:rPr>
           <w:rFonts w:ascii="Times New Roman" w:eastAsia="Times New Roman" w:hAnsi="Times New Roman" w:cs="Times New Roman"/>
           <w:kern w:val="0"/>
+          <w:sz w:val="21"/>
+          <w:szCs w:val="21"/>
           <w:lang w:eastAsia="en-GB"/>
           <w14:ligatures w14:val="none"/>
         </w:rPr>
@@ -4824,6 +4885,8 @@
           <w:b/>
           <w:bCs/>
           <w:kern w:val="0"/>
+          <w:sz w:val="21"/>
+          <w:szCs w:val="21"/>
           <w:lang w:eastAsia="en-GB"/>
           <w14:ligatures w14:val="none"/>
         </w:rPr>
@@ -4833,6 +4896,8 @@
         <w:rPr>
           <w:rFonts w:ascii="Times New Roman" w:eastAsia="Times New Roman" w:hAnsi="Times New Roman" w:cs="Times New Roman"/>
           <w:kern w:val="0"/>
+          <w:sz w:val="21"/>
+          <w:szCs w:val="21"/>
           <w:lang w:eastAsia="en-GB"/>
           <w14:ligatures w14:val="none"/>
         </w:rPr>
@@ -4849,6 +4914,8 @@
         <w:rPr>
           <w:rFonts w:ascii="Times New Roman" w:eastAsia="Times New Roman" w:hAnsi="Times New Roman" w:cs="Times New Roman"/>
           <w:kern w:val="0"/>
+          <w:sz w:val="21"/>
+          <w:szCs w:val="21"/>
           <w:lang w:eastAsia="en-GB"/>
           <w14:ligatures w14:val="none"/>
         </w:rPr>
@@ -4857,6 +4924,8 @@
         <w:rPr>
           <w:rFonts w:ascii="Times New Roman" w:eastAsia="Times New Roman" w:hAnsi="Times New Roman" w:cs="Times New Roman"/>
           <w:kern w:val="0"/>
+          <w:sz w:val="21"/>
+          <w:szCs w:val="21"/>
           <w:lang w:eastAsia="en-GB"/>
           <w14:ligatures w14:val="none"/>
         </w:rPr>
@@ -4868,6 +4937,8 @@
           <w:b/>
           <w:bCs/>
           <w:kern w:val="0"/>
+          <w:sz w:val="21"/>
+          <w:szCs w:val="21"/>
           <w:lang w:eastAsia="en-GB"/>
           <w14:ligatures w14:val="none"/>
         </w:rPr>
@@ -4877,6 +4948,8 @@
         <w:rPr>
           <w:rFonts w:ascii="Times New Roman" w:eastAsia="Times New Roman" w:hAnsi="Times New Roman" w:cs="Times New Roman"/>
           <w:kern w:val="0"/>
+          <w:sz w:val="21"/>
+          <w:szCs w:val="21"/>
           <w:lang w:eastAsia="en-GB"/>
           <w14:ligatures w14:val="none"/>
         </w:rPr>
@@ -4893,6 +4966,8 @@
         <w:rPr>
           <w:rFonts w:ascii="Times New Roman" w:eastAsia="Times New Roman" w:hAnsi="Times New Roman" w:cs="Times New Roman"/>
           <w:kern w:val="0"/>
+          <w:sz w:val="21"/>
+          <w:szCs w:val="21"/>
           <w:lang w:eastAsia="en-GB"/>
           <w14:ligatures w14:val="none"/>
         </w:rPr>
@@ -4901,6 +4976,8 @@
         <w:rPr>
           <w:rFonts w:ascii="Times New Roman" w:eastAsia="Times New Roman" w:hAnsi="Times New Roman" w:cs="Times New Roman"/>
           <w:kern w:val="0"/>
+          <w:sz w:val="21"/>
+          <w:szCs w:val="21"/>
           <w:lang w:eastAsia="en-GB"/>
           <w14:ligatures w14:val="none"/>
         </w:rPr>
@@ -4912,6 +4989,8 @@
           <w:b/>
           <w:bCs/>
           <w:kern w:val="0"/>
+          <w:sz w:val="21"/>
+          <w:szCs w:val="21"/>
           <w:lang w:eastAsia="en-GB"/>
           <w14:ligatures w14:val="none"/>
         </w:rPr>
@@ -4921,6 +5000,8 @@
         <w:rPr>
           <w:rFonts w:ascii="Times New Roman" w:eastAsia="Times New Roman" w:hAnsi="Times New Roman" w:cs="Times New Roman"/>
           <w:kern w:val="0"/>
+          <w:sz w:val="21"/>
+          <w:szCs w:val="21"/>
           <w:lang w:eastAsia="en-GB"/>
           <w14:ligatures w14:val="none"/>
         </w:rPr>
@@ -4933,6 +5014,8 @@
         <w:rPr>
           <w:rFonts w:ascii="Times New Roman" w:eastAsia="Times New Roman" w:hAnsi="Times New Roman" w:cs="Times New Roman"/>
           <w:kern w:val="0"/>
+          <w:sz w:val="21"/>
+          <w:szCs w:val="21"/>
           <w:lang w:eastAsia="en-GB"/>
           <w14:ligatures w14:val="none"/>
         </w:rPr>
@@ -4940,6 +5023,8 @@
       <w:r>
         <w:rPr>
           <w:rFonts w:ascii="Times New Roman" w:hAnsi="Times New Roman" w:cs="Times New Roman"/>
+          <w:sz w:val="21"/>
+          <w:szCs w:val="21"/>
         </w:rPr>
         <w:t xml:space="preserve">In The </w:t>
       </w:r>
@@ -4947,12 +5032,16 @@
         <w:rPr>
           <w:rStyle w:val="Strong"/>
           <w:rFonts w:ascii="Times New Roman" w:hAnsi="Times New Roman" w:cs="Times New Roman"/>
+          <w:sz w:val="21"/>
+          <w:szCs w:val="21"/>
         </w:rPr>
         <w:t>Decorator Pattern</w:t>
       </w:r>
       <w:r>
         <w:rPr>
           <w:rFonts w:ascii="Times New Roman" w:hAnsi="Times New Roman" w:cs="Times New Roman"/>
+          <w:sz w:val="21"/>
+          <w:szCs w:val="21"/>
         </w:rPr>
         <w:t xml:space="preserve">, the </w:t>
       </w:r>
@@ -4960,6 +5049,8 @@
         <w:rPr>
           <w:rStyle w:val="Strong"/>
           <w:rFonts w:ascii="Times New Roman" w:hAnsi="Times New Roman" w:cs="Times New Roman"/>
+          <w:sz w:val="21"/>
+          <w:szCs w:val="21"/>
         </w:rPr>
         <w:t xml:space="preserve">base component (like </w:t>
       </w:r>
@@ -4967,6 +5058,8 @@
         <w:rPr>
           <w:rStyle w:val="HTMLCode"/>
           <w:rFonts w:ascii="Times New Roman" w:eastAsiaTheme="majorEastAsia" w:hAnsi="Times New Roman" w:cs="Times New Roman"/>
+          <w:sz w:val="21"/>
+          <w:szCs w:val="21"/>
         </w:rPr>
         <w:t>TShirt</w:t>
       </w:r>
@@ -4974,12 +5067,16 @@
         <w:rPr>
           <w:rStyle w:val="Strong"/>
           <w:rFonts w:ascii="Times New Roman" w:hAnsi="Times New Roman" w:cs="Times New Roman"/>
+          <w:sz w:val="21"/>
+          <w:szCs w:val="21"/>
         </w:rPr>
         <w:t>) is mandatory</w:t>
       </w:r>
       <w:r>
         <w:rPr>
           <w:rFonts w:ascii="Times New Roman" w:hAnsi="Times New Roman" w:cs="Times New Roman"/>
+          <w:sz w:val="21"/>
+          <w:szCs w:val="21"/>
         </w:rPr>
         <w:t xml:space="preserve">, because decorators are designed to </w:t>
       </w:r>
@@ -4987,12 +5084,16 @@
         <w:rPr>
           <w:rStyle w:val="Strong"/>
           <w:rFonts w:ascii="Times New Roman" w:hAnsi="Times New Roman" w:cs="Times New Roman"/>
+          <w:sz w:val="21"/>
+          <w:szCs w:val="21"/>
         </w:rPr>
         <w:t>wrap around a core object</w:t>
       </w:r>
       <w:r>
         <w:rPr>
           <w:rFonts w:ascii="Times New Roman" w:hAnsi="Times New Roman" w:cs="Times New Roman"/>
+          <w:sz w:val="21"/>
+          <w:szCs w:val="21"/>
         </w:rPr>
         <w:t xml:space="preserve"> to enhance its behavior. They </w:t>
       </w:r>
@@ -5000,12 +5101,16 @@
         <w:rPr>
           <w:rStyle w:val="Strong"/>
           <w:rFonts w:ascii="Times New Roman" w:hAnsi="Times New Roman" w:cs="Times New Roman"/>
+          <w:sz w:val="21"/>
+          <w:szCs w:val="21"/>
         </w:rPr>
         <w:t>cannot exist independently</w:t>
       </w:r>
       <w:r>
         <w:rPr>
           <w:rFonts w:ascii="Times New Roman" w:hAnsi="Times New Roman" w:cs="Times New Roman"/>
+          <w:sz w:val="21"/>
+          <w:szCs w:val="21"/>
         </w:rPr>
         <w:t xml:space="preserve"> — they extend or modify the behavior of an existing component.</w:t>
       </w:r>
@@ -5019,37 +5124,24 @@
           <w:b/>
           <w:bCs/>
           <w:kern w:val="0"/>
-          <w:sz w:val="27"/>
-          <w:szCs w:val="27"/>
+          <w:sz w:val="21"/>
+          <w:szCs w:val="21"/>
           <w:lang w:eastAsia="en-GB"/>
           <w14:ligatures w14:val="none"/>
         </w:rPr>
       </w:pPr>
-      <w:r>
-        <w:rPr>
-          <w:rFonts w:ascii="Apple Color Emoji" w:eastAsia="Times New Roman" w:hAnsi="Apple Color Emoji" w:cs="Apple Color Emoji"/>
-          <w:b/>
-          <w:bCs/>
-          <w:kern w:val="0"/>
-          <w:sz w:val="27"/>
-          <w:szCs w:val="27"/>
-          <w:lang w:eastAsia="en-GB"/>
-          <w14:ligatures w14:val="none"/>
-        </w:rPr>
-        <w:t>💡</w:t>
-      </w:r>
       <w:r>
         <w:rPr>
           <w:rFonts w:ascii="Times New Roman" w:eastAsia="Times New Roman" w:hAnsi="Times New Roman" w:cs="Times New Roman"/>
           <w:b/>
           <w:bCs/>
           <w:kern w:val="0"/>
-          <w:sz w:val="27"/>
-          <w:szCs w:val="27"/>
+          <w:sz w:val="21"/>
+          <w:szCs w:val="21"/>
           <w:lang w:eastAsia="en-GB"/>
           <w14:ligatures w14:val="none"/>
         </w:rPr>
-        <w:t xml:space="preserve"> Think of it like this:</w:t>
+        <w:t>Think of it like this:</w:t>
       </w:r>
     </w:p>
     <w:p>
@@ -5058,6 +5150,8 @@
         <w:rPr>
           <w:rFonts w:ascii="Times New Roman" w:eastAsia="Times New Roman" w:hAnsi="Times New Roman" w:cs="Times New Roman"/>
           <w:kern w:val="0"/>
+          <w:sz w:val="21"/>
+          <w:szCs w:val="21"/>
           <w:lang w:eastAsia="en-GB"/>
           <w14:ligatures w14:val="none"/>
         </w:rPr>
@@ -5066,6 +5160,8 @@
         <w:rPr>
           <w:rFonts w:ascii="Times New Roman" w:eastAsia="Times New Roman" w:hAnsi="Times New Roman" w:cs="Times New Roman"/>
           <w:kern w:val="0"/>
+          <w:sz w:val="21"/>
+          <w:szCs w:val="21"/>
           <w:lang w:eastAsia="en-GB"/>
           <w14:ligatures w14:val="none"/>
         </w:rPr>
@@ -5077,6 +5173,8 @@
           <w:b/>
           <w:bCs/>
           <w:kern w:val="0"/>
+          <w:sz w:val="21"/>
+          <w:szCs w:val="21"/>
           <w:lang w:eastAsia="en-GB"/>
           <w14:ligatures w14:val="none"/>
         </w:rPr>
@@ -5086,6 +5184,8 @@
         <w:rPr>
           <w:rFonts w:ascii="Times New Roman" w:eastAsia="Times New Roman" w:hAnsi="Times New Roman" w:cs="Times New Roman"/>
           <w:kern w:val="0"/>
+          <w:sz w:val="21"/>
+          <w:szCs w:val="21"/>
           <w:lang w:eastAsia="en-GB"/>
           <w14:ligatures w14:val="none"/>
         </w:rPr>
@@ -5097,6 +5197,8 @@
           <w:b/>
           <w:bCs/>
           <w:kern w:val="0"/>
+          <w:sz w:val="21"/>
+          <w:szCs w:val="21"/>
           <w:lang w:eastAsia="en-GB"/>
           <w14:ligatures w14:val="none"/>
         </w:rPr>
@@ -5106,6 +5208,8 @@
         <w:rPr>
           <w:rFonts w:ascii="Times New Roman" w:eastAsia="Times New Roman" w:hAnsi="Times New Roman" w:cs="Times New Roman"/>
           <w:kern w:val="0"/>
+          <w:sz w:val="21"/>
+          <w:szCs w:val="21"/>
           <w:lang w:eastAsia="en-GB"/>
           <w14:ligatures w14:val="none"/>
         </w:rPr>
@@ -5117,6 +5221,8 @@
           <w:i/>
           <w:iCs/>
           <w:kern w:val="0"/>
+          <w:sz w:val="21"/>
+          <w:szCs w:val="21"/>
           <w:lang w:eastAsia="en-GB"/>
           <w14:ligatures w14:val="none"/>
         </w:rPr>
@@ -5126,6 +5232,8 @@
         <w:rPr>
           <w:rFonts w:ascii="Times New Roman" w:eastAsia="Times New Roman" w:hAnsi="Times New Roman" w:cs="Times New Roman"/>
           <w:kern w:val="0"/>
+          <w:sz w:val="21"/>
+          <w:szCs w:val="21"/>
           <w:lang w:eastAsia="en-GB"/>
           <w14:ligatures w14:val="none"/>
         </w:rPr>
@@ -5138,6 +5246,8 @@
         <w:rPr>
           <w:rFonts w:ascii="Times New Roman" w:eastAsia="Times New Roman" w:hAnsi="Times New Roman" w:cs="Times New Roman"/>
           <w:kern w:val="0"/>
+          <w:sz w:val="21"/>
+          <w:szCs w:val="21"/>
           <w:lang w:eastAsia="en-GB"/>
           <w14:ligatures w14:val="none"/>
         </w:rPr>
@@ -5146,6 +5256,8 @@
         <w:rPr>
           <w:rFonts w:ascii="Times New Roman" w:eastAsia="Times New Roman" w:hAnsi="Times New Roman" w:cs="Times New Roman"/>
           <w:kern w:val="0"/>
+          <w:sz w:val="21"/>
+          <w:szCs w:val="21"/>
           <w:lang w:eastAsia="en-GB"/>
           <w14:ligatures w14:val="none"/>
         </w:rPr>
@@ -5162,69 +5274,22 @@
         <w:rPr>
           <w:rFonts w:ascii="Times New Roman" w:eastAsia="Times New Roman" w:hAnsi="Times New Roman" w:cs="Times New Roman"/>
           <w:kern w:val="0"/>
+          <w:sz w:val="21"/>
+          <w:szCs w:val="21"/>
           <w:lang w:eastAsia="en-GB"/>
           <w14:ligatures w14:val="none"/>
         </w:rPr>
       </w:pPr>
       <w:r>
         <w:rPr>
-          <w:rFonts w:ascii="Courier New" w:eastAsia="Times New Roman" w:hAnsi="Courier New" w:cs="Courier New"/>
+          <w:rFonts w:ascii="Times New Roman" w:eastAsia="Times New Roman" w:hAnsi="Times New Roman" w:cs="Times New Roman"/>
           <w:kern w:val="0"/>
-          <w:sz w:val="20"/>
-          <w:szCs w:val="20"/>
+          <w:sz w:val="21"/>
+          <w:szCs w:val="21"/>
           <w:lang w:eastAsia="en-GB"/>
           <w14:ligatures w14:val="none"/>
         </w:rPr>
-        <w:t>GiftWrap</w:t>
-      </w:r>
-      <w:r>
-        <w:rPr>
-          <w:rFonts w:ascii="Times New Roman" w:eastAsia="Times New Roman" w:hAnsi="Times New Roman" w:cs="Times New Roman"/>
-          <w:kern w:val="0"/>
-          <w:lang w:eastAsia="en-GB"/>
-          <w14:ligatures w14:val="none"/>
-        </w:rPr>
-        <w:t xml:space="preserve">, </w:t>
-      </w:r>
-      <w:r>
-        <w:rPr>
-          <w:rFonts w:ascii="Courier New" w:eastAsia="Times New Roman" w:hAnsi="Courier New" w:cs="Courier New"/>
-          <w:kern w:val="0"/>
-          <w:sz w:val="20"/>
-          <w:szCs w:val="20"/>
-          <w:lang w:eastAsia="en-GB"/>
-          <w14:ligatures w14:val="none"/>
-        </w:rPr>
-        <w:t>ExpressDelivery</w:t>
-      </w:r>
-      <w:r>
-        <w:rPr>
-          <w:rFonts w:ascii="Times New Roman" w:eastAsia="Times New Roman" w:hAnsi="Times New Roman" w:cs="Times New Roman"/>
-          <w:kern w:val="0"/>
-          <w:lang w:eastAsia="en-GB"/>
-          <w14:ligatures w14:val="none"/>
-        </w:rPr>
-        <w:t xml:space="preserve">, and </w:t>
-      </w:r>
-      <w:r>
-        <w:rPr>
-          <w:rFonts w:ascii="Courier New" w:eastAsia="Times New Roman" w:hAnsi="Courier New" w:cs="Courier New"/>
-          <w:kern w:val="0"/>
-          <w:sz w:val="20"/>
-          <w:szCs w:val="20"/>
-          <w:lang w:eastAsia="en-GB"/>
-          <w14:ligatures w14:val="none"/>
-        </w:rPr>
-        <w:t>DiscountCoupon</w:t>
-      </w:r>
-      <w:r>
-        <w:rPr>
-          <w:rFonts w:ascii="Times New Roman" w:eastAsia="Times New Roman" w:hAnsi="Times New Roman" w:cs="Times New Roman"/>
-          <w:kern w:val="0"/>
-          <w:lang w:eastAsia="en-GB"/>
-          <w14:ligatures w14:val="none"/>
-        </w:rPr>
-        <w:t xml:space="preserve"> </w:t>
+        <w:t xml:space="preserve">GiftWrap, ExpressDelivery, and DiscountCoupon </w:t>
       </w:r>
       <w:r>
         <w:rPr>
@@ -5232,34 +5297,12 @@
           <w:b/>
           <w:bCs/>
           <w:kern w:val="0"/>
+          <w:sz w:val="21"/>
+          <w:szCs w:val="21"/>
           <w:lang w:eastAsia="en-GB"/>
           <w14:ligatures w14:val="none"/>
         </w:rPr>
-        <w:t xml:space="preserve">require a </w:t>
-      </w:r>
-      <w:r>
-        <w:rPr>
-          <w:rFonts w:ascii="Courier New" w:eastAsia="Times New Roman" w:hAnsi="Courier New" w:cs="Courier New"/>
-          <w:b/>
-          <w:bCs/>
-          <w:kern w:val="0"/>
-          <w:sz w:val="20"/>
-          <w:szCs w:val="20"/>
-          <w:lang w:eastAsia="en-GB"/>
-          <w14:ligatures w14:val="none"/>
-        </w:rPr>
-        <w:t>Product</w:t>
-      </w:r>
-      <w:r>
-        <w:rPr>
-          <w:rFonts w:ascii="Times New Roman" w:eastAsia="Times New Roman" w:hAnsi="Times New Roman" w:cs="Times New Roman"/>
-          <w:b/>
-          <w:bCs/>
-          <w:kern w:val="0"/>
-          <w:lang w:eastAsia="en-GB"/>
-          <w14:ligatures w14:val="none"/>
-        </w:rPr>
-        <w:t xml:space="preserve"> to decorate.</w:t>
+        <w:t>require a Product to decorate.</w:t>
       </w:r>
     </w:p>
     <w:p>
@@ -5272,6 +5315,8 @@
         <w:rPr>
           <w:rFonts w:ascii="Times New Roman" w:eastAsia="Times New Roman" w:hAnsi="Times New Roman" w:cs="Times New Roman"/>
           <w:kern w:val="0"/>
+          <w:sz w:val="21"/>
+          <w:szCs w:val="21"/>
           <w:lang w:eastAsia="en-GB"/>
           <w14:ligatures w14:val="none"/>
         </w:rPr>
@@ -5280,50 +5325,12 @@
         <w:rPr>
           <w:rFonts w:ascii="Times New Roman" w:eastAsia="Times New Roman" w:hAnsi="Times New Roman" w:cs="Times New Roman"/>
           <w:kern w:val="0"/>
+          <w:sz w:val="21"/>
+          <w:szCs w:val="21"/>
           <w:lang w:eastAsia="en-GB"/>
           <w14:ligatures w14:val="none"/>
         </w:rPr>
-        <w:t xml:space="preserve">If there's no </w:t>
-      </w:r>
-      <w:r>
-        <w:rPr>
-          <w:rFonts w:ascii="Courier New" w:eastAsia="Times New Roman" w:hAnsi="Courier New" w:cs="Courier New"/>
-          <w:kern w:val="0"/>
-          <w:sz w:val="20"/>
-          <w:szCs w:val="20"/>
-          <w:lang w:eastAsia="en-GB"/>
-          <w14:ligatures w14:val="none"/>
-        </w:rPr>
-        <w:t>TShirt</w:t>
-      </w:r>
-      <w:r>
-        <w:rPr>
-          <w:rFonts w:ascii="Times New Roman" w:eastAsia="Times New Roman" w:hAnsi="Times New Roman" w:cs="Times New Roman"/>
-          <w:kern w:val="0"/>
-          <w:lang w:eastAsia="en-GB"/>
-          <w14:ligatures w14:val="none"/>
-        </w:rPr>
-        <w:t xml:space="preserve"> or other </w:t>
-      </w:r>
-      <w:r>
-        <w:rPr>
-          <w:rFonts w:ascii="Courier New" w:eastAsia="Times New Roman" w:hAnsi="Courier New" w:cs="Courier New"/>
-          <w:kern w:val="0"/>
-          <w:sz w:val="20"/>
-          <w:szCs w:val="20"/>
-          <w:lang w:eastAsia="en-GB"/>
-          <w14:ligatures w14:val="none"/>
-        </w:rPr>
-        <w:t>Product</w:t>
-      </w:r>
-      <w:r>
-        <w:rPr>
-          <w:rFonts w:ascii="Times New Roman" w:eastAsia="Times New Roman" w:hAnsi="Times New Roman" w:cs="Times New Roman"/>
-          <w:kern w:val="0"/>
-          <w:lang w:eastAsia="en-GB"/>
-          <w14:ligatures w14:val="none"/>
-        </w:rPr>
-        <w:t>, then decorating doesn’t make sense.</w:t>
+        <w:t>If there's no TShirt or other Product, then decorating doesn’t make sense.</w:t>
       </w:r>
     </w:p>
     <w:sectPr>
